--- a/Lab_05.docx
+++ b/Lab_05.docx
@@ -1109,7 +1109,7 @@
           <w:r>
             <w:fldChar w:fldCharType="separate"/>
           </w:r>
-          <w:hyperlink w:anchor="_Toc225439962" w:history="1">
+          <w:hyperlink w:anchor="_Toc225441069" w:history="1">
             <w:r>
               <w:rPr>
                 <w:rStyle w:val="Hyperlink"/>
@@ -1136,7 +1136,7 @@
                 <w:noProof/>
                 <w:webHidden/>
               </w:rPr>
-              <w:instrText xml:space="preserve"> PAGEREF _Toc225439962 \h </w:instrText>
+              <w:instrText xml:space="preserve"> PAGEREF _Toc225441069 \h </w:instrText>
             </w:r>
             <w:r>
               <w:rPr>
@@ -1180,7 +1180,7 @@
               <w:sz w:val="24"/>
             </w:rPr>
           </w:pPr>
-          <w:hyperlink w:anchor="_Toc225439963" w:history="1">
+          <w:hyperlink w:anchor="_Toc225441070" w:history="1">
             <w:r>
               <w:rPr>
                 <w:rStyle w:val="Hyperlink"/>
@@ -1207,7 +1207,7 @@
                 <w:noProof/>
                 <w:webHidden/>
               </w:rPr>
-              <w:instrText xml:space="preserve"> PAGEREF _Toc225439963 \h </w:instrText>
+              <w:instrText xml:space="preserve"> PAGEREF _Toc225441070 \h </w:instrText>
             </w:r>
             <w:r>
               <w:rPr>
@@ -1251,7 +1251,7 @@
               <w:sz w:val="24"/>
             </w:rPr>
           </w:pPr>
-          <w:hyperlink w:anchor="_Toc225439964" w:history="1">
+          <w:hyperlink w:anchor="_Toc225441071" w:history="1">
             <w:r>
               <w:rPr>
                 <w:rStyle w:val="Hyperlink"/>
@@ -1278,7 +1278,7 @@
                 <w:noProof/>
                 <w:webHidden/>
               </w:rPr>
-              <w:instrText xml:space="preserve"> PAGEREF _Toc225439964 \h </w:instrText>
+              <w:instrText xml:space="preserve"> PAGEREF _Toc225441071 \h </w:instrText>
             </w:r>
             <w:r>
               <w:rPr>
@@ -1322,7 +1322,7 @@
               <w:sz w:val="24"/>
             </w:rPr>
           </w:pPr>
-          <w:hyperlink w:anchor="_Toc225439965" w:history="1">
+          <w:hyperlink w:anchor="_Toc225441072" w:history="1">
             <w:r>
               <w:rPr>
                 <w:rStyle w:val="Hyperlink"/>
@@ -1349,7 +1349,7 @@
                 <w:noProof/>
                 <w:webHidden/>
               </w:rPr>
-              <w:instrText xml:space="preserve"> PAGEREF _Toc225439965 \h </w:instrText>
+              <w:instrText xml:space="preserve"> PAGEREF _Toc225441072 \h </w:instrText>
             </w:r>
             <w:r>
               <w:rPr>
@@ -1393,7 +1393,7 @@
               <w:sz w:val="24"/>
             </w:rPr>
           </w:pPr>
-          <w:hyperlink w:anchor="_Toc225439966" w:history="1">
+          <w:hyperlink w:anchor="_Toc225441073" w:history="1">
             <w:r>
               <w:rPr>
                 <w:rStyle w:val="Hyperlink"/>
@@ -1420,7 +1420,7 @@
                 <w:noProof/>
                 <w:webHidden/>
               </w:rPr>
-              <w:instrText xml:space="preserve"> PAGEREF _Toc225439966 \h </w:instrText>
+              <w:instrText xml:space="preserve"> PAGEREF _Toc225441073 \h </w:instrText>
             </w:r>
             <w:r>
               <w:rPr>
@@ -1464,7 +1464,7 @@
               <w:sz w:val="24"/>
             </w:rPr>
           </w:pPr>
-          <w:hyperlink w:anchor="_Toc225439967" w:history="1">
+          <w:hyperlink w:anchor="_Toc225441074" w:history="1">
             <w:r>
               <w:rPr>
                 <w:rStyle w:val="Hyperlink"/>
@@ -1491,7 +1491,7 @@
                 <w:noProof/>
                 <w:webHidden/>
               </w:rPr>
-              <w:instrText xml:space="preserve"> PAGEREF _Toc225439967 \h </w:instrText>
+              <w:instrText xml:space="preserve"> PAGEREF _Toc225441074 \h </w:instrText>
             </w:r>
             <w:r>
               <w:rPr>
@@ -1511,7 +1511,7 @@
                 <w:noProof/>
                 <w:webHidden/>
               </w:rPr>
-              <w:t>4</w:t>
+              <w:t>3</w:t>
             </w:r>
             <w:r>
               <w:rPr>
@@ -1535,7 +1535,7 @@
               <w:sz w:val="24"/>
             </w:rPr>
           </w:pPr>
-          <w:hyperlink w:anchor="_Toc225439968" w:history="1">
+          <w:hyperlink w:anchor="_Toc225441075" w:history="1">
             <w:r>
               <w:rPr>
                 <w:rStyle w:val="Hyperlink"/>
@@ -1562,7 +1562,7 @@
                 <w:noProof/>
                 <w:webHidden/>
               </w:rPr>
-              <w:instrText xml:space="preserve"> PAGEREF _Toc225439968 \h </w:instrText>
+              <w:instrText xml:space="preserve"> PAGEREF _Toc225441075 \h </w:instrText>
             </w:r>
             <w:r>
               <w:rPr>
@@ -1582,7 +1582,7 @@
                 <w:noProof/>
                 <w:webHidden/>
               </w:rPr>
-              <w:t>4</w:t>
+              <w:t>3</w:t>
             </w:r>
             <w:r>
               <w:rPr>
@@ -1606,7 +1606,7 @@
               <w:sz w:val="24"/>
             </w:rPr>
           </w:pPr>
-          <w:hyperlink w:anchor="_Toc225439969" w:history="1">
+          <w:hyperlink w:anchor="_Toc225441076" w:history="1">
             <w:r>
               <w:rPr>
                 <w:rStyle w:val="Hyperlink"/>
@@ -1633,7 +1633,7 @@
                 <w:noProof/>
                 <w:webHidden/>
               </w:rPr>
-              <w:instrText xml:space="preserve"> PAGEREF _Toc225439969 \h </w:instrText>
+              <w:instrText xml:space="preserve"> PAGEREF _Toc225441076 \h </w:instrText>
             </w:r>
             <w:r>
               <w:rPr>
@@ -1653,7 +1653,7 @@
                 <w:noProof/>
                 <w:webHidden/>
               </w:rPr>
-              <w:t>4</w:t>
+              <w:t>3</w:t>
             </w:r>
             <w:r>
               <w:rPr>
@@ -1677,7 +1677,7 @@
               <w:sz w:val="24"/>
             </w:rPr>
           </w:pPr>
-          <w:hyperlink w:anchor="_Toc225439970" w:history="1">
+          <w:hyperlink w:anchor="_Toc225441077" w:history="1">
             <w:r>
               <w:rPr>
                 <w:rStyle w:val="Hyperlink"/>
@@ -1704,7 +1704,7 @@
                 <w:noProof/>
                 <w:webHidden/>
               </w:rPr>
-              <w:instrText xml:space="preserve"> PAGEREF _Toc225439970 \h </w:instrText>
+              <w:instrText xml:space="preserve"> PAGEREF _Toc225441077 \h </w:instrText>
             </w:r>
             <w:r>
               <w:rPr>
@@ -1748,7 +1748,7 @@
               <w:sz w:val="24"/>
             </w:rPr>
           </w:pPr>
-          <w:hyperlink w:anchor="_Toc225439971" w:history="1">
+          <w:hyperlink w:anchor="_Toc225441078" w:history="1">
             <w:r>
               <w:rPr>
                 <w:rStyle w:val="Hyperlink"/>
@@ -1775,7 +1775,7 @@
                 <w:noProof/>
                 <w:webHidden/>
               </w:rPr>
-              <w:instrText xml:space="preserve"> PAGEREF _Toc225439971 \h </w:instrText>
+              <w:instrText xml:space="preserve"> PAGEREF _Toc225441078 \h </w:instrText>
             </w:r>
             <w:r>
               <w:rPr>
@@ -1819,7 +1819,7 @@
               <w:sz w:val="24"/>
             </w:rPr>
           </w:pPr>
-          <w:hyperlink w:anchor="_Toc225439972" w:history="1">
+          <w:hyperlink w:anchor="_Toc225441079" w:history="1">
             <w:r>
               <w:rPr>
                 <w:rStyle w:val="Hyperlink"/>
@@ -1846,7 +1846,7 @@
                 <w:noProof/>
                 <w:webHidden/>
               </w:rPr>
-              <w:instrText xml:space="preserve"> PAGEREF _Toc225439972 \h </w:instrText>
+              <w:instrText xml:space="preserve"> PAGEREF _Toc225441079 \h </w:instrText>
             </w:r>
             <w:r>
               <w:rPr>
@@ -1890,7 +1890,7 @@
               <w:sz w:val="24"/>
             </w:rPr>
           </w:pPr>
-          <w:hyperlink w:anchor="_Toc225439973" w:history="1">
+          <w:hyperlink w:anchor="_Toc225441080" w:history="1">
             <w:r>
               <w:rPr>
                 <w:rStyle w:val="Hyperlink"/>
@@ -1917,7 +1917,7 @@
                 <w:noProof/>
                 <w:webHidden/>
               </w:rPr>
-              <w:instrText xml:space="preserve"> PAGEREF _Toc225439973 \h </w:instrText>
+              <w:instrText xml:space="preserve"> PAGEREF _Toc225441080 \h </w:instrText>
             </w:r>
             <w:r>
               <w:rPr>
@@ -1961,7 +1961,7 @@
               <w:sz w:val="24"/>
             </w:rPr>
           </w:pPr>
-          <w:hyperlink w:anchor="_Toc225439974" w:history="1">
+          <w:hyperlink w:anchor="_Toc225441081" w:history="1">
             <w:r>
               <w:rPr>
                 <w:rStyle w:val="Hyperlink"/>
@@ -1988,7 +1988,7 @@
                 <w:noProof/>
                 <w:webHidden/>
               </w:rPr>
-              <w:instrText xml:space="preserve"> PAGEREF _Toc225439974 \h </w:instrText>
+              <w:instrText xml:space="preserve"> PAGEREF _Toc225441081 \h </w:instrText>
             </w:r>
             <w:r>
               <w:rPr>
@@ -2032,7 +2032,7 @@
               <w:sz w:val="24"/>
             </w:rPr>
           </w:pPr>
-          <w:hyperlink w:anchor="_Toc225439975" w:history="1">
+          <w:hyperlink w:anchor="_Toc225441082" w:history="1">
             <w:r>
               <w:rPr>
                 <w:rStyle w:val="Hyperlink"/>
@@ -2059,7 +2059,7 @@
                 <w:noProof/>
                 <w:webHidden/>
               </w:rPr>
-              <w:instrText xml:space="preserve"> PAGEREF _Toc225439975 \h </w:instrText>
+              <w:instrText xml:space="preserve"> PAGEREF _Toc225441082 \h </w:instrText>
             </w:r>
             <w:r>
               <w:rPr>
@@ -2097,10 +2097,13 @@
               <w:tab w:val="right" w:leader="dot" w:pos="9350"/>
             </w:tabs>
             <w:rPr>
+              <w:rFonts w:asciiTheme="minorHAnsi" w:eastAsiaTheme="minorEastAsia" w:hAnsiTheme="minorHAnsi" w:cstheme="minorBidi"/>
               <w:noProof/>
+              <w:color w:val="auto"/>
+              <w:sz w:val="24"/>
             </w:rPr>
           </w:pPr>
-          <w:hyperlink w:anchor="_Toc225439976" w:history="1">
+          <w:hyperlink w:anchor="_Toc225441083" w:history="1">
             <w:r>
               <w:rPr>
                 <w:rStyle w:val="Hyperlink"/>
@@ -2127,7 +2130,7 @@
                 <w:noProof/>
                 <w:webHidden/>
               </w:rPr>
-              <w:instrText xml:space="preserve"> PAGEREF _Toc225439976 \h </w:instrText>
+              <w:instrText xml:space="preserve"> PAGEREF _Toc225441083 \h </w:instrText>
             </w:r>
             <w:r>
               <w:rPr>
@@ -2165,10 +2168,13 @@
               <w:tab w:val="right" w:leader="dot" w:pos="9350"/>
             </w:tabs>
             <w:rPr>
+              <w:rFonts w:asciiTheme="minorHAnsi" w:eastAsiaTheme="minorEastAsia" w:hAnsiTheme="minorHAnsi" w:cstheme="minorBidi"/>
               <w:noProof/>
+              <w:color w:val="auto"/>
+              <w:sz w:val="24"/>
             </w:rPr>
           </w:pPr>
-          <w:hyperlink w:anchor="_Toc225439977" w:history="1">
+          <w:hyperlink w:anchor="_Toc225441084" w:history="1">
             <w:r>
               <w:rPr>
                 <w:rStyle w:val="Hyperlink"/>
@@ -2195,7 +2201,7 @@
                 <w:noProof/>
                 <w:webHidden/>
               </w:rPr>
-              <w:instrText xml:space="preserve"> PAGEREF _Toc225439977 \h </w:instrText>
+              <w:instrText xml:space="preserve"> PAGEREF _Toc225441084 \h </w:instrText>
             </w:r>
             <w:r>
               <w:rPr>
@@ -2239,7 +2245,7 @@
               <w:sz w:val="24"/>
             </w:rPr>
           </w:pPr>
-          <w:hyperlink w:anchor="_Toc225439978" w:history="1">
+          <w:hyperlink w:anchor="_Toc225441085" w:history="1">
             <w:r>
               <w:rPr>
                 <w:rStyle w:val="Hyperlink"/>
@@ -2266,7 +2272,7 @@
                 <w:noProof/>
                 <w:webHidden/>
               </w:rPr>
-              <w:instrText xml:space="preserve"> PAGEREF _Toc225439978 \h </w:instrText>
+              <w:instrText xml:space="preserve"> PAGEREF _Toc225441085 \h </w:instrText>
             </w:r>
             <w:r>
               <w:rPr>
@@ -2310,7 +2316,7 @@
               <w:sz w:val="24"/>
             </w:rPr>
           </w:pPr>
-          <w:hyperlink w:anchor="_Toc225439979" w:history="1">
+          <w:hyperlink w:anchor="_Toc225441086" w:history="1">
             <w:r>
               <w:rPr>
                 <w:rStyle w:val="Hyperlink"/>
@@ -2337,7 +2343,7 @@
                 <w:noProof/>
                 <w:webHidden/>
               </w:rPr>
-              <w:instrText xml:space="preserve"> PAGEREF _Toc225439979 \h </w:instrText>
+              <w:instrText xml:space="preserve"> PAGEREF _Toc225441086 \h </w:instrText>
             </w:r>
             <w:r>
               <w:rPr>
@@ -2357,7 +2363,7 @@
                 <w:noProof/>
                 <w:webHidden/>
               </w:rPr>
-              <w:t>4</w:t>
+              <w:t>5</w:t>
             </w:r>
             <w:r>
               <w:rPr>
@@ -2395,7 +2401,7 @@
         <w:pStyle w:val="Heading1"/>
         <w:jc w:val="center"/>
       </w:pPr>
-      <w:bookmarkStart w:id="0" w:name="_Toc225439962"/>
+      <w:bookmarkStart w:id="0" w:name="_Toc225441069"/>
       <w:r>
         <w:lastRenderedPageBreak/>
         <w:t>Summary of Work</w:t>
@@ -2404,36 +2410,9 @@
     </w:p>
     <w:p>
       <w:pPr>
-        <w:rPr>
-          <w:lang w:eastAsia="en-US"/>
-        </w:rPr>
-      </w:pPr>
-      <w:r>
-        <w:rPr>
-          <w:lang w:eastAsia="en-US"/>
-        </w:rPr>
-        <w:t>o What tasks/milestones have been finished</w:t>
-      </w:r>
-      <w:r>
-        <w:rPr>
-          <w:lang w:eastAsia="en-US"/>
-        </w:rPr>
-        <w:br/>
-        <w:t>o Demonstrations, screenshots, or code samples</w:t>
-      </w:r>
-      <w:r>
-        <w:rPr>
-          <w:lang w:eastAsia="en-US"/>
-        </w:rPr>
-        <w:br/>
-        <w:t>o Key accomplishments since last report</w:t>
-      </w:r>
-    </w:p>
-    <w:p>
-      <w:pPr>
         <w:pStyle w:val="Heading2"/>
       </w:pPr>
-      <w:bookmarkStart w:id="1" w:name="_Toc225439963"/>
+      <w:bookmarkStart w:id="1" w:name="_Toc225441070"/>
       <w:r>
         <w:t>Tasks / Milestones</w:t>
       </w:r>
@@ -2441,9 +2420,45 @@
     </w:p>
     <w:p>
       <w:pPr>
+        <w:pStyle w:val="ListParagraph"/>
+        <w:numPr>
+          <w:ilvl w:val="0"/>
+          <w:numId w:val="3"/>
+        </w:numPr>
+      </w:pPr>
+      <w:r>
+        <w:t>System design</w:t>
+      </w:r>
+    </w:p>
+    <w:p>
+      <w:pPr>
+        <w:pStyle w:val="ListParagraph"/>
+        <w:numPr>
+          <w:ilvl w:val="0"/>
+          <w:numId w:val="3"/>
+        </w:numPr>
+      </w:pPr>
+      <w:r>
+        <w:t>Basic System design</w:t>
+      </w:r>
+    </w:p>
+    <w:p>
+      <w:pPr>
+        <w:pStyle w:val="ListParagraph"/>
+        <w:numPr>
+          <w:ilvl w:val="0"/>
+          <w:numId w:val="3"/>
+        </w:numPr>
+      </w:pPr>
+      <w:r>
+        <w:t>Report</w:t>
+      </w:r>
+    </w:p>
+    <w:p>
+      <w:pPr>
         <w:pStyle w:val="Heading2"/>
       </w:pPr>
-      <w:bookmarkStart w:id="2" w:name="_Toc225439964"/>
+      <w:bookmarkStart w:id="2" w:name="_Toc225441071"/>
       <w:r>
         <w:t>Code samples / details</w:t>
       </w:r>
@@ -2451,20 +2466,59 @@
     </w:p>
     <w:p>
       <w:pPr>
+        <w:pStyle w:val="ListParagraph"/>
+        <w:numPr>
+          <w:ilvl w:val="0"/>
+          <w:numId w:val="3"/>
+        </w:numPr>
+      </w:pPr>
+      <w:r>
+        <w:t>Add screenshots and explanations of code screenshots</w:t>
+      </w:r>
+    </w:p>
+    <w:p>
+      <w:pPr>
         <w:pStyle w:val="Heading2"/>
       </w:pPr>
-      <w:bookmarkStart w:id="3" w:name="_Toc225439965"/>
+      <w:bookmarkStart w:id="3" w:name="_Toc225441072"/>
       <w:r>
         <w:t>Accomplishments</w:t>
       </w:r>
       <w:bookmarkEnd w:id="3"/>
+    </w:p>
+    <w:p>
+      <w:pPr>
+        <w:pStyle w:val="ListParagraph"/>
+        <w:numPr>
+          <w:ilvl w:val="0"/>
+          <w:numId w:val="2"/>
+        </w:numPr>
+      </w:pPr>
+      <w:r>
+        <w:t>System design</w:t>
+      </w:r>
+    </w:p>
+    <w:p>
+      <w:pPr>
+        <w:pStyle w:val="ListParagraph"/>
+        <w:numPr>
+          <w:ilvl w:val="0"/>
+          <w:numId w:val="2"/>
+        </w:numPr>
+      </w:pPr>
+      <w:r>
+        <w:t>Basic System design</w:t>
+      </w:r>
+      <w:r>
+        <w:t xml:space="preserve"> / further system design</w:t>
+      </w:r>
     </w:p>
     <w:p>
       <w:pPr>
         <w:pStyle w:val="Heading1"/>
         <w:jc w:val="center"/>
       </w:pPr>
-      <w:bookmarkStart w:id="4" w:name="_Toc225439966"/>
+      <w:bookmarkStart w:id="4" w:name="_Toc225441073"/>
       <w:r>
         <w:t>Work In Progress</w:t>
       </w:r>
@@ -2472,46 +2526,73 @@
     </w:p>
     <w:p>
       <w:pPr>
-        <w:rPr>
-          <w:lang w:eastAsia="en-US"/>
-        </w:rPr>
-      </w:pPr>
-      <w:r>
-        <w:rPr>
-          <w:lang w:eastAsia="en-US"/>
-        </w:rPr>
-        <w:t>o Current tasks being developed</w:t>
-      </w:r>
-      <w:r>
-        <w:rPr>
-          <w:lang w:eastAsia="en-US"/>
-        </w:rPr>
-        <w:br/>
-        <w:t>o Parts of the system you are building/testing</w:t>
-      </w:r>
-      <w:r>
-        <w:rPr>
-          <w:lang w:eastAsia="en-US"/>
-        </w:rPr>
-        <w:br/>
-        <w:t>o Any updates or design decisions</w:t>
-      </w:r>
-    </w:p>
-    <w:p>
-      <w:pPr>
         <w:pStyle w:val="Heading2"/>
       </w:pPr>
-      <w:bookmarkStart w:id="5" w:name="_Toc225439967"/>
-      <w:r>
-        <w:t>Current Tasks</w:t>
+      <w:bookmarkStart w:id="5" w:name="_Toc225441074"/>
+      <w:r>
+        <w:t>C</w:t>
+      </w:r>
+      <w:r>
+        <w:t>urrent Tasks</w:t>
       </w:r>
       <w:bookmarkEnd w:id="5"/>
     </w:p>
     <w:p>
       <w:pPr>
+        <w:pStyle w:val="ListParagraph"/>
+        <w:numPr>
+          <w:ilvl w:val="0"/>
+          <w:numId w:val="4"/>
+        </w:numPr>
+      </w:pPr>
+      <w:r>
+        <w:t xml:space="preserve">Which parts of the system is being done. </w:t>
+      </w:r>
+    </w:p>
+    <w:p>
+      <w:pPr>
+        <w:pStyle w:val="ListParagraph"/>
+        <w:numPr>
+          <w:ilvl w:val="0"/>
+          <w:numId w:val="4"/>
+        </w:numPr>
+      </w:pPr>
+      <w:r>
+        <w:t>Who’s doing what</w:t>
+      </w:r>
+    </w:p>
+    <w:p>
+      <w:pPr>
+        <w:pStyle w:val="ListParagraph"/>
+        <w:numPr>
+          <w:ilvl w:val="0"/>
+          <w:numId w:val="4"/>
+        </w:numPr>
+      </w:pPr>
+      <w:r>
+        <w:t>Timeline</w:t>
+      </w:r>
+    </w:p>
+    <w:p>
+      <w:pPr>
+        <w:pStyle w:val="ListParagraph"/>
+        <w:numPr>
+          <w:ilvl w:val="0"/>
+          <w:numId w:val="4"/>
+        </w:numPr>
+      </w:pPr>
+      <w:r>
+        <w:t>Start dat</w:t>
+      </w:r>
+      <w:r>
+        <w:t>e</w:t>
+      </w:r>
+    </w:p>
+    <w:p>
+      <w:pPr>
         <w:pStyle w:val="Heading2"/>
       </w:pPr>
-      <w:bookmarkStart w:id="6" w:name="_Toc225439968"/>
+      <w:bookmarkStart w:id="6" w:name="_Toc225441075"/>
       <w:r>
         <w:t>Current Testing sections</w:t>
       </w:r>
@@ -2519,15 +2600,87 @@
     </w:p>
     <w:p>
       <w:pPr>
+        <w:pStyle w:val="ListParagraph"/>
+        <w:numPr>
+          <w:ilvl w:val="0"/>
+          <w:numId w:val="5"/>
+        </w:numPr>
+      </w:pPr>
+      <w:r>
+        <w:t>Which parts of the system is being tested.</w:t>
+      </w:r>
+    </w:p>
+    <w:p>
+      <w:pPr>
+        <w:pStyle w:val="ListParagraph"/>
+        <w:numPr>
+          <w:ilvl w:val="0"/>
+          <w:numId w:val="5"/>
+        </w:numPr>
+      </w:pPr>
+      <w:r>
+        <w:t>Who’s doing it</w:t>
+      </w:r>
+    </w:p>
+    <w:p>
+      <w:pPr>
+        <w:pStyle w:val="ListParagraph"/>
+        <w:numPr>
+          <w:ilvl w:val="0"/>
+          <w:numId w:val="5"/>
+        </w:numPr>
+      </w:pPr>
+      <w:r>
+        <w:t>Timeline</w:t>
+      </w:r>
+    </w:p>
+    <w:p>
+      <w:pPr>
+        <w:pStyle w:val="ListParagraph"/>
+        <w:numPr>
+          <w:ilvl w:val="0"/>
+          <w:numId w:val="5"/>
+        </w:numPr>
+      </w:pPr>
+      <w:r>
+        <w:t>Start date</w:t>
+      </w:r>
+    </w:p>
+    <w:p>
+      <w:pPr>
         <w:pStyle w:val="Heading2"/>
       </w:pPr>
-      <w:bookmarkStart w:id="7" w:name="_Toc225439969"/>
+      <w:bookmarkStart w:id="7" w:name="_Toc225441076"/>
       <w:r>
         <w:t>Changes to Design</w:t>
       </w:r>
       <w:bookmarkEnd w:id="7"/>
       <w:r>
         <w:t xml:space="preserve"> </w:t>
+      </w:r>
+    </w:p>
+    <w:p>
+      <w:pPr>
+        <w:pStyle w:val="ListParagraph"/>
+        <w:numPr>
+          <w:ilvl w:val="0"/>
+          <w:numId w:val="6"/>
+        </w:numPr>
+      </w:pPr>
+      <w:r>
+        <w:t xml:space="preserve">Updates to system design. </w:t>
+      </w:r>
+    </w:p>
+    <w:p>
+      <w:pPr>
+        <w:pStyle w:val="ListParagraph"/>
+        <w:numPr>
+          <w:ilvl w:val="0"/>
+          <w:numId w:val="6"/>
+        </w:numPr>
+      </w:pPr>
+      <w:r>
+        <w:t>Read me changes</w:t>
       </w:r>
     </w:p>
     <w:p>
@@ -2535,37 +2688,18 @@
         <w:pStyle w:val="Heading1"/>
         <w:jc w:val="center"/>
       </w:pPr>
-      <w:bookmarkStart w:id="8" w:name="_Toc225439970"/>
-      <w:r>
+      <w:bookmarkStart w:id="8" w:name="_Toc225441077"/>
+      <w:r>
+        <w:lastRenderedPageBreak/>
         <w:t>Next Steps</w:t>
       </w:r>
       <w:bookmarkEnd w:id="8"/>
     </w:p>
     <w:p>
       <w:pPr>
-        <w:rPr>
-          <w:lang w:eastAsia="en-US"/>
-        </w:rPr>
-      </w:pPr>
-      <w:r>
-        <w:rPr>
-          <w:lang w:eastAsia="en-US"/>
-        </w:rPr>
-        <w:t>o What you plan to do before the next checkpoint</w:t>
-      </w:r>
-      <w:r>
-        <w:rPr>
-          <w:lang w:eastAsia="en-US"/>
-        </w:rPr>
-        <w:br/>
-        <w:t>o Upcoming features, fixes, or deliverables</w:t>
-      </w:r>
-    </w:p>
-    <w:p>
-      <w:pPr>
         <w:pStyle w:val="Heading2"/>
       </w:pPr>
-      <w:bookmarkStart w:id="9" w:name="_Toc225439971"/>
+      <w:bookmarkStart w:id="9" w:name="_Toc225441078"/>
       <w:r>
         <w:t>Upcoming Features</w:t>
       </w:r>
@@ -2573,9 +2707,45 @@
     </w:p>
     <w:p>
       <w:pPr>
+        <w:pStyle w:val="ListParagraph"/>
+        <w:numPr>
+          <w:ilvl w:val="0"/>
+          <w:numId w:val="7"/>
+        </w:numPr>
+      </w:pPr>
+      <w:r>
+        <w:t>Next features being added to the program after current regroup</w:t>
+      </w:r>
+    </w:p>
+    <w:p>
+      <w:pPr>
+        <w:pStyle w:val="ListParagraph"/>
+        <w:numPr>
+          <w:ilvl w:val="0"/>
+          <w:numId w:val="7"/>
+        </w:numPr>
+      </w:pPr>
+      <w:r>
+        <w:t>Features being finalized or added</w:t>
+      </w:r>
+    </w:p>
+    <w:p>
+      <w:pPr>
+        <w:pStyle w:val="ListParagraph"/>
+        <w:numPr>
+          <w:ilvl w:val="0"/>
+          <w:numId w:val="7"/>
+        </w:numPr>
+      </w:pPr>
+      <w:r>
+        <w:t>End date estimations</w:t>
+      </w:r>
+    </w:p>
+    <w:p>
+      <w:pPr>
         <w:pStyle w:val="Heading2"/>
       </w:pPr>
-      <w:bookmarkStart w:id="10" w:name="_Toc225439972"/>
+      <w:bookmarkStart w:id="10" w:name="_Toc225441079"/>
       <w:r>
         <w:t>Updates / Fixes</w:t>
       </w:r>
@@ -2583,9 +2753,45 @@
     </w:p>
     <w:p>
       <w:pPr>
+        <w:pStyle w:val="ListParagraph"/>
+        <w:numPr>
+          <w:ilvl w:val="0"/>
+          <w:numId w:val="8"/>
+        </w:numPr>
+      </w:pPr>
+      <w:r>
+        <w:t>Like features but for testing</w:t>
+      </w:r>
+    </w:p>
+    <w:p>
+      <w:pPr>
+        <w:pStyle w:val="ListParagraph"/>
+        <w:numPr>
+          <w:ilvl w:val="0"/>
+          <w:numId w:val="8"/>
+        </w:numPr>
+      </w:pPr>
+      <w:r>
+        <w:t>Testing being started for certain sections of the program</w:t>
+      </w:r>
+    </w:p>
+    <w:p>
+      <w:pPr>
+        <w:pStyle w:val="ListParagraph"/>
+        <w:numPr>
+          <w:ilvl w:val="0"/>
+          <w:numId w:val="8"/>
+        </w:numPr>
+      </w:pPr>
+      <w:r>
+        <w:t>End date estimations for the testing</w:t>
+      </w:r>
+    </w:p>
+    <w:p>
+      <w:pPr>
         <w:pStyle w:val="Heading2"/>
       </w:pPr>
-      <w:bookmarkStart w:id="11" w:name="_Toc225439973"/>
+      <w:bookmarkStart w:id="11" w:name="_Toc225441080"/>
       <w:r>
         <w:t>Development Plan</w:t>
       </w:r>
@@ -2596,7 +2802,7 @@
         <w:pStyle w:val="Heading1"/>
         <w:jc w:val="center"/>
       </w:pPr>
-      <w:bookmarkStart w:id="12" w:name="_Toc225439974"/>
+      <w:bookmarkStart w:id="12" w:name="_Toc225441081"/>
       <w:r>
         <w:t>Issues, Risks, or Challenges</w:t>
       </w:r>
@@ -2604,100 +2810,237 @@
     </w:p>
     <w:p>
       <w:pPr>
-        <w:rPr>
-          <w:lang w:eastAsia="en-US"/>
-        </w:rPr>
-      </w:pPr>
-      <w:r>
-        <w:rPr>
-          <w:lang w:eastAsia="en-US"/>
-        </w:rPr>
-        <w:t>o Any blockers slowing progress</w:t>
-      </w:r>
-      <w:r>
-        <w:rPr>
-          <w:lang w:eastAsia="en-US"/>
-        </w:rPr>
-        <w:br/>
-        <w:t xml:space="preserve">o </w:t>
-      </w:r>
-      <w:r>
-        <w:rPr>
-          <w:lang w:eastAsia="en-US"/>
-        </w:rPr>
-        <w:t>technical</w:t>
-      </w:r>
-      <w:r>
-        <w:rPr>
-          <w:lang w:eastAsia="en-US"/>
-        </w:rPr>
-        <w:t xml:space="preserve"> difficulties</w:t>
-      </w:r>
-      <w:r>
-        <w:rPr>
-          <w:lang w:eastAsia="en-US"/>
-        </w:rPr>
-        <w:br/>
-        <w:t>o Missing information or dependencies</w:t>
-      </w:r>
-      <w:r>
-        <w:rPr>
-          <w:lang w:eastAsia="en-US"/>
-        </w:rPr>
-        <w:br/>
-        <w:t>o What support you may need</w:t>
-      </w:r>
-    </w:p>
-    <w:p>
-      <w:pPr>
         <w:pStyle w:val="Heading2"/>
       </w:pPr>
-      <w:bookmarkStart w:id="13" w:name="_Toc225439975"/>
+      <w:bookmarkStart w:id="13" w:name="_Toc225441082"/>
+      <w:r>
+        <w:t>Roadblocks</w:t>
+      </w:r>
+      <w:bookmarkEnd w:id="13"/>
+    </w:p>
+    <w:p>
+      <w:pPr>
+        <w:pStyle w:val="Heading3"/>
+      </w:pPr>
+      <w:bookmarkStart w:id="14" w:name="_Toc225441083"/>
+      <w:r>
+        <w:t>Programmatic Delays</w:t>
+      </w:r>
+      <w:bookmarkEnd w:id="14"/>
+    </w:p>
+    <w:p>
+      <w:pPr>
+        <w:pStyle w:val="ListParagraph"/>
+        <w:numPr>
+          <w:ilvl w:val="0"/>
+          <w:numId w:val="9"/>
+        </w:numPr>
+      </w:pPr>
+      <w:r>
+        <w:t>Programmatic delays.</w:t>
+      </w:r>
+    </w:p>
+    <w:p>
+      <w:pPr>
+        <w:pStyle w:val="ListParagraph"/>
+        <w:numPr>
+          <w:ilvl w:val="0"/>
+          <w:numId w:val="9"/>
+        </w:numPr>
+      </w:pPr>
+      <w:r>
+        <w:t>Syntax delays</w:t>
+      </w:r>
+    </w:p>
+    <w:p>
+      <w:pPr>
+        <w:pStyle w:val="ListParagraph"/>
+        <w:numPr>
+          <w:ilvl w:val="0"/>
+          <w:numId w:val="9"/>
+        </w:numPr>
+      </w:pPr>
+      <w:r>
+        <w:t>Runtime errors</w:t>
+      </w:r>
+    </w:p>
+    <w:p>
+      <w:pPr>
+        <w:pStyle w:val="ListParagraph"/>
+        <w:numPr>
+          <w:ilvl w:val="0"/>
+          <w:numId w:val="9"/>
+        </w:numPr>
+      </w:pPr>
+      <w:r>
+        <w:t>Anything to do with programmatic issues or faults</w:t>
+      </w:r>
+    </w:p>
+    <w:p>
+      <w:pPr>
+        <w:pStyle w:val="ListParagraph"/>
+        <w:numPr>
+          <w:ilvl w:val="0"/>
+          <w:numId w:val="9"/>
+        </w:numPr>
+      </w:pPr>
+      <w:r>
+        <w:t>Found in the creation / design sections</w:t>
+      </w:r>
+    </w:p>
+    <w:p>
+      <w:pPr>
+        <w:pStyle w:val="ListParagraph"/>
+        <w:numPr>
+          <w:ilvl w:val="0"/>
+          <w:numId w:val="9"/>
+        </w:numPr>
+      </w:pPr>
+      <w:r>
+        <w:t>Logical flow errors</w:t>
+      </w:r>
+    </w:p>
+    <w:p>
+      <w:pPr>
+        <w:pStyle w:val="ListParagraph"/>
+        <w:numPr>
+          <w:ilvl w:val="0"/>
+          <w:numId w:val="9"/>
+        </w:numPr>
+      </w:pPr>
+      <w:r>
+        <w:t>Internal programmatic errors</w:t>
+      </w:r>
+    </w:p>
+    <w:p>
+      <w:pPr>
+        <w:pStyle w:val="Heading3"/>
+      </w:pPr>
+      <w:bookmarkStart w:id="15" w:name="_Toc225441084"/>
+      <w:r>
+        <w:t>Non-Programmatic Delays</w:t>
+      </w:r>
+      <w:bookmarkEnd w:id="15"/>
+    </w:p>
+    <w:p>
+      <w:pPr>
+        <w:pStyle w:val="ListParagraph"/>
+        <w:numPr>
+          <w:ilvl w:val="0"/>
+          <w:numId w:val="10"/>
+        </w:numPr>
+      </w:pPr>
+      <w:r>
+        <w:t xml:space="preserve">Errors with user experience. </w:t>
+      </w:r>
+    </w:p>
+    <w:p>
+      <w:pPr>
+        <w:pStyle w:val="ListParagraph"/>
+        <w:numPr>
+          <w:ilvl w:val="0"/>
+          <w:numId w:val="10"/>
+        </w:numPr>
+      </w:pPr>
+      <w:r>
+        <w:t>Feel of the system</w:t>
+      </w:r>
+    </w:p>
+    <w:p>
+      <w:pPr>
+        <w:pStyle w:val="ListParagraph"/>
+        <w:numPr>
+          <w:ilvl w:val="0"/>
+          <w:numId w:val="10"/>
+        </w:numPr>
+      </w:pPr>
+      <w:r>
+        <w:t>Nonsystem items that effect the ability of the system ability to function. External environment</w:t>
+      </w:r>
+    </w:p>
+    <w:p>
+      <w:pPr>
+        <w:pStyle w:val="Heading2"/>
+      </w:pPr>
+      <w:bookmarkStart w:id="16" w:name="_Toc225441085"/>
+      <w:r>
+        <w:t>Dependencies</w:t>
+      </w:r>
+      <w:bookmarkEnd w:id="16"/>
+    </w:p>
+    <w:p>
+      <w:pPr>
+        <w:pStyle w:val="ListParagraph"/>
+        <w:numPr>
+          <w:ilvl w:val="0"/>
+          <w:numId w:val="12"/>
+        </w:numPr>
+      </w:pPr>
+      <w:r>
+        <w:t>External libraries needed to run program</w:t>
+      </w:r>
+    </w:p>
+    <w:p>
+      <w:pPr>
+        <w:pStyle w:val="ListParagraph"/>
+        <w:numPr>
+          <w:ilvl w:val="0"/>
+          <w:numId w:val="12"/>
+        </w:numPr>
+      </w:pPr>
+      <w:r>
+        <w:t>Programming languages used</w:t>
+      </w:r>
+    </w:p>
+    <w:p>
+      <w:pPr>
+        <w:pStyle w:val="ListParagraph"/>
+        <w:numPr>
+          <w:ilvl w:val="0"/>
+          <w:numId w:val="12"/>
+        </w:numPr>
+      </w:pPr>
       <w:r>
         <w:lastRenderedPageBreak/>
-        <w:t>Roadblocks</w:t>
-      </w:r>
-      <w:bookmarkEnd w:id="13"/>
-    </w:p>
-    <w:p>
-      <w:pPr>
-        <w:pStyle w:val="Heading3"/>
-      </w:pPr>
-      <w:bookmarkStart w:id="14" w:name="_Toc225439976"/>
-      <w:r>
-        <w:t>Programmatic Delays</w:t>
-      </w:r>
-      <w:bookmarkEnd w:id="14"/>
-    </w:p>
-    <w:p>
-      <w:pPr>
-        <w:pStyle w:val="Heading3"/>
-      </w:pPr>
-      <w:bookmarkStart w:id="15" w:name="_Toc225439977"/>
-      <w:r>
-        <w:t>Non-Programmatic Delays</w:t>
-      </w:r>
-      <w:bookmarkEnd w:id="15"/>
+        <w:t xml:space="preserve">Database server </w:t>
+      </w:r>
+      <w:r>
+        <w:t>and queries</w:t>
+      </w:r>
+    </w:p>
+    <w:p>
+      <w:pPr>
+        <w:pStyle w:val="ListParagraph"/>
+        <w:numPr>
+          <w:ilvl w:val="0"/>
+          <w:numId w:val="12"/>
+        </w:numPr>
+      </w:pPr>
+      <w:r>
+        <w:t>Hashing system</w:t>
+      </w:r>
     </w:p>
     <w:p>
       <w:pPr>
         <w:pStyle w:val="Heading2"/>
       </w:pPr>
-      <w:bookmarkStart w:id="16" w:name="_Toc225439978"/>
-      <w:r>
-        <w:t>Dependencies</w:t>
-      </w:r>
-      <w:bookmarkEnd w:id="16"/>
-    </w:p>
-    <w:p>
-      <w:pPr>
-        <w:pStyle w:val="Heading2"/>
-      </w:pPr>
-      <w:bookmarkStart w:id="17" w:name="_Toc225439979"/>
+      <w:bookmarkStart w:id="17" w:name="_Toc225441086"/>
       <w:r>
         <w:t>Support Needs</w:t>
       </w:r>
       <w:bookmarkEnd w:id="17"/>
+    </w:p>
+    <w:p>
+      <w:pPr>
+        <w:pStyle w:val="ListParagraph"/>
+        <w:numPr>
+          <w:ilvl w:val="0"/>
+          <w:numId w:val="11"/>
+        </w:numPr>
+      </w:pPr>
+      <w:r>
+        <w:t>support needed from the teacher</w:t>
+      </w:r>
     </w:p>
     <w:sectPr>
       <w:pgSz w:w="12240" w:h="15840"/>
@@ -2712,6 +3055,910 @@
 <file path=word/numbering.xml><?xml version="1.0" encoding="utf-8"?>
 <w:numbering xmlns:wpc="http://schemas.microsoft.com/office/word/2010/wordprocessingCanvas" xmlns:cx="http://schemas.microsoft.com/office/drawing/2014/chartex" xmlns:cx1="http://schemas.microsoft.com/office/drawing/2015/9/8/chartex" xmlns:cx2="http://schemas.microsoft.com/office/drawing/2015/10/21/chartex" xmlns:cx3="http://schemas.microsoft.com/office/drawing/2016/5/9/chartex" xmlns:cx4="http://schemas.microsoft.com/office/drawing/2016/5/10/chartex" xmlns:cx5="http://schemas.microsoft.com/office/drawing/2016/5/11/chartex" xmlns:cx6="http://schemas.microsoft.com/office/drawing/2016/5/12/chartex" xmlns:cx7="http://schemas.microsoft.com/office/drawing/2016/5/13/chartex" xmlns:cx8="http://schemas.microsoft.com/office/drawing/2016/5/14/chartex" xmlns:mc="http://schemas.openxmlformats.org/markup-compatibility/2006" xmlns:aink="http://schemas.microsoft.com/office/drawing/2016/ink" xmlns:am3d="http://schemas.microsoft.com/office/drawing/2017/model3d" xmlns:o="urn:schemas-microsoft-com:office:office" xmlns:oel="http://schemas.microsoft.com/office/2019/extlst" xmlns:r="http://schemas.openxmlformats.org/officeDocument/2006/relationships" xmlns:m="http://schemas.openxmlformats.org/officeDocument/2006/math" xmlns:v="urn:schemas-microsoft-com:vml" xmlns:wp14="http://schemas.microsoft.com/office/word/2010/wordprocessingDrawing" xmlns:wp="http://schemas.openxmlformats.org/drawingml/2006/wordprocessingDrawing" xmlns:w10="urn:schemas-microsoft-com:office:word" xmlns:w="http://schemas.openxmlformats.org/wordprocessingml/2006/main" xmlns:w14="http://schemas.microsoft.com/office/word/2010/wordml" xmlns:w15="http://schemas.microsoft.com/office/word/2012/wordml" xmlns:w16cex="http://schemas.microsoft.com/office/word/2018/wordml/cex" xmlns:w16cid="http://schemas.microsoft.com/office/word/2016/wordml/cid" xmlns:w16="http://schemas.microsoft.com/office/word/2018/wordml" xmlns:w16du="http://schemas.microsoft.com/office/word/2023/wordml/word16du" xmlns:w16sdtdh="http://schemas.microsoft.com/office/word/2020/wordml/sdtdatahash" xmlns:w16sdtfl="http://schemas.microsoft.com/office/word/2024/wordml/sdtformatlock" xmlns:w16se="http://schemas.microsoft.com/office/word/2015/wordml/symex" xmlns:wpg="http://schemas.microsoft.com/office/word/2010/wordprocessingGroup" xmlns:wpi="http://schemas.microsoft.com/office/word/2010/wordprocessingInk" xmlns:wne="http://schemas.microsoft.com/office/word/2006/wordml" xmlns:wps="http://schemas.microsoft.com/office/word/2010/wordprocessingShape" mc:Ignorable="w14 w15 w16se w16cid w16 w16cex w16sdtdh w16sdtfl w16du wp14">
   <w:abstractNum w:abstractNumId="0" w15:restartNumberingAfterBreak="0">
+    <w:nsid w:val="02121E9C"/>
+    <w:multiLevelType w:val="hybridMultilevel"/>
+    <w:tmpl w:val="110C654C"/>
+    <w:lvl w:ilvl="0" w:tplc="10090001">
+      <w:start w:val="1"/>
+      <w:numFmt w:val="bullet"/>
+      <w:lvlText w:val=""/>
+      <w:lvlJc w:val="left"/>
+      <w:pPr>
+        <w:ind w:left="720" w:hanging="360"/>
+      </w:pPr>
+      <w:rPr>
+        <w:rFonts w:ascii="Symbol" w:hAnsi="Symbol" w:hint="default"/>
+      </w:rPr>
+    </w:lvl>
+    <w:lvl w:ilvl="1" w:tplc="10090003" w:tentative="1">
+      <w:start w:val="1"/>
+      <w:numFmt w:val="bullet"/>
+      <w:lvlText w:val="o"/>
+      <w:lvlJc w:val="left"/>
+      <w:pPr>
+        <w:ind w:left="1440" w:hanging="360"/>
+      </w:pPr>
+      <w:rPr>
+        <w:rFonts w:ascii="Courier New" w:hAnsi="Courier New" w:cs="Courier New" w:hint="default"/>
+      </w:rPr>
+    </w:lvl>
+    <w:lvl w:ilvl="2" w:tplc="10090005" w:tentative="1">
+      <w:start w:val="1"/>
+      <w:numFmt w:val="bullet"/>
+      <w:lvlText w:val=""/>
+      <w:lvlJc w:val="left"/>
+      <w:pPr>
+        <w:ind w:left="2160" w:hanging="360"/>
+      </w:pPr>
+      <w:rPr>
+        <w:rFonts w:ascii="Wingdings" w:hAnsi="Wingdings" w:hint="default"/>
+      </w:rPr>
+    </w:lvl>
+    <w:lvl w:ilvl="3" w:tplc="10090001" w:tentative="1">
+      <w:start w:val="1"/>
+      <w:numFmt w:val="bullet"/>
+      <w:lvlText w:val=""/>
+      <w:lvlJc w:val="left"/>
+      <w:pPr>
+        <w:ind w:left="2880" w:hanging="360"/>
+      </w:pPr>
+      <w:rPr>
+        <w:rFonts w:ascii="Symbol" w:hAnsi="Symbol" w:hint="default"/>
+      </w:rPr>
+    </w:lvl>
+    <w:lvl w:ilvl="4" w:tplc="10090003" w:tentative="1">
+      <w:start w:val="1"/>
+      <w:numFmt w:val="bullet"/>
+      <w:lvlText w:val="o"/>
+      <w:lvlJc w:val="left"/>
+      <w:pPr>
+        <w:ind w:left="3600" w:hanging="360"/>
+      </w:pPr>
+      <w:rPr>
+        <w:rFonts w:ascii="Courier New" w:hAnsi="Courier New" w:cs="Courier New" w:hint="default"/>
+      </w:rPr>
+    </w:lvl>
+    <w:lvl w:ilvl="5" w:tplc="10090005" w:tentative="1">
+      <w:start w:val="1"/>
+      <w:numFmt w:val="bullet"/>
+      <w:lvlText w:val=""/>
+      <w:lvlJc w:val="left"/>
+      <w:pPr>
+        <w:ind w:left="4320" w:hanging="360"/>
+      </w:pPr>
+      <w:rPr>
+        <w:rFonts w:ascii="Wingdings" w:hAnsi="Wingdings" w:hint="default"/>
+      </w:rPr>
+    </w:lvl>
+    <w:lvl w:ilvl="6" w:tplc="10090001" w:tentative="1">
+      <w:start w:val="1"/>
+      <w:numFmt w:val="bullet"/>
+      <w:lvlText w:val=""/>
+      <w:lvlJc w:val="left"/>
+      <w:pPr>
+        <w:ind w:left="5040" w:hanging="360"/>
+      </w:pPr>
+      <w:rPr>
+        <w:rFonts w:ascii="Symbol" w:hAnsi="Symbol" w:hint="default"/>
+      </w:rPr>
+    </w:lvl>
+    <w:lvl w:ilvl="7" w:tplc="10090003" w:tentative="1">
+      <w:start w:val="1"/>
+      <w:numFmt w:val="bullet"/>
+      <w:lvlText w:val="o"/>
+      <w:lvlJc w:val="left"/>
+      <w:pPr>
+        <w:ind w:left="5760" w:hanging="360"/>
+      </w:pPr>
+      <w:rPr>
+        <w:rFonts w:ascii="Courier New" w:hAnsi="Courier New" w:cs="Courier New" w:hint="default"/>
+      </w:rPr>
+    </w:lvl>
+    <w:lvl w:ilvl="8" w:tplc="10090005" w:tentative="1">
+      <w:start w:val="1"/>
+      <w:numFmt w:val="bullet"/>
+      <w:lvlText w:val=""/>
+      <w:lvlJc w:val="left"/>
+      <w:pPr>
+        <w:ind w:left="6480" w:hanging="360"/>
+      </w:pPr>
+      <w:rPr>
+        <w:rFonts w:ascii="Wingdings" w:hAnsi="Wingdings" w:hint="default"/>
+      </w:rPr>
+    </w:lvl>
+  </w:abstractNum>
+  <w:abstractNum w:abstractNumId="1" w15:restartNumberingAfterBreak="0">
+    <w:nsid w:val="063D780B"/>
+    <w:multiLevelType w:val="hybridMultilevel"/>
+    <w:tmpl w:val="0B5035AE"/>
+    <w:lvl w:ilvl="0" w:tplc="10090001">
+      <w:start w:val="1"/>
+      <w:numFmt w:val="bullet"/>
+      <w:lvlText w:val=""/>
+      <w:lvlJc w:val="left"/>
+      <w:pPr>
+        <w:ind w:left="720" w:hanging="360"/>
+      </w:pPr>
+      <w:rPr>
+        <w:rFonts w:ascii="Symbol" w:hAnsi="Symbol" w:hint="default"/>
+      </w:rPr>
+    </w:lvl>
+    <w:lvl w:ilvl="1" w:tplc="10090003" w:tentative="1">
+      <w:start w:val="1"/>
+      <w:numFmt w:val="bullet"/>
+      <w:lvlText w:val="o"/>
+      <w:lvlJc w:val="left"/>
+      <w:pPr>
+        <w:ind w:left="1440" w:hanging="360"/>
+      </w:pPr>
+      <w:rPr>
+        <w:rFonts w:ascii="Courier New" w:hAnsi="Courier New" w:cs="Courier New" w:hint="default"/>
+      </w:rPr>
+    </w:lvl>
+    <w:lvl w:ilvl="2" w:tplc="10090005" w:tentative="1">
+      <w:start w:val="1"/>
+      <w:numFmt w:val="bullet"/>
+      <w:lvlText w:val=""/>
+      <w:lvlJc w:val="left"/>
+      <w:pPr>
+        <w:ind w:left="2160" w:hanging="360"/>
+      </w:pPr>
+      <w:rPr>
+        <w:rFonts w:ascii="Wingdings" w:hAnsi="Wingdings" w:hint="default"/>
+      </w:rPr>
+    </w:lvl>
+    <w:lvl w:ilvl="3" w:tplc="10090001" w:tentative="1">
+      <w:start w:val="1"/>
+      <w:numFmt w:val="bullet"/>
+      <w:lvlText w:val=""/>
+      <w:lvlJc w:val="left"/>
+      <w:pPr>
+        <w:ind w:left="2880" w:hanging="360"/>
+      </w:pPr>
+      <w:rPr>
+        <w:rFonts w:ascii="Symbol" w:hAnsi="Symbol" w:hint="default"/>
+      </w:rPr>
+    </w:lvl>
+    <w:lvl w:ilvl="4" w:tplc="10090003" w:tentative="1">
+      <w:start w:val="1"/>
+      <w:numFmt w:val="bullet"/>
+      <w:lvlText w:val="o"/>
+      <w:lvlJc w:val="left"/>
+      <w:pPr>
+        <w:ind w:left="3600" w:hanging="360"/>
+      </w:pPr>
+      <w:rPr>
+        <w:rFonts w:ascii="Courier New" w:hAnsi="Courier New" w:cs="Courier New" w:hint="default"/>
+      </w:rPr>
+    </w:lvl>
+    <w:lvl w:ilvl="5" w:tplc="10090005" w:tentative="1">
+      <w:start w:val="1"/>
+      <w:numFmt w:val="bullet"/>
+      <w:lvlText w:val=""/>
+      <w:lvlJc w:val="left"/>
+      <w:pPr>
+        <w:ind w:left="4320" w:hanging="360"/>
+      </w:pPr>
+      <w:rPr>
+        <w:rFonts w:ascii="Wingdings" w:hAnsi="Wingdings" w:hint="default"/>
+      </w:rPr>
+    </w:lvl>
+    <w:lvl w:ilvl="6" w:tplc="10090001" w:tentative="1">
+      <w:start w:val="1"/>
+      <w:numFmt w:val="bullet"/>
+      <w:lvlText w:val=""/>
+      <w:lvlJc w:val="left"/>
+      <w:pPr>
+        <w:ind w:left="5040" w:hanging="360"/>
+      </w:pPr>
+      <w:rPr>
+        <w:rFonts w:ascii="Symbol" w:hAnsi="Symbol" w:hint="default"/>
+      </w:rPr>
+    </w:lvl>
+    <w:lvl w:ilvl="7" w:tplc="10090003" w:tentative="1">
+      <w:start w:val="1"/>
+      <w:numFmt w:val="bullet"/>
+      <w:lvlText w:val="o"/>
+      <w:lvlJc w:val="left"/>
+      <w:pPr>
+        <w:ind w:left="5760" w:hanging="360"/>
+      </w:pPr>
+      <w:rPr>
+        <w:rFonts w:ascii="Courier New" w:hAnsi="Courier New" w:cs="Courier New" w:hint="default"/>
+      </w:rPr>
+    </w:lvl>
+    <w:lvl w:ilvl="8" w:tplc="10090005" w:tentative="1">
+      <w:start w:val="1"/>
+      <w:numFmt w:val="bullet"/>
+      <w:lvlText w:val=""/>
+      <w:lvlJc w:val="left"/>
+      <w:pPr>
+        <w:ind w:left="6480" w:hanging="360"/>
+      </w:pPr>
+      <w:rPr>
+        <w:rFonts w:ascii="Wingdings" w:hAnsi="Wingdings" w:hint="default"/>
+      </w:rPr>
+    </w:lvl>
+  </w:abstractNum>
+  <w:abstractNum w:abstractNumId="2" w15:restartNumberingAfterBreak="0">
+    <w:nsid w:val="07D1109E"/>
+    <w:multiLevelType w:val="hybridMultilevel"/>
+    <w:tmpl w:val="41A485F4"/>
+    <w:lvl w:ilvl="0" w:tplc="10090001">
+      <w:start w:val="1"/>
+      <w:numFmt w:val="bullet"/>
+      <w:lvlText w:val=""/>
+      <w:lvlJc w:val="left"/>
+      <w:pPr>
+        <w:ind w:left="720" w:hanging="360"/>
+      </w:pPr>
+      <w:rPr>
+        <w:rFonts w:ascii="Symbol" w:hAnsi="Symbol" w:hint="default"/>
+      </w:rPr>
+    </w:lvl>
+    <w:lvl w:ilvl="1" w:tplc="10090003" w:tentative="1">
+      <w:start w:val="1"/>
+      <w:numFmt w:val="bullet"/>
+      <w:lvlText w:val="o"/>
+      <w:lvlJc w:val="left"/>
+      <w:pPr>
+        <w:ind w:left="1440" w:hanging="360"/>
+      </w:pPr>
+      <w:rPr>
+        <w:rFonts w:ascii="Courier New" w:hAnsi="Courier New" w:cs="Courier New" w:hint="default"/>
+      </w:rPr>
+    </w:lvl>
+    <w:lvl w:ilvl="2" w:tplc="10090005" w:tentative="1">
+      <w:start w:val="1"/>
+      <w:numFmt w:val="bullet"/>
+      <w:lvlText w:val=""/>
+      <w:lvlJc w:val="left"/>
+      <w:pPr>
+        <w:ind w:left="2160" w:hanging="360"/>
+      </w:pPr>
+      <w:rPr>
+        <w:rFonts w:ascii="Wingdings" w:hAnsi="Wingdings" w:hint="default"/>
+      </w:rPr>
+    </w:lvl>
+    <w:lvl w:ilvl="3" w:tplc="10090001" w:tentative="1">
+      <w:start w:val="1"/>
+      <w:numFmt w:val="bullet"/>
+      <w:lvlText w:val=""/>
+      <w:lvlJc w:val="left"/>
+      <w:pPr>
+        <w:ind w:left="2880" w:hanging="360"/>
+      </w:pPr>
+      <w:rPr>
+        <w:rFonts w:ascii="Symbol" w:hAnsi="Symbol" w:hint="default"/>
+      </w:rPr>
+    </w:lvl>
+    <w:lvl w:ilvl="4" w:tplc="10090003" w:tentative="1">
+      <w:start w:val="1"/>
+      <w:numFmt w:val="bullet"/>
+      <w:lvlText w:val="o"/>
+      <w:lvlJc w:val="left"/>
+      <w:pPr>
+        <w:ind w:left="3600" w:hanging="360"/>
+      </w:pPr>
+      <w:rPr>
+        <w:rFonts w:ascii="Courier New" w:hAnsi="Courier New" w:cs="Courier New" w:hint="default"/>
+      </w:rPr>
+    </w:lvl>
+    <w:lvl w:ilvl="5" w:tplc="10090005" w:tentative="1">
+      <w:start w:val="1"/>
+      <w:numFmt w:val="bullet"/>
+      <w:lvlText w:val=""/>
+      <w:lvlJc w:val="left"/>
+      <w:pPr>
+        <w:ind w:left="4320" w:hanging="360"/>
+      </w:pPr>
+      <w:rPr>
+        <w:rFonts w:ascii="Wingdings" w:hAnsi="Wingdings" w:hint="default"/>
+      </w:rPr>
+    </w:lvl>
+    <w:lvl w:ilvl="6" w:tplc="10090001" w:tentative="1">
+      <w:start w:val="1"/>
+      <w:numFmt w:val="bullet"/>
+      <w:lvlText w:val=""/>
+      <w:lvlJc w:val="left"/>
+      <w:pPr>
+        <w:ind w:left="5040" w:hanging="360"/>
+      </w:pPr>
+      <w:rPr>
+        <w:rFonts w:ascii="Symbol" w:hAnsi="Symbol" w:hint="default"/>
+      </w:rPr>
+    </w:lvl>
+    <w:lvl w:ilvl="7" w:tplc="10090003" w:tentative="1">
+      <w:start w:val="1"/>
+      <w:numFmt w:val="bullet"/>
+      <w:lvlText w:val="o"/>
+      <w:lvlJc w:val="left"/>
+      <w:pPr>
+        <w:ind w:left="5760" w:hanging="360"/>
+      </w:pPr>
+      <w:rPr>
+        <w:rFonts w:ascii="Courier New" w:hAnsi="Courier New" w:cs="Courier New" w:hint="default"/>
+      </w:rPr>
+    </w:lvl>
+    <w:lvl w:ilvl="8" w:tplc="10090005" w:tentative="1">
+      <w:start w:val="1"/>
+      <w:numFmt w:val="bullet"/>
+      <w:lvlText w:val=""/>
+      <w:lvlJc w:val="left"/>
+      <w:pPr>
+        <w:ind w:left="6480" w:hanging="360"/>
+      </w:pPr>
+      <w:rPr>
+        <w:rFonts w:ascii="Wingdings" w:hAnsi="Wingdings" w:hint="default"/>
+      </w:rPr>
+    </w:lvl>
+  </w:abstractNum>
+  <w:abstractNum w:abstractNumId="3" w15:restartNumberingAfterBreak="0">
+    <w:nsid w:val="0F61375C"/>
+    <w:multiLevelType w:val="hybridMultilevel"/>
+    <w:tmpl w:val="26E45398"/>
+    <w:lvl w:ilvl="0" w:tplc="10090001">
+      <w:start w:val="1"/>
+      <w:numFmt w:val="bullet"/>
+      <w:lvlText w:val=""/>
+      <w:lvlJc w:val="left"/>
+      <w:pPr>
+        <w:ind w:left="720" w:hanging="360"/>
+      </w:pPr>
+      <w:rPr>
+        <w:rFonts w:ascii="Symbol" w:hAnsi="Symbol" w:hint="default"/>
+      </w:rPr>
+    </w:lvl>
+    <w:lvl w:ilvl="1" w:tplc="10090003" w:tentative="1">
+      <w:start w:val="1"/>
+      <w:numFmt w:val="bullet"/>
+      <w:lvlText w:val="o"/>
+      <w:lvlJc w:val="left"/>
+      <w:pPr>
+        <w:ind w:left="1440" w:hanging="360"/>
+      </w:pPr>
+      <w:rPr>
+        <w:rFonts w:ascii="Courier New" w:hAnsi="Courier New" w:cs="Courier New" w:hint="default"/>
+      </w:rPr>
+    </w:lvl>
+    <w:lvl w:ilvl="2" w:tplc="10090005" w:tentative="1">
+      <w:start w:val="1"/>
+      <w:numFmt w:val="bullet"/>
+      <w:lvlText w:val=""/>
+      <w:lvlJc w:val="left"/>
+      <w:pPr>
+        <w:ind w:left="2160" w:hanging="360"/>
+      </w:pPr>
+      <w:rPr>
+        <w:rFonts w:ascii="Wingdings" w:hAnsi="Wingdings" w:hint="default"/>
+      </w:rPr>
+    </w:lvl>
+    <w:lvl w:ilvl="3" w:tplc="10090001" w:tentative="1">
+      <w:start w:val="1"/>
+      <w:numFmt w:val="bullet"/>
+      <w:lvlText w:val=""/>
+      <w:lvlJc w:val="left"/>
+      <w:pPr>
+        <w:ind w:left="2880" w:hanging="360"/>
+      </w:pPr>
+      <w:rPr>
+        <w:rFonts w:ascii="Symbol" w:hAnsi="Symbol" w:hint="default"/>
+      </w:rPr>
+    </w:lvl>
+    <w:lvl w:ilvl="4" w:tplc="10090003" w:tentative="1">
+      <w:start w:val="1"/>
+      <w:numFmt w:val="bullet"/>
+      <w:lvlText w:val="o"/>
+      <w:lvlJc w:val="left"/>
+      <w:pPr>
+        <w:ind w:left="3600" w:hanging="360"/>
+      </w:pPr>
+      <w:rPr>
+        <w:rFonts w:ascii="Courier New" w:hAnsi="Courier New" w:cs="Courier New" w:hint="default"/>
+      </w:rPr>
+    </w:lvl>
+    <w:lvl w:ilvl="5" w:tplc="10090005" w:tentative="1">
+      <w:start w:val="1"/>
+      <w:numFmt w:val="bullet"/>
+      <w:lvlText w:val=""/>
+      <w:lvlJc w:val="left"/>
+      <w:pPr>
+        <w:ind w:left="4320" w:hanging="360"/>
+      </w:pPr>
+      <w:rPr>
+        <w:rFonts w:ascii="Wingdings" w:hAnsi="Wingdings" w:hint="default"/>
+      </w:rPr>
+    </w:lvl>
+    <w:lvl w:ilvl="6" w:tplc="10090001" w:tentative="1">
+      <w:start w:val="1"/>
+      <w:numFmt w:val="bullet"/>
+      <w:lvlText w:val=""/>
+      <w:lvlJc w:val="left"/>
+      <w:pPr>
+        <w:ind w:left="5040" w:hanging="360"/>
+      </w:pPr>
+      <w:rPr>
+        <w:rFonts w:ascii="Symbol" w:hAnsi="Symbol" w:hint="default"/>
+      </w:rPr>
+    </w:lvl>
+    <w:lvl w:ilvl="7" w:tplc="10090003" w:tentative="1">
+      <w:start w:val="1"/>
+      <w:numFmt w:val="bullet"/>
+      <w:lvlText w:val="o"/>
+      <w:lvlJc w:val="left"/>
+      <w:pPr>
+        <w:ind w:left="5760" w:hanging="360"/>
+      </w:pPr>
+      <w:rPr>
+        <w:rFonts w:ascii="Courier New" w:hAnsi="Courier New" w:cs="Courier New" w:hint="default"/>
+      </w:rPr>
+    </w:lvl>
+    <w:lvl w:ilvl="8" w:tplc="10090005" w:tentative="1">
+      <w:start w:val="1"/>
+      <w:numFmt w:val="bullet"/>
+      <w:lvlText w:val=""/>
+      <w:lvlJc w:val="left"/>
+      <w:pPr>
+        <w:ind w:left="6480" w:hanging="360"/>
+      </w:pPr>
+      <w:rPr>
+        <w:rFonts w:ascii="Wingdings" w:hAnsi="Wingdings" w:hint="default"/>
+      </w:rPr>
+    </w:lvl>
+  </w:abstractNum>
+  <w:abstractNum w:abstractNumId="4" w15:restartNumberingAfterBreak="0">
+    <w:nsid w:val="12F86E56"/>
+    <w:multiLevelType w:val="hybridMultilevel"/>
+    <w:tmpl w:val="4F0C010C"/>
+    <w:lvl w:ilvl="0" w:tplc="10090001">
+      <w:start w:val="1"/>
+      <w:numFmt w:val="bullet"/>
+      <w:lvlText w:val=""/>
+      <w:lvlJc w:val="left"/>
+      <w:pPr>
+        <w:ind w:left="720" w:hanging="360"/>
+      </w:pPr>
+      <w:rPr>
+        <w:rFonts w:ascii="Symbol" w:hAnsi="Symbol" w:hint="default"/>
+      </w:rPr>
+    </w:lvl>
+    <w:lvl w:ilvl="1" w:tplc="10090003">
+      <w:start w:val="1"/>
+      <w:numFmt w:val="bullet"/>
+      <w:lvlText w:val="o"/>
+      <w:lvlJc w:val="left"/>
+      <w:pPr>
+        <w:ind w:left="1440" w:hanging="360"/>
+      </w:pPr>
+      <w:rPr>
+        <w:rFonts w:ascii="Courier New" w:hAnsi="Courier New" w:cs="Courier New" w:hint="default"/>
+      </w:rPr>
+    </w:lvl>
+    <w:lvl w:ilvl="2" w:tplc="10090005" w:tentative="1">
+      <w:start w:val="1"/>
+      <w:numFmt w:val="bullet"/>
+      <w:lvlText w:val=""/>
+      <w:lvlJc w:val="left"/>
+      <w:pPr>
+        <w:ind w:left="2160" w:hanging="360"/>
+      </w:pPr>
+      <w:rPr>
+        <w:rFonts w:ascii="Wingdings" w:hAnsi="Wingdings" w:hint="default"/>
+      </w:rPr>
+    </w:lvl>
+    <w:lvl w:ilvl="3" w:tplc="10090001" w:tentative="1">
+      <w:start w:val="1"/>
+      <w:numFmt w:val="bullet"/>
+      <w:lvlText w:val=""/>
+      <w:lvlJc w:val="left"/>
+      <w:pPr>
+        <w:ind w:left="2880" w:hanging="360"/>
+      </w:pPr>
+      <w:rPr>
+        <w:rFonts w:ascii="Symbol" w:hAnsi="Symbol" w:hint="default"/>
+      </w:rPr>
+    </w:lvl>
+    <w:lvl w:ilvl="4" w:tplc="10090003" w:tentative="1">
+      <w:start w:val="1"/>
+      <w:numFmt w:val="bullet"/>
+      <w:lvlText w:val="o"/>
+      <w:lvlJc w:val="left"/>
+      <w:pPr>
+        <w:ind w:left="3600" w:hanging="360"/>
+      </w:pPr>
+      <w:rPr>
+        <w:rFonts w:ascii="Courier New" w:hAnsi="Courier New" w:cs="Courier New" w:hint="default"/>
+      </w:rPr>
+    </w:lvl>
+    <w:lvl w:ilvl="5" w:tplc="10090005" w:tentative="1">
+      <w:start w:val="1"/>
+      <w:numFmt w:val="bullet"/>
+      <w:lvlText w:val=""/>
+      <w:lvlJc w:val="left"/>
+      <w:pPr>
+        <w:ind w:left="4320" w:hanging="360"/>
+      </w:pPr>
+      <w:rPr>
+        <w:rFonts w:ascii="Wingdings" w:hAnsi="Wingdings" w:hint="default"/>
+      </w:rPr>
+    </w:lvl>
+    <w:lvl w:ilvl="6" w:tplc="10090001" w:tentative="1">
+      <w:start w:val="1"/>
+      <w:numFmt w:val="bullet"/>
+      <w:lvlText w:val=""/>
+      <w:lvlJc w:val="left"/>
+      <w:pPr>
+        <w:ind w:left="5040" w:hanging="360"/>
+      </w:pPr>
+      <w:rPr>
+        <w:rFonts w:ascii="Symbol" w:hAnsi="Symbol" w:hint="default"/>
+      </w:rPr>
+    </w:lvl>
+    <w:lvl w:ilvl="7" w:tplc="10090003" w:tentative="1">
+      <w:start w:val="1"/>
+      <w:numFmt w:val="bullet"/>
+      <w:lvlText w:val="o"/>
+      <w:lvlJc w:val="left"/>
+      <w:pPr>
+        <w:ind w:left="5760" w:hanging="360"/>
+      </w:pPr>
+      <w:rPr>
+        <w:rFonts w:ascii="Courier New" w:hAnsi="Courier New" w:cs="Courier New" w:hint="default"/>
+      </w:rPr>
+    </w:lvl>
+    <w:lvl w:ilvl="8" w:tplc="10090005" w:tentative="1">
+      <w:start w:val="1"/>
+      <w:numFmt w:val="bullet"/>
+      <w:lvlText w:val=""/>
+      <w:lvlJc w:val="left"/>
+      <w:pPr>
+        <w:ind w:left="6480" w:hanging="360"/>
+      </w:pPr>
+      <w:rPr>
+        <w:rFonts w:ascii="Wingdings" w:hAnsi="Wingdings" w:hint="default"/>
+      </w:rPr>
+    </w:lvl>
+  </w:abstractNum>
+  <w:abstractNum w:abstractNumId="5" w15:restartNumberingAfterBreak="0">
+    <w:nsid w:val="313753C4"/>
+    <w:multiLevelType w:val="hybridMultilevel"/>
+    <w:tmpl w:val="8C16B4BC"/>
+    <w:lvl w:ilvl="0" w:tplc="10090001">
+      <w:start w:val="1"/>
+      <w:numFmt w:val="bullet"/>
+      <w:lvlText w:val=""/>
+      <w:lvlJc w:val="left"/>
+      <w:pPr>
+        <w:ind w:left="720" w:hanging="360"/>
+      </w:pPr>
+      <w:rPr>
+        <w:rFonts w:ascii="Symbol" w:hAnsi="Symbol" w:hint="default"/>
+      </w:rPr>
+    </w:lvl>
+    <w:lvl w:ilvl="1" w:tplc="10090003" w:tentative="1">
+      <w:start w:val="1"/>
+      <w:numFmt w:val="bullet"/>
+      <w:lvlText w:val="o"/>
+      <w:lvlJc w:val="left"/>
+      <w:pPr>
+        <w:ind w:left="1440" w:hanging="360"/>
+      </w:pPr>
+      <w:rPr>
+        <w:rFonts w:ascii="Courier New" w:hAnsi="Courier New" w:cs="Courier New" w:hint="default"/>
+      </w:rPr>
+    </w:lvl>
+    <w:lvl w:ilvl="2" w:tplc="10090005" w:tentative="1">
+      <w:start w:val="1"/>
+      <w:numFmt w:val="bullet"/>
+      <w:lvlText w:val=""/>
+      <w:lvlJc w:val="left"/>
+      <w:pPr>
+        <w:ind w:left="2160" w:hanging="360"/>
+      </w:pPr>
+      <w:rPr>
+        <w:rFonts w:ascii="Wingdings" w:hAnsi="Wingdings" w:hint="default"/>
+      </w:rPr>
+    </w:lvl>
+    <w:lvl w:ilvl="3" w:tplc="10090001" w:tentative="1">
+      <w:start w:val="1"/>
+      <w:numFmt w:val="bullet"/>
+      <w:lvlText w:val=""/>
+      <w:lvlJc w:val="left"/>
+      <w:pPr>
+        <w:ind w:left="2880" w:hanging="360"/>
+      </w:pPr>
+      <w:rPr>
+        <w:rFonts w:ascii="Symbol" w:hAnsi="Symbol" w:hint="default"/>
+      </w:rPr>
+    </w:lvl>
+    <w:lvl w:ilvl="4" w:tplc="10090003" w:tentative="1">
+      <w:start w:val="1"/>
+      <w:numFmt w:val="bullet"/>
+      <w:lvlText w:val="o"/>
+      <w:lvlJc w:val="left"/>
+      <w:pPr>
+        <w:ind w:left="3600" w:hanging="360"/>
+      </w:pPr>
+      <w:rPr>
+        <w:rFonts w:ascii="Courier New" w:hAnsi="Courier New" w:cs="Courier New" w:hint="default"/>
+      </w:rPr>
+    </w:lvl>
+    <w:lvl w:ilvl="5" w:tplc="10090005" w:tentative="1">
+      <w:start w:val="1"/>
+      <w:numFmt w:val="bullet"/>
+      <w:lvlText w:val=""/>
+      <w:lvlJc w:val="left"/>
+      <w:pPr>
+        <w:ind w:left="4320" w:hanging="360"/>
+      </w:pPr>
+      <w:rPr>
+        <w:rFonts w:ascii="Wingdings" w:hAnsi="Wingdings" w:hint="default"/>
+      </w:rPr>
+    </w:lvl>
+    <w:lvl w:ilvl="6" w:tplc="10090001" w:tentative="1">
+      <w:start w:val="1"/>
+      <w:numFmt w:val="bullet"/>
+      <w:lvlText w:val=""/>
+      <w:lvlJc w:val="left"/>
+      <w:pPr>
+        <w:ind w:left="5040" w:hanging="360"/>
+      </w:pPr>
+      <w:rPr>
+        <w:rFonts w:ascii="Symbol" w:hAnsi="Symbol" w:hint="default"/>
+      </w:rPr>
+    </w:lvl>
+    <w:lvl w:ilvl="7" w:tplc="10090003" w:tentative="1">
+      <w:start w:val="1"/>
+      <w:numFmt w:val="bullet"/>
+      <w:lvlText w:val="o"/>
+      <w:lvlJc w:val="left"/>
+      <w:pPr>
+        <w:ind w:left="5760" w:hanging="360"/>
+      </w:pPr>
+      <w:rPr>
+        <w:rFonts w:ascii="Courier New" w:hAnsi="Courier New" w:cs="Courier New" w:hint="default"/>
+      </w:rPr>
+    </w:lvl>
+    <w:lvl w:ilvl="8" w:tplc="10090005" w:tentative="1">
+      <w:start w:val="1"/>
+      <w:numFmt w:val="bullet"/>
+      <w:lvlText w:val=""/>
+      <w:lvlJc w:val="left"/>
+      <w:pPr>
+        <w:ind w:left="6480" w:hanging="360"/>
+      </w:pPr>
+      <w:rPr>
+        <w:rFonts w:ascii="Wingdings" w:hAnsi="Wingdings" w:hint="default"/>
+      </w:rPr>
+    </w:lvl>
+  </w:abstractNum>
+  <w:abstractNum w:abstractNumId="6" w15:restartNumberingAfterBreak="0">
+    <w:nsid w:val="34B712C0"/>
+    <w:multiLevelType w:val="hybridMultilevel"/>
+    <w:tmpl w:val="08FCFBA6"/>
+    <w:lvl w:ilvl="0" w:tplc="10090001">
+      <w:start w:val="1"/>
+      <w:numFmt w:val="bullet"/>
+      <w:lvlText w:val=""/>
+      <w:lvlJc w:val="left"/>
+      <w:pPr>
+        <w:ind w:left="720" w:hanging="360"/>
+      </w:pPr>
+      <w:rPr>
+        <w:rFonts w:ascii="Symbol" w:hAnsi="Symbol" w:hint="default"/>
+      </w:rPr>
+    </w:lvl>
+    <w:lvl w:ilvl="1" w:tplc="10090003" w:tentative="1">
+      <w:start w:val="1"/>
+      <w:numFmt w:val="bullet"/>
+      <w:lvlText w:val="o"/>
+      <w:lvlJc w:val="left"/>
+      <w:pPr>
+        <w:ind w:left="1440" w:hanging="360"/>
+      </w:pPr>
+      <w:rPr>
+        <w:rFonts w:ascii="Courier New" w:hAnsi="Courier New" w:cs="Courier New" w:hint="default"/>
+      </w:rPr>
+    </w:lvl>
+    <w:lvl w:ilvl="2" w:tplc="10090005" w:tentative="1">
+      <w:start w:val="1"/>
+      <w:numFmt w:val="bullet"/>
+      <w:lvlText w:val=""/>
+      <w:lvlJc w:val="left"/>
+      <w:pPr>
+        <w:ind w:left="2160" w:hanging="360"/>
+      </w:pPr>
+      <w:rPr>
+        <w:rFonts w:ascii="Wingdings" w:hAnsi="Wingdings" w:hint="default"/>
+      </w:rPr>
+    </w:lvl>
+    <w:lvl w:ilvl="3" w:tplc="10090001" w:tentative="1">
+      <w:start w:val="1"/>
+      <w:numFmt w:val="bullet"/>
+      <w:lvlText w:val=""/>
+      <w:lvlJc w:val="left"/>
+      <w:pPr>
+        <w:ind w:left="2880" w:hanging="360"/>
+      </w:pPr>
+      <w:rPr>
+        <w:rFonts w:ascii="Symbol" w:hAnsi="Symbol" w:hint="default"/>
+      </w:rPr>
+    </w:lvl>
+    <w:lvl w:ilvl="4" w:tplc="10090003" w:tentative="1">
+      <w:start w:val="1"/>
+      <w:numFmt w:val="bullet"/>
+      <w:lvlText w:val="o"/>
+      <w:lvlJc w:val="left"/>
+      <w:pPr>
+        <w:ind w:left="3600" w:hanging="360"/>
+      </w:pPr>
+      <w:rPr>
+        <w:rFonts w:ascii="Courier New" w:hAnsi="Courier New" w:cs="Courier New" w:hint="default"/>
+      </w:rPr>
+    </w:lvl>
+    <w:lvl w:ilvl="5" w:tplc="10090005" w:tentative="1">
+      <w:start w:val="1"/>
+      <w:numFmt w:val="bullet"/>
+      <w:lvlText w:val=""/>
+      <w:lvlJc w:val="left"/>
+      <w:pPr>
+        <w:ind w:left="4320" w:hanging="360"/>
+      </w:pPr>
+      <w:rPr>
+        <w:rFonts w:ascii="Wingdings" w:hAnsi="Wingdings" w:hint="default"/>
+      </w:rPr>
+    </w:lvl>
+    <w:lvl w:ilvl="6" w:tplc="10090001" w:tentative="1">
+      <w:start w:val="1"/>
+      <w:numFmt w:val="bullet"/>
+      <w:lvlText w:val=""/>
+      <w:lvlJc w:val="left"/>
+      <w:pPr>
+        <w:ind w:left="5040" w:hanging="360"/>
+      </w:pPr>
+      <w:rPr>
+        <w:rFonts w:ascii="Symbol" w:hAnsi="Symbol" w:hint="default"/>
+      </w:rPr>
+    </w:lvl>
+    <w:lvl w:ilvl="7" w:tplc="10090003" w:tentative="1">
+      <w:start w:val="1"/>
+      <w:numFmt w:val="bullet"/>
+      <w:lvlText w:val="o"/>
+      <w:lvlJc w:val="left"/>
+      <w:pPr>
+        <w:ind w:left="5760" w:hanging="360"/>
+      </w:pPr>
+      <w:rPr>
+        <w:rFonts w:ascii="Courier New" w:hAnsi="Courier New" w:cs="Courier New" w:hint="default"/>
+      </w:rPr>
+    </w:lvl>
+    <w:lvl w:ilvl="8" w:tplc="10090005" w:tentative="1">
+      <w:start w:val="1"/>
+      <w:numFmt w:val="bullet"/>
+      <w:lvlText w:val=""/>
+      <w:lvlJc w:val="left"/>
+      <w:pPr>
+        <w:ind w:left="6480" w:hanging="360"/>
+      </w:pPr>
+      <w:rPr>
+        <w:rFonts w:ascii="Wingdings" w:hAnsi="Wingdings" w:hint="default"/>
+      </w:rPr>
+    </w:lvl>
+  </w:abstractNum>
+  <w:abstractNum w:abstractNumId="7" w15:restartNumberingAfterBreak="0">
+    <w:nsid w:val="36BA2FE3"/>
+    <w:multiLevelType w:val="hybridMultilevel"/>
+    <w:tmpl w:val="915ABCD2"/>
+    <w:lvl w:ilvl="0" w:tplc="10090001">
+      <w:start w:val="1"/>
+      <w:numFmt w:val="bullet"/>
+      <w:lvlText w:val=""/>
+      <w:lvlJc w:val="left"/>
+      <w:pPr>
+        <w:ind w:left="720" w:hanging="360"/>
+      </w:pPr>
+      <w:rPr>
+        <w:rFonts w:ascii="Symbol" w:hAnsi="Symbol" w:hint="default"/>
+      </w:rPr>
+    </w:lvl>
+    <w:lvl w:ilvl="1" w:tplc="10090003" w:tentative="1">
+      <w:start w:val="1"/>
+      <w:numFmt w:val="bullet"/>
+      <w:lvlText w:val="o"/>
+      <w:lvlJc w:val="left"/>
+      <w:pPr>
+        <w:ind w:left="1440" w:hanging="360"/>
+      </w:pPr>
+      <w:rPr>
+        <w:rFonts w:ascii="Courier New" w:hAnsi="Courier New" w:cs="Courier New" w:hint="default"/>
+      </w:rPr>
+    </w:lvl>
+    <w:lvl w:ilvl="2" w:tplc="10090005" w:tentative="1">
+      <w:start w:val="1"/>
+      <w:numFmt w:val="bullet"/>
+      <w:lvlText w:val=""/>
+      <w:lvlJc w:val="left"/>
+      <w:pPr>
+        <w:ind w:left="2160" w:hanging="360"/>
+      </w:pPr>
+      <w:rPr>
+        <w:rFonts w:ascii="Wingdings" w:hAnsi="Wingdings" w:hint="default"/>
+      </w:rPr>
+    </w:lvl>
+    <w:lvl w:ilvl="3" w:tplc="10090001" w:tentative="1">
+      <w:start w:val="1"/>
+      <w:numFmt w:val="bullet"/>
+      <w:lvlText w:val=""/>
+      <w:lvlJc w:val="left"/>
+      <w:pPr>
+        <w:ind w:left="2880" w:hanging="360"/>
+      </w:pPr>
+      <w:rPr>
+        <w:rFonts w:ascii="Symbol" w:hAnsi="Symbol" w:hint="default"/>
+      </w:rPr>
+    </w:lvl>
+    <w:lvl w:ilvl="4" w:tplc="10090003" w:tentative="1">
+      <w:start w:val="1"/>
+      <w:numFmt w:val="bullet"/>
+      <w:lvlText w:val="o"/>
+      <w:lvlJc w:val="left"/>
+      <w:pPr>
+        <w:ind w:left="3600" w:hanging="360"/>
+      </w:pPr>
+      <w:rPr>
+        <w:rFonts w:ascii="Courier New" w:hAnsi="Courier New" w:cs="Courier New" w:hint="default"/>
+      </w:rPr>
+    </w:lvl>
+    <w:lvl w:ilvl="5" w:tplc="10090005" w:tentative="1">
+      <w:start w:val="1"/>
+      <w:numFmt w:val="bullet"/>
+      <w:lvlText w:val=""/>
+      <w:lvlJc w:val="left"/>
+      <w:pPr>
+        <w:ind w:left="4320" w:hanging="360"/>
+      </w:pPr>
+      <w:rPr>
+        <w:rFonts w:ascii="Wingdings" w:hAnsi="Wingdings" w:hint="default"/>
+      </w:rPr>
+    </w:lvl>
+    <w:lvl w:ilvl="6" w:tplc="10090001" w:tentative="1">
+      <w:start w:val="1"/>
+      <w:numFmt w:val="bullet"/>
+      <w:lvlText w:val=""/>
+      <w:lvlJc w:val="left"/>
+      <w:pPr>
+        <w:ind w:left="5040" w:hanging="360"/>
+      </w:pPr>
+      <w:rPr>
+        <w:rFonts w:ascii="Symbol" w:hAnsi="Symbol" w:hint="default"/>
+      </w:rPr>
+    </w:lvl>
+    <w:lvl w:ilvl="7" w:tplc="10090003" w:tentative="1">
+      <w:start w:val="1"/>
+      <w:numFmt w:val="bullet"/>
+      <w:lvlText w:val="o"/>
+      <w:lvlJc w:val="left"/>
+      <w:pPr>
+        <w:ind w:left="5760" w:hanging="360"/>
+      </w:pPr>
+      <w:rPr>
+        <w:rFonts w:ascii="Courier New" w:hAnsi="Courier New" w:cs="Courier New" w:hint="default"/>
+      </w:rPr>
+    </w:lvl>
+    <w:lvl w:ilvl="8" w:tplc="10090005" w:tentative="1">
+      <w:start w:val="1"/>
+      <w:numFmt w:val="bullet"/>
+      <w:lvlText w:val=""/>
+      <w:lvlJc w:val="left"/>
+      <w:pPr>
+        <w:ind w:left="6480" w:hanging="360"/>
+      </w:pPr>
+      <w:rPr>
+        <w:rFonts w:ascii="Wingdings" w:hAnsi="Wingdings" w:hint="default"/>
+      </w:rPr>
+    </w:lvl>
+  </w:abstractNum>
+  <w:abstractNum w:abstractNumId="8" w15:restartNumberingAfterBreak="0">
     <w:nsid w:val="46D51D5E"/>
     <w:multiLevelType w:val="hybridMultilevel"/>
     <w:tmpl w:val="A3488424"/>
@@ -2797,8 +4044,380 @@
       </w:pPr>
     </w:lvl>
   </w:abstractNum>
+  <w:abstractNum w:abstractNumId="9" w15:restartNumberingAfterBreak="0">
+    <w:nsid w:val="600D0A9B"/>
+    <w:multiLevelType w:val="hybridMultilevel"/>
+    <w:tmpl w:val="50D687A8"/>
+    <w:lvl w:ilvl="0" w:tplc="10090001">
+      <w:start w:val="1"/>
+      <w:numFmt w:val="bullet"/>
+      <w:lvlText w:val=""/>
+      <w:lvlJc w:val="left"/>
+      <w:pPr>
+        <w:ind w:left="720" w:hanging="360"/>
+      </w:pPr>
+      <w:rPr>
+        <w:rFonts w:ascii="Symbol" w:hAnsi="Symbol" w:hint="default"/>
+      </w:rPr>
+    </w:lvl>
+    <w:lvl w:ilvl="1" w:tplc="10090003" w:tentative="1">
+      <w:start w:val="1"/>
+      <w:numFmt w:val="bullet"/>
+      <w:lvlText w:val="o"/>
+      <w:lvlJc w:val="left"/>
+      <w:pPr>
+        <w:ind w:left="1440" w:hanging="360"/>
+      </w:pPr>
+      <w:rPr>
+        <w:rFonts w:ascii="Courier New" w:hAnsi="Courier New" w:cs="Courier New" w:hint="default"/>
+      </w:rPr>
+    </w:lvl>
+    <w:lvl w:ilvl="2" w:tplc="10090005" w:tentative="1">
+      <w:start w:val="1"/>
+      <w:numFmt w:val="bullet"/>
+      <w:lvlText w:val=""/>
+      <w:lvlJc w:val="left"/>
+      <w:pPr>
+        <w:ind w:left="2160" w:hanging="360"/>
+      </w:pPr>
+      <w:rPr>
+        <w:rFonts w:ascii="Wingdings" w:hAnsi="Wingdings" w:hint="default"/>
+      </w:rPr>
+    </w:lvl>
+    <w:lvl w:ilvl="3" w:tplc="10090001" w:tentative="1">
+      <w:start w:val="1"/>
+      <w:numFmt w:val="bullet"/>
+      <w:lvlText w:val=""/>
+      <w:lvlJc w:val="left"/>
+      <w:pPr>
+        <w:ind w:left="2880" w:hanging="360"/>
+      </w:pPr>
+      <w:rPr>
+        <w:rFonts w:ascii="Symbol" w:hAnsi="Symbol" w:hint="default"/>
+      </w:rPr>
+    </w:lvl>
+    <w:lvl w:ilvl="4" w:tplc="10090003" w:tentative="1">
+      <w:start w:val="1"/>
+      <w:numFmt w:val="bullet"/>
+      <w:lvlText w:val="o"/>
+      <w:lvlJc w:val="left"/>
+      <w:pPr>
+        <w:ind w:left="3600" w:hanging="360"/>
+      </w:pPr>
+      <w:rPr>
+        <w:rFonts w:ascii="Courier New" w:hAnsi="Courier New" w:cs="Courier New" w:hint="default"/>
+      </w:rPr>
+    </w:lvl>
+    <w:lvl w:ilvl="5" w:tplc="10090005" w:tentative="1">
+      <w:start w:val="1"/>
+      <w:numFmt w:val="bullet"/>
+      <w:lvlText w:val=""/>
+      <w:lvlJc w:val="left"/>
+      <w:pPr>
+        <w:ind w:left="4320" w:hanging="360"/>
+      </w:pPr>
+      <w:rPr>
+        <w:rFonts w:ascii="Wingdings" w:hAnsi="Wingdings" w:hint="default"/>
+      </w:rPr>
+    </w:lvl>
+    <w:lvl w:ilvl="6" w:tplc="10090001" w:tentative="1">
+      <w:start w:val="1"/>
+      <w:numFmt w:val="bullet"/>
+      <w:lvlText w:val=""/>
+      <w:lvlJc w:val="left"/>
+      <w:pPr>
+        <w:ind w:left="5040" w:hanging="360"/>
+      </w:pPr>
+      <w:rPr>
+        <w:rFonts w:ascii="Symbol" w:hAnsi="Symbol" w:hint="default"/>
+      </w:rPr>
+    </w:lvl>
+    <w:lvl w:ilvl="7" w:tplc="10090003" w:tentative="1">
+      <w:start w:val="1"/>
+      <w:numFmt w:val="bullet"/>
+      <w:lvlText w:val="o"/>
+      <w:lvlJc w:val="left"/>
+      <w:pPr>
+        <w:ind w:left="5760" w:hanging="360"/>
+      </w:pPr>
+      <w:rPr>
+        <w:rFonts w:ascii="Courier New" w:hAnsi="Courier New" w:cs="Courier New" w:hint="default"/>
+      </w:rPr>
+    </w:lvl>
+    <w:lvl w:ilvl="8" w:tplc="10090005" w:tentative="1">
+      <w:start w:val="1"/>
+      <w:numFmt w:val="bullet"/>
+      <w:lvlText w:val=""/>
+      <w:lvlJc w:val="left"/>
+      <w:pPr>
+        <w:ind w:left="6480" w:hanging="360"/>
+      </w:pPr>
+      <w:rPr>
+        <w:rFonts w:ascii="Wingdings" w:hAnsi="Wingdings" w:hint="default"/>
+      </w:rPr>
+    </w:lvl>
+  </w:abstractNum>
+  <w:abstractNum w:abstractNumId="10" w15:restartNumberingAfterBreak="0">
+    <w:nsid w:val="63017B7A"/>
+    <w:multiLevelType w:val="hybridMultilevel"/>
+    <w:tmpl w:val="70AE5A82"/>
+    <w:lvl w:ilvl="0" w:tplc="10090001">
+      <w:start w:val="1"/>
+      <w:numFmt w:val="bullet"/>
+      <w:lvlText w:val=""/>
+      <w:lvlJc w:val="left"/>
+      <w:pPr>
+        <w:ind w:left="720" w:hanging="360"/>
+      </w:pPr>
+      <w:rPr>
+        <w:rFonts w:ascii="Symbol" w:hAnsi="Symbol" w:hint="default"/>
+      </w:rPr>
+    </w:lvl>
+    <w:lvl w:ilvl="1" w:tplc="10090003" w:tentative="1">
+      <w:start w:val="1"/>
+      <w:numFmt w:val="bullet"/>
+      <w:lvlText w:val="o"/>
+      <w:lvlJc w:val="left"/>
+      <w:pPr>
+        <w:ind w:left="1440" w:hanging="360"/>
+      </w:pPr>
+      <w:rPr>
+        <w:rFonts w:ascii="Courier New" w:hAnsi="Courier New" w:cs="Courier New" w:hint="default"/>
+      </w:rPr>
+    </w:lvl>
+    <w:lvl w:ilvl="2" w:tplc="10090005" w:tentative="1">
+      <w:start w:val="1"/>
+      <w:numFmt w:val="bullet"/>
+      <w:lvlText w:val=""/>
+      <w:lvlJc w:val="left"/>
+      <w:pPr>
+        <w:ind w:left="2160" w:hanging="360"/>
+      </w:pPr>
+      <w:rPr>
+        <w:rFonts w:ascii="Wingdings" w:hAnsi="Wingdings" w:hint="default"/>
+      </w:rPr>
+    </w:lvl>
+    <w:lvl w:ilvl="3" w:tplc="10090001" w:tentative="1">
+      <w:start w:val="1"/>
+      <w:numFmt w:val="bullet"/>
+      <w:lvlText w:val=""/>
+      <w:lvlJc w:val="left"/>
+      <w:pPr>
+        <w:ind w:left="2880" w:hanging="360"/>
+      </w:pPr>
+      <w:rPr>
+        <w:rFonts w:ascii="Symbol" w:hAnsi="Symbol" w:hint="default"/>
+      </w:rPr>
+    </w:lvl>
+    <w:lvl w:ilvl="4" w:tplc="10090003" w:tentative="1">
+      <w:start w:val="1"/>
+      <w:numFmt w:val="bullet"/>
+      <w:lvlText w:val="o"/>
+      <w:lvlJc w:val="left"/>
+      <w:pPr>
+        <w:ind w:left="3600" w:hanging="360"/>
+      </w:pPr>
+      <w:rPr>
+        <w:rFonts w:ascii="Courier New" w:hAnsi="Courier New" w:cs="Courier New" w:hint="default"/>
+      </w:rPr>
+    </w:lvl>
+    <w:lvl w:ilvl="5" w:tplc="10090005" w:tentative="1">
+      <w:start w:val="1"/>
+      <w:numFmt w:val="bullet"/>
+      <w:lvlText w:val=""/>
+      <w:lvlJc w:val="left"/>
+      <w:pPr>
+        <w:ind w:left="4320" w:hanging="360"/>
+      </w:pPr>
+      <w:rPr>
+        <w:rFonts w:ascii="Wingdings" w:hAnsi="Wingdings" w:hint="default"/>
+      </w:rPr>
+    </w:lvl>
+    <w:lvl w:ilvl="6" w:tplc="10090001" w:tentative="1">
+      <w:start w:val="1"/>
+      <w:numFmt w:val="bullet"/>
+      <w:lvlText w:val=""/>
+      <w:lvlJc w:val="left"/>
+      <w:pPr>
+        <w:ind w:left="5040" w:hanging="360"/>
+      </w:pPr>
+      <w:rPr>
+        <w:rFonts w:ascii="Symbol" w:hAnsi="Symbol" w:hint="default"/>
+      </w:rPr>
+    </w:lvl>
+    <w:lvl w:ilvl="7" w:tplc="10090003" w:tentative="1">
+      <w:start w:val="1"/>
+      <w:numFmt w:val="bullet"/>
+      <w:lvlText w:val="o"/>
+      <w:lvlJc w:val="left"/>
+      <w:pPr>
+        <w:ind w:left="5760" w:hanging="360"/>
+      </w:pPr>
+      <w:rPr>
+        <w:rFonts w:ascii="Courier New" w:hAnsi="Courier New" w:cs="Courier New" w:hint="default"/>
+      </w:rPr>
+    </w:lvl>
+    <w:lvl w:ilvl="8" w:tplc="10090005" w:tentative="1">
+      <w:start w:val="1"/>
+      <w:numFmt w:val="bullet"/>
+      <w:lvlText w:val=""/>
+      <w:lvlJc w:val="left"/>
+      <w:pPr>
+        <w:ind w:left="6480" w:hanging="360"/>
+      </w:pPr>
+      <w:rPr>
+        <w:rFonts w:ascii="Wingdings" w:hAnsi="Wingdings" w:hint="default"/>
+      </w:rPr>
+    </w:lvl>
+  </w:abstractNum>
+  <w:abstractNum w:abstractNumId="11" w15:restartNumberingAfterBreak="0">
+    <w:nsid w:val="730D0924"/>
+    <w:multiLevelType w:val="hybridMultilevel"/>
+    <w:tmpl w:val="C7187416"/>
+    <w:lvl w:ilvl="0" w:tplc="10090001">
+      <w:start w:val="1"/>
+      <w:numFmt w:val="bullet"/>
+      <w:lvlText w:val=""/>
+      <w:lvlJc w:val="left"/>
+      <w:pPr>
+        <w:ind w:left="720" w:hanging="360"/>
+      </w:pPr>
+      <w:rPr>
+        <w:rFonts w:ascii="Symbol" w:hAnsi="Symbol" w:hint="default"/>
+      </w:rPr>
+    </w:lvl>
+    <w:lvl w:ilvl="1" w:tplc="10090003" w:tentative="1">
+      <w:start w:val="1"/>
+      <w:numFmt w:val="bullet"/>
+      <w:lvlText w:val="o"/>
+      <w:lvlJc w:val="left"/>
+      <w:pPr>
+        <w:ind w:left="1440" w:hanging="360"/>
+      </w:pPr>
+      <w:rPr>
+        <w:rFonts w:ascii="Courier New" w:hAnsi="Courier New" w:cs="Courier New" w:hint="default"/>
+      </w:rPr>
+    </w:lvl>
+    <w:lvl w:ilvl="2" w:tplc="10090005" w:tentative="1">
+      <w:start w:val="1"/>
+      <w:numFmt w:val="bullet"/>
+      <w:lvlText w:val=""/>
+      <w:lvlJc w:val="left"/>
+      <w:pPr>
+        <w:ind w:left="2160" w:hanging="360"/>
+      </w:pPr>
+      <w:rPr>
+        <w:rFonts w:ascii="Wingdings" w:hAnsi="Wingdings" w:hint="default"/>
+      </w:rPr>
+    </w:lvl>
+    <w:lvl w:ilvl="3" w:tplc="10090001" w:tentative="1">
+      <w:start w:val="1"/>
+      <w:numFmt w:val="bullet"/>
+      <w:lvlText w:val=""/>
+      <w:lvlJc w:val="left"/>
+      <w:pPr>
+        <w:ind w:left="2880" w:hanging="360"/>
+      </w:pPr>
+      <w:rPr>
+        <w:rFonts w:ascii="Symbol" w:hAnsi="Symbol" w:hint="default"/>
+      </w:rPr>
+    </w:lvl>
+    <w:lvl w:ilvl="4" w:tplc="10090003" w:tentative="1">
+      <w:start w:val="1"/>
+      <w:numFmt w:val="bullet"/>
+      <w:lvlText w:val="o"/>
+      <w:lvlJc w:val="left"/>
+      <w:pPr>
+        <w:ind w:left="3600" w:hanging="360"/>
+      </w:pPr>
+      <w:rPr>
+        <w:rFonts w:ascii="Courier New" w:hAnsi="Courier New" w:cs="Courier New" w:hint="default"/>
+      </w:rPr>
+    </w:lvl>
+    <w:lvl w:ilvl="5" w:tplc="10090005" w:tentative="1">
+      <w:start w:val="1"/>
+      <w:numFmt w:val="bullet"/>
+      <w:lvlText w:val=""/>
+      <w:lvlJc w:val="left"/>
+      <w:pPr>
+        <w:ind w:left="4320" w:hanging="360"/>
+      </w:pPr>
+      <w:rPr>
+        <w:rFonts w:ascii="Wingdings" w:hAnsi="Wingdings" w:hint="default"/>
+      </w:rPr>
+    </w:lvl>
+    <w:lvl w:ilvl="6" w:tplc="10090001" w:tentative="1">
+      <w:start w:val="1"/>
+      <w:numFmt w:val="bullet"/>
+      <w:lvlText w:val=""/>
+      <w:lvlJc w:val="left"/>
+      <w:pPr>
+        <w:ind w:left="5040" w:hanging="360"/>
+      </w:pPr>
+      <w:rPr>
+        <w:rFonts w:ascii="Symbol" w:hAnsi="Symbol" w:hint="default"/>
+      </w:rPr>
+    </w:lvl>
+    <w:lvl w:ilvl="7" w:tplc="10090003" w:tentative="1">
+      <w:start w:val="1"/>
+      <w:numFmt w:val="bullet"/>
+      <w:lvlText w:val="o"/>
+      <w:lvlJc w:val="left"/>
+      <w:pPr>
+        <w:ind w:left="5760" w:hanging="360"/>
+      </w:pPr>
+      <w:rPr>
+        <w:rFonts w:ascii="Courier New" w:hAnsi="Courier New" w:cs="Courier New" w:hint="default"/>
+      </w:rPr>
+    </w:lvl>
+    <w:lvl w:ilvl="8" w:tplc="10090005" w:tentative="1">
+      <w:start w:val="1"/>
+      <w:numFmt w:val="bullet"/>
+      <w:lvlText w:val=""/>
+      <w:lvlJc w:val="left"/>
+      <w:pPr>
+        <w:ind w:left="6480" w:hanging="360"/>
+      </w:pPr>
+      <w:rPr>
+        <w:rFonts w:ascii="Wingdings" w:hAnsi="Wingdings" w:hint="default"/>
+      </w:rPr>
+    </w:lvl>
+  </w:abstractNum>
   <w:num w:numId="1" w16cid:durableId="335887225">
+    <w:abstractNumId w:val="8"/>
+  </w:num>
+  <w:num w:numId="2" w16cid:durableId="1806311288">
+    <w:abstractNumId w:val="1"/>
+  </w:num>
+  <w:num w:numId="3" w16cid:durableId="879127564">
+    <w:abstractNumId w:val="9"/>
+  </w:num>
+  <w:num w:numId="4" w16cid:durableId="257838733">
+    <w:abstractNumId w:val="7"/>
+  </w:num>
+  <w:num w:numId="5" w16cid:durableId="1354650651">
+    <w:abstractNumId w:val="10"/>
+  </w:num>
+  <w:num w:numId="6" w16cid:durableId="1111365763">
+    <w:abstractNumId w:val="2"/>
+  </w:num>
+  <w:num w:numId="7" w16cid:durableId="1740054252">
+    <w:abstractNumId w:val="11"/>
+  </w:num>
+  <w:num w:numId="8" w16cid:durableId="282463570">
+    <w:abstractNumId w:val="6"/>
+  </w:num>
+  <w:num w:numId="9" w16cid:durableId="1310358449">
+    <w:abstractNumId w:val="4"/>
+  </w:num>
+  <w:num w:numId="10" w16cid:durableId="872351810">
     <w:abstractNumId w:val="0"/>
+  </w:num>
+  <w:num w:numId="11" w16cid:durableId="1175607812">
+    <w:abstractNumId w:val="3"/>
+  </w:num>
+  <w:num w:numId="12" w16cid:durableId="924919724">
+    <w:abstractNumId w:val="5"/>
   </w:num>
 </w:numbering>
 </file>

--- a/Lab_05.docx
+++ b/Lab_05.docx
@@ -2420,6 +2420,412 @@
     </w:p>
     <w:p>
       <w:pPr>
+        <w:pStyle w:val="Heading3"/>
+      </w:pPr>
+      <w:r>
+        <w:t>User Design</w:t>
+      </w:r>
+    </w:p>
+    <w:p>
+      <w:pPr>
+        <w:rPr>
+          <w:b/>
+          <w:bCs/>
+          <w:lang w:eastAsia="en-US"/>
+        </w:rPr>
+      </w:pPr>
+      <w:r>
+        <w:rPr>
+          <w:lang w:eastAsia="en-US"/>
+        </w:rPr>
+        <w:tab/>
+      </w:r>
+      <w:r>
+        <w:rPr>
+          <w:b/>
+          <w:bCs/>
+          <w:lang w:eastAsia="en-US"/>
+        </w:rPr>
+        <w:tab/>
+        <w:t>Creating a user</w:t>
+      </w:r>
+    </w:p>
+    <w:p>
+      <w:pPr>
+        <w:ind w:firstLine="0"/>
+        <w:rPr>
+          <w:lang w:eastAsia="en-US"/>
+        </w:rPr>
+      </w:pPr>
+      <w:r>
+        <w:rPr>
+          <w:lang w:eastAsia="en-US"/>
+        </w:rPr>
+        <w:t>Creating a user should include a username, password and country of residence. Firstly, the username is to help identify the user and give them a sense of personal expression within the system. Then the password is to keep the user protected within the system by forcing users to create strong and enforce password character requirements such as:</w:t>
+      </w:r>
+    </w:p>
+    <w:p>
+      <w:pPr>
+        <w:ind w:firstLine="0"/>
+        <w:rPr>
+          <w:lang w:eastAsia="en-US"/>
+        </w:rPr>
+      </w:pPr>
+      <w:r>
+        <w:rPr>
+          <w:lang w:eastAsia="en-US"/>
+        </w:rPr>
+        <w:tab/>
+        <w:t xml:space="preserve">Password: </w:t>
+      </w:r>
+    </w:p>
+    <w:p>
+      <w:pPr>
+        <w:ind w:firstLine="0"/>
+        <w:rPr>
+          <w:lang w:eastAsia="en-US"/>
+        </w:rPr>
+      </w:pPr>
+      <w:r>
+        <w:rPr>
+          <w:lang w:eastAsia="en-US"/>
+        </w:rPr>
+        <w:tab/>
+      </w:r>
+      <w:r>
+        <w:rPr>
+          <w:lang w:eastAsia="en-US"/>
+        </w:rPr>
+        <w:tab/>
+        <w:t>Minimum 10 characters long</w:t>
+      </w:r>
+    </w:p>
+    <w:p>
+      <w:pPr>
+        <w:ind w:firstLine="0"/>
+        <w:rPr>
+          <w:lang w:eastAsia="en-US"/>
+        </w:rPr>
+      </w:pPr>
+      <w:r>
+        <w:rPr>
+          <w:lang w:eastAsia="en-US"/>
+        </w:rPr>
+        <w:tab/>
+      </w:r>
+      <w:r>
+        <w:rPr>
+          <w:lang w:eastAsia="en-US"/>
+        </w:rPr>
+        <w:tab/>
+        <w:t>At least 5 nonalphanumeric characters</w:t>
+      </w:r>
+    </w:p>
+    <w:p>
+      <w:pPr>
+        <w:ind w:firstLine="0"/>
+        <w:rPr>
+          <w:lang w:eastAsia="en-US"/>
+        </w:rPr>
+      </w:pPr>
+      <w:r>
+        <w:rPr>
+          <w:lang w:eastAsia="en-US"/>
+        </w:rPr>
+        <w:tab/>
+      </w:r>
+      <w:r>
+        <w:rPr>
+          <w:lang w:eastAsia="en-US"/>
+        </w:rPr>
+        <w:tab/>
+        <w:t>No white space</w:t>
+      </w:r>
+    </w:p>
+    <w:p>
+      <w:pPr>
+        <w:rPr>
+          <w:lang w:eastAsia="en-US"/>
+        </w:rPr>
+      </w:pPr>
+      <w:r>
+        <w:rPr>
+          <w:lang w:eastAsia="en-US"/>
+        </w:rPr>
+        <w:tab/>
+      </w:r>
+      <w:r>
+        <w:rPr>
+          <w:lang w:eastAsia="en-US"/>
+        </w:rPr>
+        <w:tab/>
+      </w:r>
+      <w:r>
+        <w:rPr>
+          <w:lang w:eastAsia="en-US"/>
+        </w:rPr>
+        <w:tab/>
+        <w:t>EX: as:A&gt;#R”:Aasdk</w:t>
+      </w:r>
+    </w:p>
+    <w:p>
+      <w:pPr>
+        <w:rPr>
+          <w:lang w:eastAsia="en-US"/>
+        </w:rPr>
+      </w:pPr>
+      <w:r>
+        <w:rPr>
+          <w:lang w:eastAsia="en-US"/>
+        </w:rPr>
+        <w:t xml:space="preserve">Not only this hashing the password before it is stored onto the database will allow for secure and harder to hack or accounts to become compromised. </w:t>
+      </w:r>
+      <w:r>
+        <w:rPr>
+          <w:lang w:eastAsia="en-US"/>
+        </w:rPr>
+        <w:t>Finally, the country of residence will be used to determine what prices the user should be subjected to. Whether its American or Canadian prices as this will be what is supported in our program at the start.</w:t>
+      </w:r>
+    </w:p>
+    <w:p>
+      <w:pPr>
+        <w:rPr>
+          <w:b/>
+          <w:bCs/>
+          <w:lang w:eastAsia="en-US"/>
+        </w:rPr>
+      </w:pPr>
+      <w:r>
+        <w:rPr>
+          <w:b/>
+          <w:bCs/>
+          <w:lang w:eastAsia="en-US"/>
+        </w:rPr>
+        <w:tab/>
+      </w:r>
+      <w:r>
+        <w:rPr>
+          <w:b/>
+          <w:bCs/>
+          <w:lang w:eastAsia="en-US"/>
+        </w:rPr>
+        <w:tab/>
+        <w:t>Logging in as a user</w:t>
+      </w:r>
+    </w:p>
+    <w:p>
+      <w:pPr>
+        <w:rPr>
+          <w:lang w:eastAsia="en-US"/>
+        </w:rPr>
+      </w:pPr>
+      <w:r>
+        <w:rPr>
+          <w:lang w:eastAsia="en-US"/>
+        </w:rPr>
+        <w:t xml:space="preserve"> </w:t>
+      </w:r>
+      <w:r>
+        <w:rPr>
+          <w:lang w:eastAsia="en-US"/>
+        </w:rPr>
+        <w:t>Logging in to a user account will behalf much like other web-based stores in which you are presented a menu to input a username and password. Should a user forget their password they are screwed as we are not implementing the email password reset system in this current iteration.</w:t>
+      </w:r>
+    </w:p>
+    <w:p>
+      <w:pPr>
+        <w:pStyle w:val="Heading3"/>
+      </w:pPr>
+      <w:r>
+        <w:t>System design</w:t>
+      </w:r>
+    </w:p>
+    <w:p>
+      <w:pPr>
+        <w:rPr>
+          <w:b/>
+          <w:bCs/>
+          <w:lang w:eastAsia="en-US"/>
+        </w:rPr>
+      </w:pPr>
+      <w:r>
+        <w:rPr>
+          <w:b/>
+          <w:bCs/>
+          <w:lang w:eastAsia="en-US"/>
+        </w:rPr>
+        <w:t xml:space="preserve">Core security principles </w:t>
+      </w:r>
+    </w:p>
+    <w:p>
+      <w:pPr>
+        <w:pStyle w:val="ListParagraph"/>
+        <w:numPr>
+          <w:ilvl w:val="0"/>
+          <w:numId w:val="13"/>
+        </w:numPr>
+      </w:pPr>
+      <w:r>
+        <w:t xml:space="preserve">Confidentiality </w:t>
+      </w:r>
+      <w:r>
+        <w:rPr>
+          <w:b/>
+          <w:bCs/>
+        </w:rPr>
+        <w:t>(maybe)</w:t>
+      </w:r>
+    </w:p>
+    <w:p>
+      <w:r>
+        <w:rPr>
+          <w:b/>
+          <w:bCs/>
+        </w:rPr>
+        <w:t>Multi-factor authentication</w:t>
+      </w:r>
+      <w:r>
+        <w:rPr>
+          <w:b/>
+          <w:bCs/>
+        </w:rPr>
+        <w:t>:</w:t>
+      </w:r>
+      <w:r>
+        <w:t xml:space="preserve"> will protect users accounts by sending a code to a email or phone after a successful login to stop hackers who have found out the password from entering the account. </w:t>
+      </w:r>
+    </w:p>
+    <w:p>
+      <w:r>
+        <w:rPr>
+          <w:b/>
+          <w:bCs/>
+        </w:rPr>
+        <w:t>Sessions</w:t>
+      </w:r>
+      <w:r>
+        <w:rPr>
+          <w:b/>
+          <w:bCs/>
+        </w:rPr>
+        <w:t>:</w:t>
+      </w:r>
+      <w:r>
+        <w:t xml:space="preserve"> will be locked to a user’s device stopping hackers from hijacking their session for nefarious actions.</w:t>
+      </w:r>
+    </w:p>
+    <w:p>
+      <w:pPr>
+        <w:pStyle w:val="ListParagraph"/>
+        <w:numPr>
+          <w:ilvl w:val="0"/>
+          <w:numId w:val="13"/>
+        </w:numPr>
+      </w:pPr>
+      <w:r>
+        <w:t>Integrity</w:t>
+      </w:r>
+    </w:p>
+    <w:p>
+      <w:r>
+        <w:rPr>
+          <w:b/>
+          <w:bCs/>
+        </w:rPr>
+        <w:t>Input scrubbing:</w:t>
+      </w:r>
+      <w:r>
+        <w:rPr>
+          <w:b/>
+          <w:bCs/>
+        </w:rPr>
+        <w:t xml:space="preserve"> </w:t>
+      </w:r>
+      <w:r>
+        <w:t xml:space="preserve">Using regex and validation checks </w:t>
+      </w:r>
+      <w:r>
+        <w:t>to remove white space and illegal characters such as ; or &lt;&gt;. This way no query syntax characters enter the database.</w:t>
+      </w:r>
+    </w:p>
+    <w:p>
+      <w:pPr>
+        <w:ind w:left="0" w:firstLine="0"/>
+      </w:pPr>
+      <w:r>
+        <w:rPr>
+          <w:b/>
+          <w:bCs/>
+        </w:rPr>
+        <w:t>Sanitizing Output</w:t>
+      </w:r>
+      <w:r>
+        <w:rPr>
+          <w:b/>
+          <w:bCs/>
+        </w:rPr>
+        <w:t xml:space="preserve">: </w:t>
+      </w:r>
+      <w:r>
+        <w:t>before showing the user any feedback to the screen cleans it before displaying to the user while also keeping text feed back vague enough to hide business logic or unintentional user login credentials but also guiding users to using the system</w:t>
+      </w:r>
+    </w:p>
+    <w:p>
+      <w:pPr>
+        <w:pStyle w:val="ListParagraph"/>
+        <w:numPr>
+          <w:ilvl w:val="0"/>
+          <w:numId w:val="13"/>
+        </w:numPr>
+      </w:pPr>
+      <w:r>
+        <w:t>Availability</w:t>
+      </w:r>
+    </w:p>
+    <w:p>
+      <w:r>
+        <w:rPr>
+          <w:b/>
+          <w:bCs/>
+        </w:rPr>
+        <w:t>Rate Limiting:</w:t>
+      </w:r>
+      <w:r>
+        <w:rPr>
+          <w:b/>
+          <w:bCs/>
+        </w:rPr>
+        <w:t xml:space="preserve"> </w:t>
+      </w:r>
+      <w:r>
+        <w:t xml:space="preserve">Set a limit in which on how fast users can attempt to login as to not flood servers with bad requests. However still allowing users to attempt to login should they fail. </w:t>
+      </w:r>
+    </w:p>
+    <w:p>
+      <w:r>
+        <w:rPr>
+          <w:b/>
+          <w:bCs/>
+        </w:rPr>
+        <w:lastRenderedPageBreak/>
+        <w:t>Error Handling:</w:t>
+      </w:r>
+      <w:r>
+        <w:rPr>
+          <w:b/>
+          <w:bCs/>
+        </w:rPr>
+        <w:t xml:space="preserve"> </w:t>
+      </w:r>
+      <w:r>
+        <w:t>If the app crashes or hits an error</w:t>
+      </w:r>
+      <w:r>
+        <w:t>, make sure it doesn’t show business secrets to the user.  But showing generic messages like “server error” to hide what faulted on the back end.</w:t>
+      </w:r>
+    </w:p>
+    <w:p>
+      <w:pPr>
         <w:pStyle w:val="ListParagraph"/>
         <w:numPr>
           <w:ilvl w:val="0"/>
@@ -2427,7 +2833,7 @@
         </w:numPr>
       </w:pPr>
       <w:r>
-        <w:t>System design</w:t>
+        <w:t>Basic System design</w:t>
       </w:r>
     </w:p>
     <w:p>
@@ -2439,8 +2845,18 @@
         </w:numPr>
       </w:pPr>
       <w:r>
-        <w:t>Basic System design</w:t>
-      </w:r>
+        <w:t>Report</w:t>
+      </w:r>
+    </w:p>
+    <w:p>
+      <w:pPr>
+        <w:pStyle w:val="Heading2"/>
+      </w:pPr>
+      <w:bookmarkStart w:id="2" w:name="_Toc225441071"/>
+      <w:r>
+        <w:t>Code samples / details</w:t>
+      </w:r>
+      <w:bookmarkEnd w:id="2"/>
     </w:p>
     <w:p>
       <w:pPr>
@@ -2451,28 +2867,6 @@
         </w:numPr>
       </w:pPr>
       <w:r>
-        <w:t>Report</w:t>
-      </w:r>
-    </w:p>
-    <w:p>
-      <w:pPr>
-        <w:pStyle w:val="Heading2"/>
-      </w:pPr>
-      <w:bookmarkStart w:id="2" w:name="_Toc225441071"/>
-      <w:r>
-        <w:t>Code samples / details</w:t>
-      </w:r>
-      <w:bookmarkEnd w:id="2"/>
-    </w:p>
-    <w:p>
-      <w:pPr>
-        <w:pStyle w:val="ListParagraph"/>
-        <w:numPr>
-          <w:ilvl w:val="0"/>
-          <w:numId w:val="3"/>
-        </w:numPr>
-      </w:pPr>
-      <w:r>
         <w:t>Add screenshots and explanations of code screenshots</w:t>
       </w:r>
     </w:p>
@@ -2497,6 +2891,9 @@
       <w:r>
         <w:t>System design</w:t>
       </w:r>
+      <w:r>
+        <w:t xml:space="preserve"> </w:t>
+      </w:r>
     </w:p>
     <w:p>
       <w:pPr>
@@ -2582,10 +2979,7 @@
         </w:numPr>
       </w:pPr>
       <w:r>
-        <w:t>Start dat</w:t>
-      </w:r>
-      <w:r>
-        <w:t>e</w:t>
+        <w:t>Start date</w:t>
       </w:r>
     </w:p>
     <w:p>
@@ -2690,7 +3084,6 @@
       </w:pPr>
       <w:bookmarkStart w:id="8" w:name="_Toc225441077"/>
       <w:r>
-        <w:lastRenderedPageBreak/>
         <w:t>Next Steps</w:t>
       </w:r>
       <w:bookmarkEnd w:id="8"/>
@@ -2747,6 +3140,7 @@
       </w:pPr>
       <w:bookmarkStart w:id="10" w:name="_Toc225441079"/>
       <w:r>
+        <w:lastRenderedPageBreak/>
         <w:t>Updates / Fixes</w:t>
       </w:r>
       <w:bookmarkEnd w:id="10"/>
@@ -3001,7 +3395,6 @@
         </w:numPr>
       </w:pPr>
       <w:r>
-        <w:lastRenderedPageBreak/>
         <w:t xml:space="preserve">Database server </w:t>
       </w:r>
       <w:r>
@@ -3168,6 +3561,92 @@
     </w:lvl>
   </w:abstractNum>
   <w:abstractNum w:abstractNumId="1" w15:restartNumberingAfterBreak="0">
+    <w:nsid w:val="058738C4"/>
+    <w:multiLevelType w:val="hybridMultilevel"/>
+    <w:tmpl w:val="D1680B5A"/>
+    <w:lvl w:ilvl="0" w:tplc="1009000F">
+      <w:start w:val="1"/>
+      <w:numFmt w:val="decimal"/>
+      <w:lvlText w:val="%1."/>
+      <w:lvlJc w:val="left"/>
+      <w:pPr>
+        <w:ind w:left="710" w:hanging="360"/>
+      </w:pPr>
+    </w:lvl>
+    <w:lvl w:ilvl="1" w:tplc="10090019" w:tentative="1">
+      <w:start w:val="1"/>
+      <w:numFmt w:val="lowerLetter"/>
+      <w:lvlText w:val="%2."/>
+      <w:lvlJc w:val="left"/>
+      <w:pPr>
+        <w:ind w:left="1430" w:hanging="360"/>
+      </w:pPr>
+    </w:lvl>
+    <w:lvl w:ilvl="2" w:tplc="1009001B" w:tentative="1">
+      <w:start w:val="1"/>
+      <w:numFmt w:val="lowerRoman"/>
+      <w:lvlText w:val="%3."/>
+      <w:lvlJc w:val="right"/>
+      <w:pPr>
+        <w:ind w:left="2150" w:hanging="180"/>
+      </w:pPr>
+    </w:lvl>
+    <w:lvl w:ilvl="3" w:tplc="1009000F" w:tentative="1">
+      <w:start w:val="1"/>
+      <w:numFmt w:val="decimal"/>
+      <w:lvlText w:val="%4."/>
+      <w:lvlJc w:val="left"/>
+      <w:pPr>
+        <w:ind w:left="2870" w:hanging="360"/>
+      </w:pPr>
+    </w:lvl>
+    <w:lvl w:ilvl="4" w:tplc="10090019" w:tentative="1">
+      <w:start w:val="1"/>
+      <w:numFmt w:val="lowerLetter"/>
+      <w:lvlText w:val="%5."/>
+      <w:lvlJc w:val="left"/>
+      <w:pPr>
+        <w:ind w:left="3590" w:hanging="360"/>
+      </w:pPr>
+    </w:lvl>
+    <w:lvl w:ilvl="5" w:tplc="1009001B" w:tentative="1">
+      <w:start w:val="1"/>
+      <w:numFmt w:val="lowerRoman"/>
+      <w:lvlText w:val="%6."/>
+      <w:lvlJc w:val="right"/>
+      <w:pPr>
+        <w:ind w:left="4310" w:hanging="180"/>
+      </w:pPr>
+    </w:lvl>
+    <w:lvl w:ilvl="6" w:tplc="1009000F" w:tentative="1">
+      <w:start w:val="1"/>
+      <w:numFmt w:val="decimal"/>
+      <w:lvlText w:val="%7."/>
+      <w:lvlJc w:val="left"/>
+      <w:pPr>
+        <w:ind w:left="5030" w:hanging="360"/>
+      </w:pPr>
+    </w:lvl>
+    <w:lvl w:ilvl="7" w:tplc="10090019" w:tentative="1">
+      <w:start w:val="1"/>
+      <w:numFmt w:val="lowerLetter"/>
+      <w:lvlText w:val="%8."/>
+      <w:lvlJc w:val="left"/>
+      <w:pPr>
+        <w:ind w:left="5750" w:hanging="360"/>
+      </w:pPr>
+    </w:lvl>
+    <w:lvl w:ilvl="8" w:tplc="1009001B" w:tentative="1">
+      <w:start w:val="1"/>
+      <w:numFmt w:val="lowerRoman"/>
+      <w:lvlText w:val="%9."/>
+      <w:lvlJc w:val="right"/>
+      <w:pPr>
+        <w:ind w:left="6470" w:hanging="180"/>
+      </w:pPr>
+    </w:lvl>
+  </w:abstractNum>
+  <w:abstractNum w:abstractNumId="2" w15:restartNumberingAfterBreak="0">
     <w:nsid w:val="063D780B"/>
     <w:multiLevelType w:val="hybridMultilevel"/>
     <w:tmpl w:val="0B5035AE"/>
@@ -3280,7 +3759,7 @@
       </w:rPr>
     </w:lvl>
   </w:abstractNum>
-  <w:abstractNum w:abstractNumId="2" w15:restartNumberingAfterBreak="0">
+  <w:abstractNum w:abstractNumId="3" w15:restartNumberingAfterBreak="0">
     <w:nsid w:val="07D1109E"/>
     <w:multiLevelType w:val="hybridMultilevel"/>
     <w:tmpl w:val="41A485F4"/>
@@ -3393,7 +3872,7 @@
       </w:rPr>
     </w:lvl>
   </w:abstractNum>
-  <w:abstractNum w:abstractNumId="3" w15:restartNumberingAfterBreak="0">
+  <w:abstractNum w:abstractNumId="4" w15:restartNumberingAfterBreak="0">
     <w:nsid w:val="0F61375C"/>
     <w:multiLevelType w:val="hybridMultilevel"/>
     <w:tmpl w:val="26E45398"/>
@@ -3506,7 +3985,7 @@
       </w:rPr>
     </w:lvl>
   </w:abstractNum>
-  <w:abstractNum w:abstractNumId="4" w15:restartNumberingAfterBreak="0">
+  <w:abstractNum w:abstractNumId="5" w15:restartNumberingAfterBreak="0">
     <w:nsid w:val="12F86E56"/>
     <w:multiLevelType w:val="hybridMultilevel"/>
     <w:tmpl w:val="4F0C010C"/>
@@ -3619,7 +4098,7 @@
       </w:rPr>
     </w:lvl>
   </w:abstractNum>
-  <w:abstractNum w:abstractNumId="5" w15:restartNumberingAfterBreak="0">
+  <w:abstractNum w:abstractNumId="6" w15:restartNumberingAfterBreak="0">
     <w:nsid w:val="313753C4"/>
     <w:multiLevelType w:val="hybridMultilevel"/>
     <w:tmpl w:val="8C16B4BC"/>
@@ -3732,7 +4211,7 @@
       </w:rPr>
     </w:lvl>
   </w:abstractNum>
-  <w:abstractNum w:abstractNumId="6" w15:restartNumberingAfterBreak="0">
+  <w:abstractNum w:abstractNumId="7" w15:restartNumberingAfterBreak="0">
     <w:nsid w:val="34B712C0"/>
     <w:multiLevelType w:val="hybridMultilevel"/>
     <w:tmpl w:val="08FCFBA6"/>
@@ -3845,7 +4324,7 @@
       </w:rPr>
     </w:lvl>
   </w:abstractNum>
-  <w:abstractNum w:abstractNumId="7" w15:restartNumberingAfterBreak="0">
+  <w:abstractNum w:abstractNumId="8" w15:restartNumberingAfterBreak="0">
     <w:nsid w:val="36BA2FE3"/>
     <w:multiLevelType w:val="hybridMultilevel"/>
     <w:tmpl w:val="915ABCD2"/>
@@ -3958,7 +4437,7 @@
       </w:rPr>
     </w:lvl>
   </w:abstractNum>
-  <w:abstractNum w:abstractNumId="8" w15:restartNumberingAfterBreak="0">
+  <w:abstractNum w:abstractNumId="9" w15:restartNumberingAfterBreak="0">
     <w:nsid w:val="46D51D5E"/>
     <w:multiLevelType w:val="hybridMultilevel"/>
     <w:tmpl w:val="A3488424"/>
@@ -4044,10 +4523,10 @@
       </w:pPr>
     </w:lvl>
   </w:abstractNum>
-  <w:abstractNum w:abstractNumId="9" w15:restartNumberingAfterBreak="0">
+  <w:abstractNum w:abstractNumId="10" w15:restartNumberingAfterBreak="0">
     <w:nsid w:val="600D0A9B"/>
     <w:multiLevelType w:val="hybridMultilevel"/>
-    <w:tmpl w:val="50D687A8"/>
+    <w:tmpl w:val="F5CAF0C6"/>
     <w:lvl w:ilvl="0" w:tplc="10090001">
       <w:start w:val="1"/>
       <w:numFmt w:val="bullet"/>
@@ -4157,7 +4636,7 @@
       </w:rPr>
     </w:lvl>
   </w:abstractNum>
-  <w:abstractNum w:abstractNumId="10" w15:restartNumberingAfterBreak="0">
+  <w:abstractNum w:abstractNumId="11" w15:restartNumberingAfterBreak="0">
     <w:nsid w:val="63017B7A"/>
     <w:multiLevelType w:val="hybridMultilevel"/>
     <w:tmpl w:val="70AE5A82"/>
@@ -4270,7 +4749,7 @@
       </w:rPr>
     </w:lvl>
   </w:abstractNum>
-  <w:abstractNum w:abstractNumId="11" w15:restartNumberingAfterBreak="0">
+  <w:abstractNum w:abstractNumId="12" w15:restartNumberingAfterBreak="0">
     <w:nsid w:val="730D0924"/>
     <w:multiLevelType w:val="hybridMultilevel"/>
     <w:tmpl w:val="C7187416"/>
@@ -4384,40 +4863,43 @@
     </w:lvl>
   </w:abstractNum>
   <w:num w:numId="1" w16cid:durableId="335887225">
+    <w:abstractNumId w:val="9"/>
+  </w:num>
+  <w:num w:numId="2" w16cid:durableId="1806311288">
+    <w:abstractNumId w:val="2"/>
+  </w:num>
+  <w:num w:numId="3" w16cid:durableId="879127564">
+    <w:abstractNumId w:val="10"/>
+  </w:num>
+  <w:num w:numId="4" w16cid:durableId="257838733">
     <w:abstractNumId w:val="8"/>
   </w:num>
-  <w:num w:numId="2" w16cid:durableId="1806311288">
-    <w:abstractNumId w:val="1"/>
+  <w:num w:numId="5" w16cid:durableId="1354650651">
+    <w:abstractNumId w:val="11"/>
   </w:num>
-  <w:num w:numId="3" w16cid:durableId="879127564">
-    <w:abstractNumId w:val="9"/>
+  <w:num w:numId="6" w16cid:durableId="1111365763">
+    <w:abstractNumId w:val="3"/>
   </w:num>
-  <w:num w:numId="4" w16cid:durableId="257838733">
+  <w:num w:numId="7" w16cid:durableId="1740054252">
+    <w:abstractNumId w:val="12"/>
+  </w:num>
+  <w:num w:numId="8" w16cid:durableId="282463570">
     <w:abstractNumId w:val="7"/>
   </w:num>
-  <w:num w:numId="5" w16cid:durableId="1354650651">
-    <w:abstractNumId w:val="10"/>
-  </w:num>
-  <w:num w:numId="6" w16cid:durableId="1111365763">
-    <w:abstractNumId w:val="2"/>
-  </w:num>
-  <w:num w:numId="7" w16cid:durableId="1740054252">
-    <w:abstractNumId w:val="11"/>
-  </w:num>
-  <w:num w:numId="8" w16cid:durableId="282463570">
-    <w:abstractNumId w:val="6"/>
-  </w:num>
   <w:num w:numId="9" w16cid:durableId="1310358449">
-    <w:abstractNumId w:val="4"/>
+    <w:abstractNumId w:val="5"/>
   </w:num>
   <w:num w:numId="10" w16cid:durableId="872351810">
     <w:abstractNumId w:val="0"/>
   </w:num>
   <w:num w:numId="11" w16cid:durableId="1175607812">
-    <w:abstractNumId w:val="3"/>
+    <w:abstractNumId w:val="4"/>
   </w:num>
   <w:num w:numId="12" w16cid:durableId="924919724">
-    <w:abstractNumId w:val="5"/>
+    <w:abstractNumId w:val="6"/>
+  </w:num>
+  <w:num w:numId="13" w16cid:durableId="1863669041">
+    <w:abstractNumId w:val="1"/>
   </w:num>
 </w:numbering>
 </file>
@@ -5058,6 +5540,7 @@
   <w:style w:type="character" w:default="1" w:styleId="DefaultParagraphFont">
     <w:name w:val="Default Paragraph Font"/>
     <w:uiPriority w:val="1"/>
+    <w:semiHidden/>
     <w:unhideWhenUsed/>
   </w:style>
   <w:style w:type="table" w:default="1" w:styleId="TableNormal">

--- a/Lab_05.docx
+++ b/Lab_05.docx
@@ -187,7 +187,14 @@
           <w:b/>
           <w:sz w:val="32"/>
         </w:rPr>
-        <w:t>, nobody else</w:t>
+        <w:t xml:space="preserve">, </w:t>
+      </w:r>
+      <w:r>
+        <w:rPr>
+          <w:b/>
+          <w:sz w:val="32"/>
+        </w:rPr>
+        <w:t>Will Jessel, Zemmat Hagos</w:t>
       </w:r>
     </w:p>
     <w:p>
@@ -1109,7 +1116,7 @@
           <w:r>
             <w:fldChar w:fldCharType="separate"/>
           </w:r>
-          <w:hyperlink w:anchor="_Toc225441069" w:history="1">
+          <w:hyperlink w:anchor="_Toc226056554" w:history="1">
             <w:r>
               <w:rPr>
                 <w:rStyle w:val="Hyperlink"/>
@@ -1136,7 +1143,7 @@
                 <w:noProof/>
                 <w:webHidden/>
               </w:rPr>
-              <w:instrText xml:space="preserve"> PAGEREF _Toc225441069 \h </w:instrText>
+              <w:instrText xml:space="preserve"> PAGEREF _Toc226056554 \h </w:instrText>
             </w:r>
             <w:r>
               <w:rPr>
@@ -1180,7 +1187,7 @@
               <w:sz w:val="24"/>
             </w:rPr>
           </w:pPr>
-          <w:hyperlink w:anchor="_Toc225441070" w:history="1">
+          <w:hyperlink w:anchor="_Toc226056555" w:history="1">
             <w:r>
               <w:rPr>
                 <w:rStyle w:val="Hyperlink"/>
@@ -1207,7 +1214,7 @@
                 <w:noProof/>
                 <w:webHidden/>
               </w:rPr>
-              <w:instrText xml:space="preserve"> PAGEREF _Toc225441070 \h </w:instrText>
+              <w:instrText xml:space="preserve"> PAGEREF _Toc226056555 \h </w:instrText>
             </w:r>
             <w:r>
               <w:rPr>
@@ -1228,6 +1235,219 @@
                 <w:webHidden/>
               </w:rPr>
               <w:t>3</w:t>
+            </w:r>
+            <w:r>
+              <w:rPr>
+                <w:noProof/>
+                <w:webHidden/>
+              </w:rPr>
+              <w:fldChar w:fldCharType="end"/>
+            </w:r>
+          </w:hyperlink>
+        </w:p>
+        <w:p>
+          <w:pPr>
+            <w:pStyle w:val="TOC3"/>
+            <w:tabs>
+              <w:tab w:val="right" w:leader="dot" w:pos="9350"/>
+            </w:tabs>
+            <w:rPr>
+              <w:rFonts w:asciiTheme="minorHAnsi" w:eastAsiaTheme="minorEastAsia" w:hAnsiTheme="minorHAnsi" w:cstheme="minorBidi"/>
+              <w:noProof/>
+              <w:color w:val="auto"/>
+              <w:sz w:val="24"/>
+            </w:rPr>
+          </w:pPr>
+          <w:hyperlink w:anchor="_Toc226056556" w:history="1">
+            <w:r>
+              <w:rPr>
+                <w:rStyle w:val="Hyperlink"/>
+                <w:noProof/>
+              </w:rPr>
+              <w:t>User Design</w:t>
+            </w:r>
+            <w:r>
+              <w:rPr>
+                <w:noProof/>
+                <w:webHidden/>
+              </w:rPr>
+              <w:tab/>
+            </w:r>
+            <w:r>
+              <w:rPr>
+                <w:noProof/>
+                <w:webHidden/>
+              </w:rPr>
+              <w:fldChar w:fldCharType="begin"/>
+            </w:r>
+            <w:r>
+              <w:rPr>
+                <w:noProof/>
+                <w:webHidden/>
+              </w:rPr>
+              <w:instrText xml:space="preserve"> PAGEREF _Toc226056556 \h </w:instrText>
+            </w:r>
+            <w:r>
+              <w:rPr>
+                <w:noProof/>
+                <w:webHidden/>
+              </w:rPr>
+            </w:r>
+            <w:r>
+              <w:rPr>
+                <w:noProof/>
+                <w:webHidden/>
+              </w:rPr>
+              <w:fldChar w:fldCharType="separate"/>
+            </w:r>
+            <w:r>
+              <w:rPr>
+                <w:noProof/>
+                <w:webHidden/>
+              </w:rPr>
+              <w:t>3</w:t>
+            </w:r>
+            <w:r>
+              <w:rPr>
+                <w:noProof/>
+                <w:webHidden/>
+              </w:rPr>
+              <w:fldChar w:fldCharType="end"/>
+            </w:r>
+          </w:hyperlink>
+        </w:p>
+        <w:p>
+          <w:pPr>
+            <w:pStyle w:val="TOC3"/>
+            <w:tabs>
+              <w:tab w:val="right" w:leader="dot" w:pos="9350"/>
+            </w:tabs>
+            <w:rPr>
+              <w:rFonts w:asciiTheme="minorHAnsi" w:eastAsiaTheme="minorEastAsia" w:hAnsiTheme="minorHAnsi" w:cstheme="minorBidi"/>
+              <w:noProof/>
+              <w:color w:val="auto"/>
+              <w:sz w:val="24"/>
+            </w:rPr>
+          </w:pPr>
+          <w:hyperlink w:anchor="_Toc226056557" w:history="1">
+            <w:r>
+              <w:rPr>
+                <w:rStyle w:val="Hyperlink"/>
+                <w:noProof/>
+              </w:rPr>
+              <w:t>System design</w:t>
+            </w:r>
+            <w:r>
+              <w:rPr>
+                <w:noProof/>
+                <w:webHidden/>
+              </w:rPr>
+              <w:tab/>
+            </w:r>
+            <w:r>
+              <w:rPr>
+                <w:noProof/>
+                <w:webHidden/>
+              </w:rPr>
+              <w:fldChar w:fldCharType="begin"/>
+            </w:r>
+            <w:r>
+              <w:rPr>
+                <w:noProof/>
+                <w:webHidden/>
+              </w:rPr>
+              <w:instrText xml:space="preserve"> PAGEREF _Toc226056557 \h </w:instrText>
+            </w:r>
+            <w:r>
+              <w:rPr>
+                <w:noProof/>
+                <w:webHidden/>
+              </w:rPr>
+            </w:r>
+            <w:r>
+              <w:rPr>
+                <w:noProof/>
+                <w:webHidden/>
+              </w:rPr>
+              <w:fldChar w:fldCharType="separate"/>
+            </w:r>
+            <w:r>
+              <w:rPr>
+                <w:noProof/>
+                <w:webHidden/>
+              </w:rPr>
+              <w:t>3</w:t>
+            </w:r>
+            <w:r>
+              <w:rPr>
+                <w:noProof/>
+                <w:webHidden/>
+              </w:rPr>
+              <w:fldChar w:fldCharType="end"/>
+            </w:r>
+          </w:hyperlink>
+        </w:p>
+        <w:p>
+          <w:pPr>
+            <w:pStyle w:val="TOC3"/>
+            <w:tabs>
+              <w:tab w:val="right" w:leader="dot" w:pos="9350"/>
+            </w:tabs>
+            <w:rPr>
+              <w:rFonts w:asciiTheme="minorHAnsi" w:eastAsiaTheme="minorEastAsia" w:hAnsiTheme="minorHAnsi" w:cstheme="minorBidi"/>
+              <w:noProof/>
+              <w:color w:val="auto"/>
+              <w:sz w:val="24"/>
+            </w:rPr>
+          </w:pPr>
+          <w:hyperlink w:anchor="_Toc226056558" w:history="1">
+            <w:r>
+              <w:rPr>
+                <w:rStyle w:val="Hyperlink"/>
+                <w:noProof/>
+              </w:rPr>
+              <w:t>Basic System design</w:t>
+            </w:r>
+            <w:r>
+              <w:rPr>
+                <w:noProof/>
+                <w:webHidden/>
+              </w:rPr>
+              <w:tab/>
+            </w:r>
+            <w:r>
+              <w:rPr>
+                <w:noProof/>
+                <w:webHidden/>
+              </w:rPr>
+              <w:fldChar w:fldCharType="begin"/>
+            </w:r>
+            <w:r>
+              <w:rPr>
+                <w:noProof/>
+                <w:webHidden/>
+              </w:rPr>
+              <w:instrText xml:space="preserve"> PAGEREF _Toc226056558 \h </w:instrText>
+            </w:r>
+            <w:r>
+              <w:rPr>
+                <w:noProof/>
+                <w:webHidden/>
+              </w:rPr>
+            </w:r>
+            <w:r>
+              <w:rPr>
+                <w:noProof/>
+                <w:webHidden/>
+              </w:rPr>
+              <w:fldChar w:fldCharType="separate"/>
+            </w:r>
+            <w:r>
+              <w:rPr>
+                <w:noProof/>
+                <w:webHidden/>
+              </w:rPr>
+              <w:t>4</w:t>
             </w:r>
             <w:r>
               <w:rPr>
@@ -1251,7 +1471,7 @@
               <w:sz w:val="24"/>
             </w:rPr>
           </w:pPr>
-          <w:hyperlink w:anchor="_Toc225441071" w:history="1">
+          <w:hyperlink w:anchor="_Toc226056559" w:history="1">
             <w:r>
               <w:rPr>
                 <w:rStyle w:val="Hyperlink"/>
@@ -1278,7 +1498,7 @@
                 <w:noProof/>
                 <w:webHidden/>
               </w:rPr>
-              <w:instrText xml:space="preserve"> PAGEREF _Toc225441071 \h </w:instrText>
+              <w:instrText xml:space="preserve"> PAGEREF _Toc226056559 \h </w:instrText>
             </w:r>
             <w:r>
               <w:rPr>
@@ -1298,7 +1518,7 @@
                 <w:noProof/>
                 <w:webHidden/>
               </w:rPr>
-              <w:t>3</w:t>
+              <w:t>4</w:t>
             </w:r>
             <w:r>
               <w:rPr>
@@ -1322,7 +1542,7 @@
               <w:sz w:val="24"/>
             </w:rPr>
           </w:pPr>
-          <w:hyperlink w:anchor="_Toc225441072" w:history="1">
+          <w:hyperlink w:anchor="_Toc226056560" w:history="1">
             <w:r>
               <w:rPr>
                 <w:rStyle w:val="Hyperlink"/>
@@ -1349,7 +1569,7 @@
                 <w:noProof/>
                 <w:webHidden/>
               </w:rPr>
-              <w:instrText xml:space="preserve"> PAGEREF _Toc225441072 \h </w:instrText>
+              <w:instrText xml:space="preserve"> PAGEREF _Toc226056560 \h </w:instrText>
             </w:r>
             <w:r>
               <w:rPr>
@@ -1369,7 +1589,78 @@
                 <w:noProof/>
                 <w:webHidden/>
               </w:rPr>
-              <w:t>3</w:t>
+              <w:t>4</w:t>
+            </w:r>
+            <w:r>
+              <w:rPr>
+                <w:noProof/>
+                <w:webHidden/>
+              </w:rPr>
+              <w:fldChar w:fldCharType="end"/>
+            </w:r>
+          </w:hyperlink>
+        </w:p>
+        <w:p>
+          <w:pPr>
+            <w:pStyle w:val="TOC3"/>
+            <w:tabs>
+              <w:tab w:val="right" w:leader="dot" w:pos="9350"/>
+            </w:tabs>
+            <w:rPr>
+              <w:rFonts w:asciiTheme="minorHAnsi" w:eastAsiaTheme="minorEastAsia" w:hAnsiTheme="minorHAnsi" w:cstheme="minorBidi"/>
+              <w:noProof/>
+              <w:color w:val="auto"/>
+              <w:sz w:val="24"/>
+            </w:rPr>
+          </w:pPr>
+          <w:hyperlink w:anchor="_Toc226056561" w:history="1">
+            <w:r>
+              <w:rPr>
+                <w:rStyle w:val="Hyperlink"/>
+                <w:noProof/>
+              </w:rPr>
+              <w:t>System design</w:t>
+            </w:r>
+            <w:r>
+              <w:rPr>
+                <w:noProof/>
+                <w:webHidden/>
+              </w:rPr>
+              <w:tab/>
+            </w:r>
+            <w:r>
+              <w:rPr>
+                <w:noProof/>
+                <w:webHidden/>
+              </w:rPr>
+              <w:fldChar w:fldCharType="begin"/>
+            </w:r>
+            <w:r>
+              <w:rPr>
+                <w:noProof/>
+                <w:webHidden/>
+              </w:rPr>
+              <w:instrText xml:space="preserve"> PAGEREF _Toc226056561 \h </w:instrText>
+            </w:r>
+            <w:r>
+              <w:rPr>
+                <w:noProof/>
+                <w:webHidden/>
+              </w:rPr>
+            </w:r>
+            <w:r>
+              <w:rPr>
+                <w:noProof/>
+                <w:webHidden/>
+              </w:rPr>
+              <w:fldChar w:fldCharType="separate"/>
+            </w:r>
+            <w:r>
+              <w:rPr>
+                <w:noProof/>
+                <w:webHidden/>
+              </w:rPr>
+              <w:t>4</w:t>
             </w:r>
             <w:r>
               <w:rPr>
@@ -1393,7 +1684,7 @@
               <w:sz w:val="24"/>
             </w:rPr>
           </w:pPr>
-          <w:hyperlink w:anchor="_Toc225441073" w:history="1">
+          <w:hyperlink w:anchor="_Toc226056562" w:history="1">
             <w:r>
               <w:rPr>
                 <w:rStyle w:val="Hyperlink"/>
@@ -1420,7 +1711,7 @@
                 <w:noProof/>
                 <w:webHidden/>
               </w:rPr>
-              <w:instrText xml:space="preserve"> PAGEREF _Toc225441073 \h </w:instrText>
+              <w:instrText xml:space="preserve"> PAGEREF _Toc226056562 \h </w:instrText>
             </w:r>
             <w:r>
               <w:rPr>
@@ -1440,7 +1731,7 @@
                 <w:noProof/>
                 <w:webHidden/>
               </w:rPr>
-              <w:t>3</w:t>
+              <w:t>5</w:t>
             </w:r>
             <w:r>
               <w:rPr>
@@ -1464,7 +1755,7 @@
               <w:sz w:val="24"/>
             </w:rPr>
           </w:pPr>
-          <w:hyperlink w:anchor="_Toc225441074" w:history="1">
+          <w:hyperlink w:anchor="_Toc226056563" w:history="1">
             <w:r>
               <w:rPr>
                 <w:rStyle w:val="Hyperlink"/>
@@ -1491,7 +1782,7 @@
                 <w:noProof/>
                 <w:webHidden/>
               </w:rPr>
-              <w:instrText xml:space="preserve"> PAGEREF _Toc225441074 \h </w:instrText>
+              <w:instrText xml:space="preserve"> PAGEREF _Toc226056563 \h </w:instrText>
             </w:r>
             <w:r>
               <w:rPr>
@@ -1511,7 +1802,291 @@
                 <w:noProof/>
                 <w:webHidden/>
               </w:rPr>
-              <w:t>3</w:t>
+              <w:t>5</w:t>
+            </w:r>
+            <w:r>
+              <w:rPr>
+                <w:noProof/>
+                <w:webHidden/>
+              </w:rPr>
+              <w:fldChar w:fldCharType="end"/>
+            </w:r>
+          </w:hyperlink>
+        </w:p>
+        <w:p>
+          <w:pPr>
+            <w:pStyle w:val="TOC3"/>
+            <w:tabs>
+              <w:tab w:val="right" w:leader="dot" w:pos="9350"/>
+            </w:tabs>
+            <w:rPr>
+              <w:rFonts w:asciiTheme="minorHAnsi" w:eastAsiaTheme="minorEastAsia" w:hAnsiTheme="minorHAnsi" w:cstheme="minorBidi"/>
+              <w:noProof/>
+              <w:color w:val="auto"/>
+              <w:sz w:val="24"/>
+            </w:rPr>
+          </w:pPr>
+          <w:hyperlink w:anchor="_Toc226056564" w:history="1">
+            <w:r>
+              <w:rPr>
+                <w:rStyle w:val="Hyperlink"/>
+                <w:noProof/>
+              </w:rPr>
+              <w:t>Which parts of the system is being done.</w:t>
+            </w:r>
+            <w:r>
+              <w:rPr>
+                <w:noProof/>
+                <w:webHidden/>
+              </w:rPr>
+              <w:tab/>
+            </w:r>
+            <w:r>
+              <w:rPr>
+                <w:noProof/>
+                <w:webHidden/>
+              </w:rPr>
+              <w:fldChar w:fldCharType="begin"/>
+            </w:r>
+            <w:r>
+              <w:rPr>
+                <w:noProof/>
+                <w:webHidden/>
+              </w:rPr>
+              <w:instrText xml:space="preserve"> PAGEREF _Toc226056564 \h </w:instrText>
+            </w:r>
+            <w:r>
+              <w:rPr>
+                <w:noProof/>
+                <w:webHidden/>
+              </w:rPr>
+            </w:r>
+            <w:r>
+              <w:rPr>
+                <w:noProof/>
+                <w:webHidden/>
+              </w:rPr>
+              <w:fldChar w:fldCharType="separate"/>
+            </w:r>
+            <w:r>
+              <w:rPr>
+                <w:noProof/>
+                <w:webHidden/>
+              </w:rPr>
+              <w:t>5</w:t>
+            </w:r>
+            <w:r>
+              <w:rPr>
+                <w:noProof/>
+                <w:webHidden/>
+              </w:rPr>
+              <w:fldChar w:fldCharType="end"/>
+            </w:r>
+          </w:hyperlink>
+        </w:p>
+        <w:p>
+          <w:pPr>
+            <w:pStyle w:val="TOC3"/>
+            <w:tabs>
+              <w:tab w:val="right" w:leader="dot" w:pos="9350"/>
+            </w:tabs>
+            <w:rPr>
+              <w:rFonts w:asciiTheme="minorHAnsi" w:eastAsiaTheme="minorEastAsia" w:hAnsiTheme="minorHAnsi" w:cstheme="minorBidi"/>
+              <w:noProof/>
+              <w:color w:val="auto"/>
+              <w:sz w:val="24"/>
+            </w:rPr>
+          </w:pPr>
+          <w:hyperlink w:anchor="_Toc226056565" w:history="1">
+            <w:r>
+              <w:rPr>
+                <w:rStyle w:val="Hyperlink"/>
+                <w:noProof/>
+              </w:rPr>
+              <w:t>Who’s doing what</w:t>
+            </w:r>
+            <w:r>
+              <w:rPr>
+                <w:noProof/>
+                <w:webHidden/>
+              </w:rPr>
+              <w:tab/>
+            </w:r>
+            <w:r>
+              <w:rPr>
+                <w:noProof/>
+                <w:webHidden/>
+              </w:rPr>
+              <w:fldChar w:fldCharType="begin"/>
+            </w:r>
+            <w:r>
+              <w:rPr>
+                <w:noProof/>
+                <w:webHidden/>
+              </w:rPr>
+              <w:instrText xml:space="preserve"> PAGEREF _Toc226056565 \h </w:instrText>
+            </w:r>
+            <w:r>
+              <w:rPr>
+                <w:noProof/>
+                <w:webHidden/>
+              </w:rPr>
+            </w:r>
+            <w:r>
+              <w:rPr>
+                <w:noProof/>
+                <w:webHidden/>
+              </w:rPr>
+              <w:fldChar w:fldCharType="separate"/>
+            </w:r>
+            <w:r>
+              <w:rPr>
+                <w:noProof/>
+                <w:webHidden/>
+              </w:rPr>
+              <w:t>5</w:t>
+            </w:r>
+            <w:r>
+              <w:rPr>
+                <w:noProof/>
+                <w:webHidden/>
+              </w:rPr>
+              <w:fldChar w:fldCharType="end"/>
+            </w:r>
+          </w:hyperlink>
+        </w:p>
+        <w:p>
+          <w:pPr>
+            <w:pStyle w:val="TOC3"/>
+            <w:tabs>
+              <w:tab w:val="right" w:leader="dot" w:pos="9350"/>
+            </w:tabs>
+            <w:rPr>
+              <w:rFonts w:asciiTheme="minorHAnsi" w:eastAsiaTheme="minorEastAsia" w:hAnsiTheme="minorHAnsi" w:cstheme="minorBidi"/>
+              <w:noProof/>
+              <w:color w:val="auto"/>
+              <w:sz w:val="24"/>
+            </w:rPr>
+          </w:pPr>
+          <w:hyperlink w:anchor="_Toc226056566" w:history="1">
+            <w:r>
+              <w:rPr>
+                <w:rStyle w:val="Hyperlink"/>
+                <w:noProof/>
+              </w:rPr>
+              <w:t>Timeline</w:t>
+            </w:r>
+            <w:r>
+              <w:rPr>
+                <w:noProof/>
+                <w:webHidden/>
+              </w:rPr>
+              <w:tab/>
+            </w:r>
+            <w:r>
+              <w:rPr>
+                <w:noProof/>
+                <w:webHidden/>
+              </w:rPr>
+              <w:fldChar w:fldCharType="begin"/>
+            </w:r>
+            <w:r>
+              <w:rPr>
+                <w:noProof/>
+                <w:webHidden/>
+              </w:rPr>
+              <w:instrText xml:space="preserve"> PAGEREF _Toc226056566 \h </w:instrText>
+            </w:r>
+            <w:r>
+              <w:rPr>
+                <w:noProof/>
+                <w:webHidden/>
+              </w:rPr>
+            </w:r>
+            <w:r>
+              <w:rPr>
+                <w:noProof/>
+                <w:webHidden/>
+              </w:rPr>
+              <w:fldChar w:fldCharType="separate"/>
+            </w:r>
+            <w:r>
+              <w:rPr>
+                <w:noProof/>
+                <w:webHidden/>
+              </w:rPr>
+              <w:t>5</w:t>
+            </w:r>
+            <w:r>
+              <w:rPr>
+                <w:noProof/>
+                <w:webHidden/>
+              </w:rPr>
+              <w:fldChar w:fldCharType="end"/>
+            </w:r>
+          </w:hyperlink>
+        </w:p>
+        <w:p>
+          <w:pPr>
+            <w:pStyle w:val="TOC3"/>
+            <w:tabs>
+              <w:tab w:val="right" w:leader="dot" w:pos="9350"/>
+            </w:tabs>
+            <w:rPr>
+              <w:rFonts w:asciiTheme="minorHAnsi" w:eastAsiaTheme="minorEastAsia" w:hAnsiTheme="minorHAnsi" w:cstheme="minorBidi"/>
+              <w:noProof/>
+              <w:color w:val="auto"/>
+              <w:sz w:val="24"/>
+            </w:rPr>
+          </w:pPr>
+          <w:hyperlink w:anchor="_Toc226056567" w:history="1">
+            <w:r>
+              <w:rPr>
+                <w:rStyle w:val="Hyperlink"/>
+                <w:noProof/>
+              </w:rPr>
+              <w:t>Start date</w:t>
+            </w:r>
+            <w:r>
+              <w:rPr>
+                <w:noProof/>
+                <w:webHidden/>
+              </w:rPr>
+              <w:tab/>
+            </w:r>
+            <w:r>
+              <w:rPr>
+                <w:noProof/>
+                <w:webHidden/>
+              </w:rPr>
+              <w:fldChar w:fldCharType="begin"/>
+            </w:r>
+            <w:r>
+              <w:rPr>
+                <w:noProof/>
+                <w:webHidden/>
+              </w:rPr>
+              <w:instrText xml:space="preserve"> PAGEREF _Toc226056567 \h </w:instrText>
+            </w:r>
+            <w:r>
+              <w:rPr>
+                <w:noProof/>
+                <w:webHidden/>
+              </w:rPr>
+            </w:r>
+            <w:r>
+              <w:rPr>
+                <w:noProof/>
+                <w:webHidden/>
+              </w:rPr>
+              <w:fldChar w:fldCharType="separate"/>
+            </w:r>
+            <w:r>
+              <w:rPr>
+                <w:noProof/>
+                <w:webHidden/>
+              </w:rPr>
+              <w:t>5</w:t>
             </w:r>
             <w:r>
               <w:rPr>
@@ -1535,7 +2110,7 @@
               <w:sz w:val="24"/>
             </w:rPr>
           </w:pPr>
-          <w:hyperlink w:anchor="_Toc225441075" w:history="1">
+          <w:hyperlink w:anchor="_Toc226056568" w:history="1">
             <w:r>
               <w:rPr>
                 <w:rStyle w:val="Hyperlink"/>
@@ -1562,7 +2137,7 @@
                 <w:noProof/>
                 <w:webHidden/>
               </w:rPr>
-              <w:instrText xml:space="preserve"> PAGEREF _Toc225441075 \h </w:instrText>
+              <w:instrText xml:space="preserve"> PAGEREF _Toc226056568 \h </w:instrText>
             </w:r>
             <w:r>
               <w:rPr>
@@ -1582,7 +2157,220 @@
                 <w:noProof/>
                 <w:webHidden/>
               </w:rPr>
-              <w:t>3</w:t>
+              <w:t>5</w:t>
+            </w:r>
+            <w:r>
+              <w:rPr>
+                <w:noProof/>
+                <w:webHidden/>
+              </w:rPr>
+              <w:fldChar w:fldCharType="end"/>
+            </w:r>
+          </w:hyperlink>
+        </w:p>
+        <w:p>
+          <w:pPr>
+            <w:pStyle w:val="TOC3"/>
+            <w:tabs>
+              <w:tab w:val="right" w:leader="dot" w:pos="9350"/>
+            </w:tabs>
+            <w:rPr>
+              <w:rFonts w:asciiTheme="minorHAnsi" w:eastAsiaTheme="minorEastAsia" w:hAnsiTheme="minorHAnsi" w:cstheme="minorBidi"/>
+              <w:noProof/>
+              <w:color w:val="auto"/>
+              <w:sz w:val="24"/>
+            </w:rPr>
+          </w:pPr>
+          <w:hyperlink w:anchor="_Toc226056569" w:history="1">
+            <w:r>
+              <w:rPr>
+                <w:rStyle w:val="Hyperlink"/>
+                <w:noProof/>
+              </w:rPr>
+              <w:t>Which parts of the system is being tested.</w:t>
+            </w:r>
+            <w:r>
+              <w:rPr>
+                <w:noProof/>
+                <w:webHidden/>
+              </w:rPr>
+              <w:tab/>
+            </w:r>
+            <w:r>
+              <w:rPr>
+                <w:noProof/>
+                <w:webHidden/>
+              </w:rPr>
+              <w:fldChar w:fldCharType="begin"/>
+            </w:r>
+            <w:r>
+              <w:rPr>
+                <w:noProof/>
+                <w:webHidden/>
+              </w:rPr>
+              <w:instrText xml:space="preserve"> PAGEREF _Toc226056569 \h </w:instrText>
+            </w:r>
+            <w:r>
+              <w:rPr>
+                <w:noProof/>
+                <w:webHidden/>
+              </w:rPr>
+            </w:r>
+            <w:r>
+              <w:rPr>
+                <w:noProof/>
+                <w:webHidden/>
+              </w:rPr>
+              <w:fldChar w:fldCharType="separate"/>
+            </w:r>
+            <w:r>
+              <w:rPr>
+                <w:noProof/>
+                <w:webHidden/>
+              </w:rPr>
+              <w:t>5</w:t>
+            </w:r>
+            <w:r>
+              <w:rPr>
+                <w:noProof/>
+                <w:webHidden/>
+              </w:rPr>
+              <w:fldChar w:fldCharType="end"/>
+            </w:r>
+          </w:hyperlink>
+        </w:p>
+        <w:p>
+          <w:pPr>
+            <w:pStyle w:val="TOC3"/>
+            <w:tabs>
+              <w:tab w:val="right" w:leader="dot" w:pos="9350"/>
+            </w:tabs>
+            <w:rPr>
+              <w:rFonts w:asciiTheme="minorHAnsi" w:eastAsiaTheme="minorEastAsia" w:hAnsiTheme="minorHAnsi" w:cstheme="minorBidi"/>
+              <w:noProof/>
+              <w:color w:val="auto"/>
+              <w:sz w:val="24"/>
+            </w:rPr>
+          </w:pPr>
+          <w:hyperlink w:anchor="_Toc226056570" w:history="1">
+            <w:r>
+              <w:rPr>
+                <w:rStyle w:val="Hyperlink"/>
+                <w:noProof/>
+              </w:rPr>
+              <w:t>Who’s doing it</w:t>
+            </w:r>
+            <w:r>
+              <w:rPr>
+                <w:noProof/>
+                <w:webHidden/>
+              </w:rPr>
+              <w:tab/>
+            </w:r>
+            <w:r>
+              <w:rPr>
+                <w:noProof/>
+                <w:webHidden/>
+              </w:rPr>
+              <w:fldChar w:fldCharType="begin"/>
+            </w:r>
+            <w:r>
+              <w:rPr>
+                <w:noProof/>
+                <w:webHidden/>
+              </w:rPr>
+              <w:instrText xml:space="preserve"> PAGEREF _Toc226056570 \h </w:instrText>
+            </w:r>
+            <w:r>
+              <w:rPr>
+                <w:noProof/>
+                <w:webHidden/>
+              </w:rPr>
+            </w:r>
+            <w:r>
+              <w:rPr>
+                <w:noProof/>
+                <w:webHidden/>
+              </w:rPr>
+              <w:fldChar w:fldCharType="separate"/>
+            </w:r>
+            <w:r>
+              <w:rPr>
+                <w:noProof/>
+                <w:webHidden/>
+              </w:rPr>
+              <w:t>6</w:t>
+            </w:r>
+            <w:r>
+              <w:rPr>
+                <w:noProof/>
+                <w:webHidden/>
+              </w:rPr>
+              <w:fldChar w:fldCharType="end"/>
+            </w:r>
+          </w:hyperlink>
+        </w:p>
+        <w:p>
+          <w:pPr>
+            <w:pStyle w:val="TOC1"/>
+            <w:tabs>
+              <w:tab w:val="right" w:leader="dot" w:pos="9350"/>
+            </w:tabs>
+            <w:rPr>
+              <w:rFonts w:asciiTheme="minorHAnsi" w:eastAsiaTheme="minorEastAsia" w:hAnsiTheme="minorHAnsi" w:cstheme="minorBidi"/>
+              <w:noProof/>
+              <w:color w:val="auto"/>
+              <w:sz w:val="24"/>
+            </w:rPr>
+          </w:pPr>
+          <w:hyperlink w:anchor="_Toc226056571" w:history="1">
+            <w:r>
+              <w:rPr>
+                <w:rStyle w:val="Hyperlink"/>
+                <w:noProof/>
+              </w:rPr>
+              <w:t>Next Steps</w:t>
+            </w:r>
+            <w:r>
+              <w:rPr>
+                <w:noProof/>
+                <w:webHidden/>
+              </w:rPr>
+              <w:tab/>
+            </w:r>
+            <w:r>
+              <w:rPr>
+                <w:noProof/>
+                <w:webHidden/>
+              </w:rPr>
+              <w:fldChar w:fldCharType="begin"/>
+            </w:r>
+            <w:r>
+              <w:rPr>
+                <w:noProof/>
+                <w:webHidden/>
+              </w:rPr>
+              <w:instrText xml:space="preserve"> PAGEREF _Toc226056571 \h </w:instrText>
+            </w:r>
+            <w:r>
+              <w:rPr>
+                <w:noProof/>
+                <w:webHidden/>
+              </w:rPr>
+            </w:r>
+            <w:r>
+              <w:rPr>
+                <w:noProof/>
+                <w:webHidden/>
+              </w:rPr>
+              <w:fldChar w:fldCharType="separate"/>
+            </w:r>
+            <w:r>
+              <w:rPr>
+                <w:noProof/>
+                <w:webHidden/>
+              </w:rPr>
+              <w:t>6</w:t>
             </w:r>
             <w:r>
               <w:rPr>
@@ -1606,13 +2394,13 @@
               <w:sz w:val="24"/>
             </w:rPr>
           </w:pPr>
-          <w:hyperlink w:anchor="_Toc225441076" w:history="1">
+          <w:hyperlink w:anchor="_Toc226056572" w:history="1">
             <w:r>
               <w:rPr>
                 <w:rStyle w:val="Hyperlink"/>
                 <w:noProof/>
               </w:rPr>
-              <w:t>Changes to Design</w:t>
+              <w:t>Upcoming Features</w:t>
             </w:r>
             <w:r>
               <w:rPr>
@@ -1633,7 +2421,7 @@
                 <w:noProof/>
                 <w:webHidden/>
               </w:rPr>
-              <w:instrText xml:space="preserve"> PAGEREF _Toc225441076 \h </w:instrText>
+              <w:instrText xml:space="preserve"> PAGEREF _Toc226056572 \h </w:instrText>
             </w:r>
             <w:r>
               <w:rPr>
@@ -1653,7 +2441,7 @@
                 <w:noProof/>
                 <w:webHidden/>
               </w:rPr>
-              <w:t>3</w:t>
+              <w:t>6</w:t>
             </w:r>
             <w:r>
               <w:rPr>
@@ -1677,13 +2465,13 @@
               <w:sz w:val="24"/>
             </w:rPr>
           </w:pPr>
-          <w:hyperlink w:anchor="_Toc225441077" w:history="1">
+          <w:hyperlink w:anchor="_Toc226056573" w:history="1">
             <w:r>
               <w:rPr>
                 <w:rStyle w:val="Hyperlink"/>
                 <w:noProof/>
               </w:rPr>
-              <w:t>Next Steps</w:t>
+              <w:t>Issues, Risks, or Challenges</w:t>
             </w:r>
             <w:r>
               <w:rPr>
@@ -1704,7 +2492,7 @@
                 <w:noProof/>
                 <w:webHidden/>
               </w:rPr>
-              <w:instrText xml:space="preserve"> PAGEREF _Toc225441077 \h </w:instrText>
+              <w:instrText xml:space="preserve"> PAGEREF _Toc226056573 \h </w:instrText>
             </w:r>
             <w:r>
               <w:rPr>
@@ -1724,7 +2512,7 @@
                 <w:noProof/>
                 <w:webHidden/>
               </w:rPr>
-              <w:t>4</w:t>
+              <w:t>6</w:t>
             </w:r>
             <w:r>
               <w:rPr>
@@ -1748,13 +2536,13 @@
               <w:sz w:val="24"/>
             </w:rPr>
           </w:pPr>
-          <w:hyperlink w:anchor="_Toc225441078" w:history="1">
+          <w:hyperlink w:anchor="_Toc226056574" w:history="1">
             <w:r>
               <w:rPr>
                 <w:rStyle w:val="Hyperlink"/>
                 <w:noProof/>
               </w:rPr>
-              <w:t>Upcoming Features</w:t>
+              <w:t>Roadblocks</w:t>
             </w:r>
             <w:r>
               <w:rPr>
@@ -1775,7 +2563,7 @@
                 <w:noProof/>
                 <w:webHidden/>
               </w:rPr>
-              <w:instrText xml:space="preserve"> PAGEREF _Toc225441078 \h </w:instrText>
+              <w:instrText xml:space="preserve"> PAGEREF _Toc226056574 \h </w:instrText>
             </w:r>
             <w:r>
               <w:rPr>
@@ -1795,7 +2583,149 @@
                 <w:noProof/>
                 <w:webHidden/>
               </w:rPr>
-              <w:t>4</w:t>
+              <w:t>6</w:t>
+            </w:r>
+            <w:r>
+              <w:rPr>
+                <w:noProof/>
+                <w:webHidden/>
+              </w:rPr>
+              <w:fldChar w:fldCharType="end"/>
+            </w:r>
+          </w:hyperlink>
+        </w:p>
+        <w:p>
+          <w:pPr>
+            <w:pStyle w:val="TOC3"/>
+            <w:tabs>
+              <w:tab w:val="right" w:leader="dot" w:pos="9350"/>
+            </w:tabs>
+            <w:rPr>
+              <w:rFonts w:asciiTheme="minorHAnsi" w:eastAsiaTheme="minorEastAsia" w:hAnsiTheme="minorHAnsi" w:cstheme="minorBidi"/>
+              <w:noProof/>
+              <w:color w:val="auto"/>
+              <w:sz w:val="24"/>
+            </w:rPr>
+          </w:pPr>
+          <w:hyperlink w:anchor="_Toc226056575" w:history="1">
+            <w:r>
+              <w:rPr>
+                <w:rStyle w:val="Hyperlink"/>
+                <w:noProof/>
+              </w:rPr>
+              <w:t>Programmatic Delays</w:t>
+            </w:r>
+            <w:r>
+              <w:rPr>
+                <w:noProof/>
+                <w:webHidden/>
+              </w:rPr>
+              <w:tab/>
+            </w:r>
+            <w:r>
+              <w:rPr>
+                <w:noProof/>
+                <w:webHidden/>
+              </w:rPr>
+              <w:fldChar w:fldCharType="begin"/>
+            </w:r>
+            <w:r>
+              <w:rPr>
+                <w:noProof/>
+                <w:webHidden/>
+              </w:rPr>
+              <w:instrText xml:space="preserve"> PAGEREF _Toc226056575 \h </w:instrText>
+            </w:r>
+            <w:r>
+              <w:rPr>
+                <w:noProof/>
+                <w:webHidden/>
+              </w:rPr>
+            </w:r>
+            <w:r>
+              <w:rPr>
+                <w:noProof/>
+                <w:webHidden/>
+              </w:rPr>
+              <w:fldChar w:fldCharType="separate"/>
+            </w:r>
+            <w:r>
+              <w:rPr>
+                <w:noProof/>
+                <w:webHidden/>
+              </w:rPr>
+              <w:t>6</w:t>
+            </w:r>
+            <w:r>
+              <w:rPr>
+                <w:noProof/>
+                <w:webHidden/>
+              </w:rPr>
+              <w:fldChar w:fldCharType="end"/>
+            </w:r>
+          </w:hyperlink>
+        </w:p>
+        <w:p>
+          <w:pPr>
+            <w:pStyle w:val="TOC3"/>
+            <w:tabs>
+              <w:tab w:val="right" w:leader="dot" w:pos="9350"/>
+            </w:tabs>
+            <w:rPr>
+              <w:rFonts w:asciiTheme="minorHAnsi" w:eastAsiaTheme="minorEastAsia" w:hAnsiTheme="minorHAnsi" w:cstheme="minorBidi"/>
+              <w:noProof/>
+              <w:color w:val="auto"/>
+              <w:sz w:val="24"/>
+            </w:rPr>
+          </w:pPr>
+          <w:hyperlink w:anchor="_Toc226056576" w:history="1">
+            <w:r>
+              <w:rPr>
+                <w:rStyle w:val="Hyperlink"/>
+                <w:noProof/>
+              </w:rPr>
+              <w:t>Non-Programmatic Delays</w:t>
+            </w:r>
+            <w:r>
+              <w:rPr>
+                <w:noProof/>
+                <w:webHidden/>
+              </w:rPr>
+              <w:tab/>
+            </w:r>
+            <w:r>
+              <w:rPr>
+                <w:noProof/>
+                <w:webHidden/>
+              </w:rPr>
+              <w:fldChar w:fldCharType="begin"/>
+            </w:r>
+            <w:r>
+              <w:rPr>
+                <w:noProof/>
+                <w:webHidden/>
+              </w:rPr>
+              <w:instrText xml:space="preserve"> PAGEREF _Toc226056576 \h </w:instrText>
+            </w:r>
+            <w:r>
+              <w:rPr>
+                <w:noProof/>
+                <w:webHidden/>
+              </w:rPr>
+            </w:r>
+            <w:r>
+              <w:rPr>
+                <w:noProof/>
+                <w:webHidden/>
+              </w:rPr>
+              <w:fldChar w:fldCharType="separate"/>
+            </w:r>
+            <w:r>
+              <w:rPr>
+                <w:noProof/>
+                <w:webHidden/>
+              </w:rPr>
+              <w:t>7</w:t>
             </w:r>
             <w:r>
               <w:rPr>
@@ -1819,13 +2749,13 @@
               <w:sz w:val="24"/>
             </w:rPr>
           </w:pPr>
-          <w:hyperlink w:anchor="_Toc225441079" w:history="1">
+          <w:hyperlink w:anchor="_Toc226056577" w:history="1">
             <w:r>
               <w:rPr>
                 <w:rStyle w:val="Hyperlink"/>
                 <w:noProof/>
               </w:rPr>
-              <w:t>Updates / Fixes</w:t>
+              <w:t>Dependencies</w:t>
             </w:r>
             <w:r>
               <w:rPr>
@@ -1846,7 +2776,7 @@
                 <w:noProof/>
                 <w:webHidden/>
               </w:rPr>
-              <w:instrText xml:space="preserve"> PAGEREF _Toc225441079 \h </w:instrText>
+              <w:instrText xml:space="preserve"> PAGEREF _Toc226056577 \h </w:instrText>
             </w:r>
             <w:r>
               <w:rPr>
@@ -1866,220 +2796,7 @@
                 <w:noProof/>
                 <w:webHidden/>
               </w:rPr>
-              <w:t>4</w:t>
-            </w:r>
-            <w:r>
-              <w:rPr>
-                <w:noProof/>
-                <w:webHidden/>
-              </w:rPr>
-              <w:fldChar w:fldCharType="end"/>
-            </w:r>
-          </w:hyperlink>
-        </w:p>
-        <w:p>
-          <w:pPr>
-            <w:pStyle w:val="TOC2"/>
-            <w:tabs>
-              <w:tab w:val="right" w:leader="dot" w:pos="9350"/>
-            </w:tabs>
-            <w:rPr>
-              <w:rFonts w:asciiTheme="minorHAnsi" w:eastAsiaTheme="minorEastAsia" w:hAnsiTheme="minorHAnsi" w:cstheme="minorBidi"/>
-              <w:noProof/>
-              <w:color w:val="auto"/>
-              <w:sz w:val="24"/>
-            </w:rPr>
-          </w:pPr>
-          <w:hyperlink w:anchor="_Toc225441080" w:history="1">
-            <w:r>
-              <w:rPr>
-                <w:rStyle w:val="Hyperlink"/>
-                <w:noProof/>
-              </w:rPr>
-              <w:t>Development Plan</w:t>
-            </w:r>
-            <w:r>
-              <w:rPr>
-                <w:noProof/>
-                <w:webHidden/>
-              </w:rPr>
-              <w:tab/>
-            </w:r>
-            <w:r>
-              <w:rPr>
-                <w:noProof/>
-                <w:webHidden/>
-              </w:rPr>
-              <w:fldChar w:fldCharType="begin"/>
-            </w:r>
-            <w:r>
-              <w:rPr>
-                <w:noProof/>
-                <w:webHidden/>
-              </w:rPr>
-              <w:instrText xml:space="preserve"> PAGEREF _Toc225441080 \h </w:instrText>
-            </w:r>
-            <w:r>
-              <w:rPr>
-                <w:noProof/>
-                <w:webHidden/>
-              </w:rPr>
-            </w:r>
-            <w:r>
-              <w:rPr>
-                <w:noProof/>
-                <w:webHidden/>
-              </w:rPr>
-              <w:fldChar w:fldCharType="separate"/>
-            </w:r>
-            <w:r>
-              <w:rPr>
-                <w:noProof/>
-                <w:webHidden/>
-              </w:rPr>
-              <w:t>4</w:t>
-            </w:r>
-            <w:r>
-              <w:rPr>
-                <w:noProof/>
-                <w:webHidden/>
-              </w:rPr>
-              <w:fldChar w:fldCharType="end"/>
-            </w:r>
-          </w:hyperlink>
-        </w:p>
-        <w:p>
-          <w:pPr>
-            <w:pStyle w:val="TOC1"/>
-            <w:tabs>
-              <w:tab w:val="right" w:leader="dot" w:pos="9350"/>
-            </w:tabs>
-            <w:rPr>
-              <w:rFonts w:asciiTheme="minorHAnsi" w:eastAsiaTheme="minorEastAsia" w:hAnsiTheme="minorHAnsi" w:cstheme="minorBidi"/>
-              <w:noProof/>
-              <w:color w:val="auto"/>
-              <w:sz w:val="24"/>
-            </w:rPr>
-          </w:pPr>
-          <w:hyperlink w:anchor="_Toc225441081" w:history="1">
-            <w:r>
-              <w:rPr>
-                <w:rStyle w:val="Hyperlink"/>
-                <w:noProof/>
-              </w:rPr>
-              <w:t>Issues, Risks, or Challenges</w:t>
-            </w:r>
-            <w:r>
-              <w:rPr>
-                <w:noProof/>
-                <w:webHidden/>
-              </w:rPr>
-              <w:tab/>
-            </w:r>
-            <w:r>
-              <w:rPr>
-                <w:noProof/>
-                <w:webHidden/>
-              </w:rPr>
-              <w:fldChar w:fldCharType="begin"/>
-            </w:r>
-            <w:r>
-              <w:rPr>
-                <w:noProof/>
-                <w:webHidden/>
-              </w:rPr>
-              <w:instrText xml:space="preserve"> PAGEREF _Toc225441081 \h </w:instrText>
-            </w:r>
-            <w:r>
-              <w:rPr>
-                <w:noProof/>
-                <w:webHidden/>
-              </w:rPr>
-            </w:r>
-            <w:r>
-              <w:rPr>
-                <w:noProof/>
-                <w:webHidden/>
-              </w:rPr>
-              <w:fldChar w:fldCharType="separate"/>
-            </w:r>
-            <w:r>
-              <w:rPr>
-                <w:noProof/>
-                <w:webHidden/>
-              </w:rPr>
-              <w:t>4</w:t>
-            </w:r>
-            <w:r>
-              <w:rPr>
-                <w:noProof/>
-                <w:webHidden/>
-              </w:rPr>
-              <w:fldChar w:fldCharType="end"/>
-            </w:r>
-          </w:hyperlink>
-        </w:p>
-        <w:p>
-          <w:pPr>
-            <w:pStyle w:val="TOC2"/>
-            <w:tabs>
-              <w:tab w:val="right" w:leader="dot" w:pos="9350"/>
-            </w:tabs>
-            <w:rPr>
-              <w:rFonts w:asciiTheme="minorHAnsi" w:eastAsiaTheme="minorEastAsia" w:hAnsiTheme="minorHAnsi" w:cstheme="minorBidi"/>
-              <w:noProof/>
-              <w:color w:val="auto"/>
-              <w:sz w:val="24"/>
-            </w:rPr>
-          </w:pPr>
-          <w:hyperlink w:anchor="_Toc225441082" w:history="1">
-            <w:r>
-              <w:rPr>
-                <w:rStyle w:val="Hyperlink"/>
-                <w:noProof/>
-              </w:rPr>
-              <w:t>Roadblocks</w:t>
-            </w:r>
-            <w:r>
-              <w:rPr>
-                <w:noProof/>
-                <w:webHidden/>
-              </w:rPr>
-              <w:tab/>
-            </w:r>
-            <w:r>
-              <w:rPr>
-                <w:noProof/>
-                <w:webHidden/>
-              </w:rPr>
-              <w:fldChar w:fldCharType="begin"/>
-            </w:r>
-            <w:r>
-              <w:rPr>
-                <w:noProof/>
-                <w:webHidden/>
-              </w:rPr>
-              <w:instrText xml:space="preserve"> PAGEREF _Toc225441082 \h </w:instrText>
-            </w:r>
-            <w:r>
-              <w:rPr>
-                <w:noProof/>
-                <w:webHidden/>
-              </w:rPr>
-            </w:r>
-            <w:r>
-              <w:rPr>
-                <w:noProof/>
-                <w:webHidden/>
-              </w:rPr>
-              <w:fldChar w:fldCharType="separate"/>
-            </w:r>
-            <w:r>
-              <w:rPr>
-                <w:noProof/>
-                <w:webHidden/>
-              </w:rPr>
-              <w:t>4</w:t>
+              <w:t>7</w:t>
             </w:r>
             <w:r>
               <w:rPr>
@@ -2103,13 +2820,13 @@
               <w:sz w:val="24"/>
             </w:rPr>
           </w:pPr>
-          <w:hyperlink w:anchor="_Toc225441083" w:history="1">
+          <w:hyperlink w:anchor="_Toc226056578" w:history="1">
             <w:r>
               <w:rPr>
                 <w:rStyle w:val="Hyperlink"/>
                 <w:noProof/>
               </w:rPr>
-              <w:t>Programmatic Delays</w:t>
+              <w:t>External libraries</w:t>
             </w:r>
             <w:r>
               <w:rPr>
@@ -2130,7 +2847,7 @@
                 <w:noProof/>
                 <w:webHidden/>
               </w:rPr>
-              <w:instrText xml:space="preserve"> PAGEREF _Toc225441083 \h </w:instrText>
+              <w:instrText xml:space="preserve"> PAGEREF _Toc226056578 \h </w:instrText>
             </w:r>
             <w:r>
               <w:rPr>
@@ -2150,7 +2867,7 @@
                 <w:noProof/>
                 <w:webHidden/>
               </w:rPr>
-              <w:t>4</w:t>
+              <w:t>7</w:t>
             </w:r>
             <w:r>
               <w:rPr>
@@ -2174,13 +2891,13 @@
               <w:sz w:val="24"/>
             </w:rPr>
           </w:pPr>
-          <w:hyperlink w:anchor="_Toc225441084" w:history="1">
+          <w:hyperlink w:anchor="_Toc226056579" w:history="1">
             <w:r>
               <w:rPr>
                 <w:rStyle w:val="Hyperlink"/>
                 <w:noProof/>
               </w:rPr>
-              <w:t>Non-Programmatic Delays</w:t>
+              <w:t>Programming languages</w:t>
             </w:r>
             <w:r>
               <w:rPr>
@@ -2201,7 +2918,7 @@
                 <w:noProof/>
                 <w:webHidden/>
               </w:rPr>
-              <w:instrText xml:space="preserve"> PAGEREF _Toc225441084 \h </w:instrText>
+              <w:instrText xml:space="preserve"> PAGEREF _Toc226056579 \h </w:instrText>
             </w:r>
             <w:r>
               <w:rPr>
@@ -2221,7 +2938,7 @@
                 <w:noProof/>
                 <w:webHidden/>
               </w:rPr>
-              <w:t>4</w:t>
+              <w:t>7</w:t>
             </w:r>
             <w:r>
               <w:rPr>
@@ -2234,7 +2951,7 @@
         </w:p>
         <w:p>
           <w:pPr>
-            <w:pStyle w:val="TOC2"/>
+            <w:pStyle w:val="TOC3"/>
             <w:tabs>
               <w:tab w:val="right" w:leader="dot" w:pos="9350"/>
             </w:tabs>
@@ -2245,13 +2962,13 @@
               <w:sz w:val="24"/>
             </w:rPr>
           </w:pPr>
-          <w:hyperlink w:anchor="_Toc225441085" w:history="1">
+          <w:hyperlink w:anchor="_Toc226056580" w:history="1">
             <w:r>
               <w:rPr>
                 <w:rStyle w:val="Hyperlink"/>
                 <w:noProof/>
               </w:rPr>
-              <w:t>Dependencies</w:t>
+              <w:t>Database server and queries</w:t>
             </w:r>
             <w:r>
               <w:rPr>
@@ -2272,7 +2989,7 @@
                 <w:noProof/>
                 <w:webHidden/>
               </w:rPr>
-              <w:instrText xml:space="preserve"> PAGEREF _Toc225441085 \h </w:instrText>
+              <w:instrText xml:space="preserve"> PAGEREF _Toc226056580 \h </w:instrText>
             </w:r>
             <w:r>
               <w:rPr>
@@ -2292,78 +3009,7 @@
                 <w:noProof/>
                 <w:webHidden/>
               </w:rPr>
-              <w:t>4</w:t>
-            </w:r>
-            <w:r>
-              <w:rPr>
-                <w:noProof/>
-                <w:webHidden/>
-              </w:rPr>
-              <w:fldChar w:fldCharType="end"/>
-            </w:r>
-          </w:hyperlink>
-        </w:p>
-        <w:p>
-          <w:pPr>
-            <w:pStyle w:val="TOC2"/>
-            <w:tabs>
-              <w:tab w:val="right" w:leader="dot" w:pos="9350"/>
-            </w:tabs>
-            <w:rPr>
-              <w:rFonts w:asciiTheme="minorHAnsi" w:eastAsiaTheme="minorEastAsia" w:hAnsiTheme="minorHAnsi" w:cstheme="minorBidi"/>
-              <w:noProof/>
-              <w:color w:val="auto"/>
-              <w:sz w:val="24"/>
-            </w:rPr>
-          </w:pPr>
-          <w:hyperlink w:anchor="_Toc225441086" w:history="1">
-            <w:r>
-              <w:rPr>
-                <w:rStyle w:val="Hyperlink"/>
-                <w:noProof/>
-              </w:rPr>
-              <w:t>Support Needs</w:t>
-            </w:r>
-            <w:r>
-              <w:rPr>
-                <w:noProof/>
-                <w:webHidden/>
-              </w:rPr>
-              <w:tab/>
-            </w:r>
-            <w:r>
-              <w:rPr>
-                <w:noProof/>
-                <w:webHidden/>
-              </w:rPr>
-              <w:fldChar w:fldCharType="begin"/>
-            </w:r>
-            <w:r>
-              <w:rPr>
-                <w:noProof/>
-                <w:webHidden/>
-              </w:rPr>
-              <w:instrText xml:space="preserve"> PAGEREF _Toc225441086 \h </w:instrText>
-            </w:r>
-            <w:r>
-              <w:rPr>
-                <w:noProof/>
-                <w:webHidden/>
-              </w:rPr>
-            </w:r>
-            <w:r>
-              <w:rPr>
-                <w:noProof/>
-                <w:webHidden/>
-              </w:rPr>
-              <w:fldChar w:fldCharType="separate"/>
-            </w:r>
-            <w:r>
-              <w:rPr>
-                <w:noProof/>
-                <w:webHidden/>
-              </w:rPr>
-              <w:t>5</w:t>
+              <w:t>7</w:t>
             </w:r>
             <w:r>
               <w:rPr>
@@ -2401,7 +3047,7 @@
         <w:pStyle w:val="Heading1"/>
         <w:jc w:val="center"/>
       </w:pPr>
-      <w:bookmarkStart w:id="0" w:name="_Toc225441069"/>
+      <w:bookmarkStart w:id="0" w:name="_Toc226056554"/>
       <w:r>
         <w:lastRenderedPageBreak/>
         <w:t>Summary of Work</w:t>
@@ -2412,7 +3058,7 @@
       <w:pPr>
         <w:pStyle w:val="Heading2"/>
       </w:pPr>
-      <w:bookmarkStart w:id="1" w:name="_Toc225441070"/>
+      <w:bookmarkStart w:id="1" w:name="_Toc226056555"/>
       <w:r>
         <w:t>Tasks / Milestones</w:t>
       </w:r>
@@ -2422,9 +3068,11 @@
       <w:pPr>
         <w:pStyle w:val="Heading3"/>
       </w:pPr>
+      <w:bookmarkStart w:id="2" w:name="_Toc226056556"/>
       <w:r>
         <w:t>User Design</w:t>
       </w:r>
+      <w:bookmarkEnd w:id="2"/>
     </w:p>
     <w:p>
       <w:pPr>
@@ -2565,8 +3213,30 @@
           <w:lang w:eastAsia="en-US"/>
         </w:rPr>
         <w:tab/>
-        <w:t>EX: as:A&gt;#R”:Aasdk</w:t>
-      </w:r>
+        <w:t xml:space="preserve">EX: </w:t>
+      </w:r>
+      <w:proofErr w:type="gramStart"/>
+      <w:r>
+        <w:rPr>
+          <w:lang w:eastAsia="en-US"/>
+        </w:rPr>
+        <w:t>as:A</w:t>
+      </w:r>
+      <w:proofErr w:type="gramEnd"/>
+      <w:r>
+        <w:rPr>
+          <w:lang w:eastAsia="en-US"/>
+        </w:rPr>
+        <w:t>&gt;#R</w:t>
+      </w:r>
+      <w:proofErr w:type="gramStart"/>
+      <w:r>
+        <w:rPr>
+          <w:lang w:eastAsia="en-US"/>
+        </w:rPr>
+        <w:t>”:Aasdk</w:t>
+      </w:r>
+      <w:proofErr w:type="gramEnd"/>
     </w:p>
     <w:p>
       <w:pPr>
@@ -2636,9 +3306,11 @@
       <w:pPr>
         <w:pStyle w:val="Heading3"/>
       </w:pPr>
+      <w:bookmarkStart w:id="3" w:name="_Toc226056557"/>
       <w:r>
         <w:t>System design</w:t>
       </w:r>
+      <w:bookmarkEnd w:id="3"/>
     </w:p>
     <w:p>
       <w:pPr>
@@ -2692,7 +3364,15 @@
         <w:t>:</w:t>
       </w:r>
       <w:r>
-        <w:t xml:space="preserve"> will protect users accounts by sending a code to a email or phone after a successful login to stop hackers who have found out the password from entering the account. </w:t>
+        <w:t xml:space="preserve"> will protect users accounts by sending a code to </w:t>
+      </w:r>
+      <w:proofErr w:type="gramStart"/>
+      <w:r>
+        <w:t>a</w:t>
+      </w:r>
+      <w:proofErr w:type="gramEnd"/>
+      <w:r>
+        <w:t xml:space="preserve"> email or phone after a successful login to stop hackers who have found out the password from entering the account. </w:t>
       </w:r>
     </w:p>
     <w:p>
@@ -2745,7 +3425,15 @@
         <w:t xml:space="preserve">Using regex and validation checks </w:t>
       </w:r>
       <w:r>
-        <w:t>to remove white space and illegal characters such as ; or &lt;&gt;. This way no query syntax characters enter the database.</w:t>
+        <w:t xml:space="preserve">to remove white space and illegal characters such </w:t>
+      </w:r>
+      <w:proofErr w:type="gramStart"/>
+      <w:r>
+        <w:t>as ;</w:t>
+      </w:r>
+      <w:proofErr w:type="gramEnd"/>
+      <w:r>
+        <w:t xml:space="preserve"> or &lt;&gt;. This way no query syntax characters enter the database.</w:t>
       </w:r>
     </w:p>
     <w:p>
@@ -2826,6 +3514,86 @@
     </w:p>
     <w:p>
       <w:pPr>
+        <w:pStyle w:val="Heading3"/>
+      </w:pPr>
+      <w:bookmarkStart w:id="4" w:name="_Toc226056558"/>
+      <w:r>
+        <w:t>Basic System design</w:t>
+      </w:r>
+      <w:bookmarkEnd w:id="4"/>
+    </w:p>
+    <w:p>
+      <w:pPr>
+        <w:rPr>
+          <w:lang w:eastAsia="en-US"/>
+        </w:rPr>
+      </w:pPr>
+      <w:r>
+        <w:rPr>
+          <w:lang w:eastAsia="en-US"/>
+        </w:rPr>
+        <w:tab/>
+        <w:t>One of the main system design assumptions made while creating this system is assuming all user input boxes or items are vulnerable and unsafe. As such having both client side and deeper server-side validation for the inputs from the boxes to protect the server and database from outside interference.</w:t>
+      </w:r>
+    </w:p>
+    <w:p>
+      <w:pPr>
+        <w:rPr>
+          <w:lang w:eastAsia="en-US"/>
+        </w:rPr>
+      </w:pPr>
+    </w:p>
+    <w:p>
+      <w:pPr>
+        <w:rPr>
+          <w:lang w:eastAsia="en-US"/>
+        </w:rPr>
+      </w:pPr>
+      <w:r>
+        <w:rPr>
+          <w:lang w:eastAsia="en-US"/>
+        </w:rPr>
+        <w:t>Another main system design is developing a least privilege system. In which users who create accounts are automatically flagged as users in which only have the bare minimum ability to buy and download games.</w:t>
+      </w:r>
+    </w:p>
+    <w:p>
+      <w:pPr>
+        <w:rPr>
+          <w:lang w:eastAsia="en-US"/>
+        </w:rPr>
+      </w:pPr>
+    </w:p>
+    <w:p>
+      <w:pPr>
+        <w:rPr>
+          <w:lang w:eastAsia="en-US"/>
+        </w:rPr>
+      </w:pPr>
+      <w:r>
+        <w:rPr>
+          <w:lang w:eastAsia="en-US"/>
+        </w:rPr>
+        <w:t>Overall,</w:t>
+      </w:r>
+      <w:r>
+        <w:rPr>
+          <w:lang w:eastAsia="en-US"/>
+        </w:rPr>
+        <w:t xml:space="preserve"> this will create a layered defense that will protect our inner database and system from outside attackers that do not need or are allowed to see of interact with these directly.</w:t>
+      </w:r>
+    </w:p>
+    <w:p>
+      <w:pPr>
+        <w:pStyle w:val="Heading2"/>
+      </w:pPr>
+      <w:bookmarkStart w:id="5" w:name="_Toc226056559"/>
+      <w:r>
+        <w:t>Code samples / details</w:t>
+      </w:r>
+      <w:bookmarkEnd w:id="5"/>
+    </w:p>
+    <w:p>
+      <w:pPr>
         <w:pStyle w:val="ListParagraph"/>
         <w:numPr>
           <w:ilvl w:val="0"/>
@@ -2833,607 +3601,1053 @@
         </w:numPr>
       </w:pPr>
       <w:r>
-        <w:t>Basic System design</w:t>
-      </w:r>
+        <w:t>Add screenshots and explanations of code screenshots</w:t>
+      </w:r>
+    </w:p>
+    <w:p>
+      <w:pPr>
+        <w:pStyle w:val="Heading2"/>
+      </w:pPr>
+      <w:bookmarkStart w:id="6" w:name="_Toc226056560"/>
+      <w:r>
+        <w:t>Accomplishments</w:t>
+      </w:r>
+      <w:bookmarkEnd w:id="6"/>
+    </w:p>
+    <w:p>
+      <w:pPr>
+        <w:pStyle w:val="Heading3"/>
+      </w:pPr>
+      <w:bookmarkStart w:id="7" w:name="_Toc226056561"/>
+      <w:r>
+        <w:t>System design</w:t>
+      </w:r>
+      <w:bookmarkEnd w:id="7"/>
+      <w:r>
+        <w:t xml:space="preserve"> </w:t>
+      </w:r>
+    </w:p>
+    <w:p>
+      <w:pPr>
+        <w:rPr>
+          <w:lang w:eastAsia="en-US"/>
+        </w:rPr>
+      </w:pPr>
+      <w:r>
+        <w:rPr>
+          <w:lang w:eastAsia="en-US"/>
+        </w:rPr>
+        <w:t xml:space="preserve">The current system state is partially finished. The rest Api is set up along side the SQL connection. use of procedures within the SQL side to stop users from seeing how </w:t>
+      </w:r>
+      <w:r>
+        <w:rPr>
+          <w:lang w:eastAsia="en-US"/>
+        </w:rPr>
+        <w:t>usernames</w:t>
+      </w:r>
+      <w:r>
+        <w:rPr>
+          <w:lang w:eastAsia="en-US"/>
+        </w:rPr>
+        <w:t xml:space="preserve"> are found by only returning a Boolean to determine if a password and username was matched whilst also logging the login attempt on the account. </w:t>
+      </w:r>
+      <w:r>
+        <w:rPr>
+          <w:lang w:eastAsia="en-US"/>
+        </w:rPr>
+        <w:t>These procedures will read the login list history to determine if its suspicious by returning a Boolean to let the server know if the login attempts should be blocked. A basic JavaScript/HTML</w:t>
+      </w:r>
+      <w:r>
+        <w:rPr>
+          <w:lang w:eastAsia="en-US"/>
+        </w:rPr>
+        <w:t xml:space="preserve"> front end that allows login testing and basic validation. This allows us to gather a basic use case of the program:</w:t>
+      </w:r>
+    </w:p>
+    <w:p>
+      <w:pPr>
+        <w:rPr>
+          <w:lang w:eastAsia="en-US"/>
+        </w:rPr>
+      </w:pPr>
+      <w:r>
+        <w:rPr>
+          <w:lang w:eastAsia="en-US"/>
+        </w:rPr>
+        <w:tab/>
+      </w:r>
+      <w:r>
+        <w:rPr>
+          <w:lang w:eastAsia="en-US"/>
+        </w:rPr>
+        <w:tab/>
+        <w:t>Creating an account</w:t>
+      </w:r>
+    </w:p>
+    <w:p>
+      <w:pPr>
+        <w:rPr>
+          <w:lang w:eastAsia="en-US"/>
+        </w:rPr>
+      </w:pPr>
+      <w:r>
+        <w:rPr>
+          <w:lang w:eastAsia="en-US"/>
+        </w:rPr>
+        <w:tab/>
+      </w:r>
+      <w:r>
+        <w:rPr>
+          <w:lang w:eastAsia="en-US"/>
+        </w:rPr>
+        <w:tab/>
+        <w:t>Login to an account</w:t>
+      </w:r>
+    </w:p>
+    <w:p>
+      <w:pPr>
+        <w:rPr>
+          <w:lang w:eastAsia="en-US"/>
+        </w:rPr>
+      </w:pPr>
+      <w:r>
+        <w:rPr>
+          <w:lang w:eastAsia="en-US"/>
+        </w:rPr>
+        <w:tab/>
+      </w:r>
+      <w:r>
+        <w:rPr>
+          <w:lang w:eastAsia="en-US"/>
+        </w:rPr>
+        <w:tab/>
+        <w:t>Buying a game</w:t>
+      </w:r>
+    </w:p>
+    <w:p>
+      <w:pPr>
+        <w:rPr>
+          <w:lang w:eastAsia="en-US"/>
+        </w:rPr>
+      </w:pPr>
+      <w:r>
+        <w:rPr>
+          <w:lang w:eastAsia="en-US"/>
+        </w:rPr>
+        <w:tab/>
+      </w:r>
+      <w:r>
+        <w:rPr>
+          <w:lang w:eastAsia="en-US"/>
+        </w:rPr>
+        <w:tab/>
+        <w:t>“Download a game”</w:t>
+      </w:r>
+    </w:p>
+    <w:p>
+      <w:pPr>
+        <w:rPr>
+          <w:lang w:eastAsia="en-US"/>
+        </w:rPr>
+      </w:pPr>
+      <w:r>
+        <w:rPr>
+          <w:lang w:eastAsia="en-US"/>
+        </w:rPr>
+        <w:t xml:space="preserve"> A keynote about the download game functionality is that we won’t be implementing it as we don’t have data saved on a database like fully functional games. As such we are going to create a text file that simply is called the game in which the user downloads to mimic the user downloading the game onto their computer without forcing scope creep into this assignment.</w:t>
+      </w:r>
+    </w:p>
+    <w:p>
+      <w:pPr>
+        <w:pStyle w:val="Heading1"/>
+        <w:jc w:val="center"/>
+      </w:pPr>
+      <w:bookmarkStart w:id="8" w:name="_Toc226056562"/>
+      <w:r>
+        <w:lastRenderedPageBreak/>
+        <w:t>Work In Progress</w:t>
+      </w:r>
+      <w:bookmarkEnd w:id="8"/>
+    </w:p>
+    <w:p>
+      <w:pPr>
+        <w:pStyle w:val="Heading2"/>
+      </w:pPr>
+      <w:bookmarkStart w:id="9" w:name="_Toc226056563"/>
+      <w:r>
+        <w:t>C</w:t>
+      </w:r>
+      <w:r>
+        <w:t>urrent Tasks</w:t>
+      </w:r>
+      <w:bookmarkEnd w:id="9"/>
+    </w:p>
+    <w:p>
+      <w:pPr>
+        <w:pStyle w:val="Heading3"/>
+      </w:pPr>
+      <w:bookmarkStart w:id="10" w:name="_Toc226056564"/>
+      <w:r>
+        <w:t>Which parts of the system is being done.</w:t>
+      </w:r>
+      <w:bookmarkEnd w:id="10"/>
+      <w:r>
+        <w:t xml:space="preserve"> </w:t>
+      </w:r>
+    </w:p>
+    <w:p>
+      <w:pPr>
+        <w:rPr>
+          <w:lang w:eastAsia="en-US"/>
+        </w:rPr>
+      </w:pPr>
+      <w:r>
+        <w:rPr>
+          <w:lang w:eastAsia="en-US"/>
+        </w:rPr>
+        <w:t>The current work is being done on the front end to make it more user friendly and add further user validation and create a secure front end finish the front end. This will allow us to determine what the serve side functionality should do and finalize what the back end will contain.</w:t>
+      </w:r>
+      <w:r>
+        <w:rPr>
+          <w:lang w:eastAsia="en-US"/>
+        </w:rPr>
+        <w:t xml:space="preserve"> This will also bring up the use of further procedures or tables within the SQL database should they be needed making </w:t>
+      </w:r>
+      <w:proofErr w:type="gramStart"/>
+      <w:r>
+        <w:rPr>
+          <w:lang w:eastAsia="en-US"/>
+        </w:rPr>
+        <w:t>it</w:t>
+      </w:r>
+      <w:proofErr w:type="gramEnd"/>
+      <w:r>
+        <w:rPr>
+          <w:lang w:eastAsia="en-US"/>
+        </w:rPr>
+        <w:t xml:space="preserve"> so we don’t have to return to the SQL multiple times to see if certain tables are needed to be updated or not.</w:t>
+      </w:r>
+    </w:p>
+    <w:p>
+      <w:pPr>
+        <w:pStyle w:val="Heading3"/>
+      </w:pPr>
+      <w:bookmarkStart w:id="11" w:name="_Toc226056565"/>
+      <w:r>
+        <w:t>Who’s doing what</w:t>
+      </w:r>
+      <w:bookmarkEnd w:id="11"/>
+    </w:p>
+    <w:p>
+      <w:pPr>
+        <w:rPr>
+          <w:lang w:eastAsia="en-US"/>
+        </w:rPr>
+      </w:pPr>
+      <w:r>
+        <w:rPr>
+          <w:lang w:eastAsia="en-US"/>
+        </w:rPr>
+        <w:t>Currently each group member takes a functionality from the front-end system and begins updating it from the older basic model. For example, working on the login page or create user page would be two items that group members would do. As the login types and creation of accounts are simple, we have left this to a single group member to allow for the other two members to get a head start on the C# server Api and the game purchase or library pages. Once the first group member is done with the login pages, they will then assist the other two members in creating and testing the future tasks that need to be finished on the system</w:t>
+      </w:r>
+    </w:p>
+    <w:p>
+      <w:pPr>
+        <w:rPr>
+          <w:lang w:eastAsia="en-US"/>
+        </w:rPr>
+      </w:pPr>
+      <w:r>
+        <w:rPr>
+          <w:lang w:eastAsia="en-US"/>
+        </w:rPr>
+        <w:tab/>
+      </w:r>
+      <w:r>
+        <w:rPr>
+          <w:lang w:eastAsia="en-US"/>
+        </w:rPr>
+        <w:tab/>
+        <w:t>Login/create account pages: Zemmat Hagos</w:t>
+      </w:r>
+    </w:p>
+    <w:p>
+      <w:pPr>
+        <w:rPr>
+          <w:lang w:eastAsia="en-US"/>
+        </w:rPr>
+      </w:pPr>
+      <w:r>
+        <w:rPr>
+          <w:lang w:eastAsia="en-US"/>
+        </w:rPr>
+        <w:tab/>
+      </w:r>
+      <w:r>
+        <w:rPr>
+          <w:lang w:eastAsia="en-US"/>
+        </w:rPr>
+        <w:tab/>
+        <w:t>Front End Library pages: Will Jessel</w:t>
+      </w:r>
+    </w:p>
+    <w:p>
+      <w:pPr>
+        <w:rPr>
+          <w:lang w:eastAsia="en-US"/>
+        </w:rPr>
+      </w:pPr>
+      <w:r>
+        <w:rPr>
+          <w:lang w:eastAsia="en-US"/>
+        </w:rPr>
+        <w:tab/>
+      </w:r>
+      <w:r>
+        <w:rPr>
+          <w:lang w:eastAsia="en-US"/>
+        </w:rPr>
+        <w:tab/>
+      </w:r>
+      <w:r>
+        <w:rPr>
+          <w:lang w:eastAsia="en-US"/>
+        </w:rPr>
+        <w:t>Back-end</w:t>
+      </w:r>
+      <w:r>
+        <w:rPr>
+          <w:lang w:eastAsia="en-US"/>
+        </w:rPr>
+        <w:t xml:space="preserve"> Api and SQL database: Eric Moutoux</w:t>
+      </w:r>
+    </w:p>
+    <w:p>
+      <w:pPr>
+        <w:pStyle w:val="Heading3"/>
+      </w:pPr>
+      <w:bookmarkStart w:id="12" w:name="_Toc226056566"/>
+      <w:r>
+        <w:t>Timeline</w:t>
+      </w:r>
+      <w:bookmarkEnd w:id="12"/>
+    </w:p>
+    <w:p>
+      <w:pPr>
+        <w:rPr>
+          <w:lang w:eastAsia="en-US"/>
+        </w:rPr>
+      </w:pPr>
+      <w:r>
+        <w:rPr>
+          <w:lang w:eastAsia="en-US"/>
+        </w:rPr>
+        <w:t xml:space="preserve">The front-end login accounts pages should take no more than a day or two as such should be done within the end of the weekend. As the other two tasks will take a slightly longer amount of time which will also include future testing and code review this will likely take the rest of the following week. However, once the tasks are complete testing tasks will take up the remaining time until the assignment is due </w:t>
+      </w:r>
+      <w:r>
+        <w:rPr>
+          <w:lang w:eastAsia="en-US"/>
+        </w:rPr>
+        <w:t>to</w:t>
+      </w:r>
+      <w:r>
+        <w:rPr>
+          <w:lang w:eastAsia="en-US"/>
+        </w:rPr>
+        <w:t xml:space="preserve"> create a safe and protected system that can protect users and systems alike.</w:t>
+      </w:r>
+    </w:p>
+    <w:p>
+      <w:pPr>
+        <w:pStyle w:val="Heading3"/>
+      </w:pPr>
+      <w:bookmarkStart w:id="13" w:name="_Toc226056567"/>
+      <w:r>
+        <w:t>Start date</w:t>
+      </w:r>
+      <w:bookmarkEnd w:id="13"/>
+    </w:p>
+    <w:p>
+      <w:pPr>
+        <w:rPr>
+          <w:lang w:eastAsia="en-US"/>
+        </w:rPr>
+      </w:pPr>
+      <w:r>
+        <w:rPr>
+          <w:lang w:eastAsia="en-US"/>
+        </w:rPr>
+        <w:t>The start date of the assignment was when the design and implementation was sketched out and building the basic layout following took around a week. Including basic tests. The Current set of creations began in the tail end of march and will finish around April 8</w:t>
+      </w:r>
+      <w:r>
+        <w:rPr>
+          <w:vertAlign w:val="superscript"/>
+          <w:lang w:eastAsia="en-US"/>
+        </w:rPr>
+        <w:t>th</w:t>
+      </w:r>
+      <w:r>
+        <w:rPr>
+          <w:lang w:eastAsia="en-US"/>
+        </w:rPr>
+        <w:t xml:space="preserve">. </w:t>
+      </w:r>
+    </w:p>
+    <w:p>
+      <w:pPr>
+        <w:pStyle w:val="Heading2"/>
+      </w:pPr>
+      <w:bookmarkStart w:id="14" w:name="_Toc226056568"/>
+      <w:r>
+        <w:t>Current Testing sections</w:t>
+      </w:r>
+      <w:bookmarkEnd w:id="14"/>
+    </w:p>
+    <w:p>
+      <w:pPr>
+        <w:pStyle w:val="Heading3"/>
+      </w:pPr>
+      <w:bookmarkStart w:id="15" w:name="_Toc226056569"/>
+      <w:r>
+        <w:t>Which parts of the system is being tested.</w:t>
+      </w:r>
+      <w:bookmarkEnd w:id="15"/>
+    </w:p>
+    <w:p>
+      <w:pPr>
+        <w:rPr>
+          <w:lang w:eastAsia="en-US"/>
+        </w:rPr>
+      </w:pPr>
+      <w:r>
+        <w:rPr>
+          <w:lang w:eastAsia="en-US"/>
+        </w:rPr>
+        <w:t xml:space="preserve">The current system being tested is the basic system as each change is made no matter how small. Once each change is made a </w:t>
+      </w:r>
+      <w:r>
+        <w:rPr>
+          <w:lang w:eastAsia="en-US"/>
+        </w:rPr>
+        <w:t xml:space="preserve">single tester or multiple testers depending on the test will run the code and attempt to </w:t>
+      </w:r>
+      <w:r>
+        <w:rPr>
+          <w:lang w:eastAsia="en-US"/>
+        </w:rPr>
+        <w:t>investigate</w:t>
+      </w:r>
+      <w:r>
+        <w:rPr>
+          <w:lang w:eastAsia="en-US"/>
+        </w:rPr>
+        <w:t xml:space="preserve"> it to see if it introduces security vulnerabilities. This testing includes the SQL </w:t>
+      </w:r>
+      <w:r>
+        <w:rPr>
+          <w:lang w:eastAsia="en-US"/>
+        </w:rPr>
+        <w:lastRenderedPageBreak/>
+        <w:t xml:space="preserve">tables and procedures. Account creation and login pages. As further tests on the main pages and </w:t>
+      </w:r>
+      <w:r>
+        <w:rPr>
+          <w:lang w:eastAsia="en-US"/>
+        </w:rPr>
+        <w:t>Api</w:t>
+      </w:r>
+      <w:r>
+        <w:rPr>
+          <w:lang w:eastAsia="en-US"/>
+        </w:rPr>
+        <w:t xml:space="preserve"> items will take place once the </w:t>
+      </w:r>
+      <w:r>
+        <w:rPr>
+          <w:lang w:eastAsia="en-US"/>
+        </w:rPr>
+        <w:t>SQL</w:t>
+      </w:r>
+      <w:r>
+        <w:rPr>
+          <w:lang w:eastAsia="en-US"/>
+        </w:rPr>
+        <w:t xml:space="preserve"> tables and the account pages are complete</w:t>
+      </w:r>
+      <w:r>
+        <w:rPr>
+          <w:lang w:eastAsia="en-US"/>
+        </w:rPr>
+        <w:t>.</w:t>
+      </w:r>
+    </w:p>
+    <w:p>
+      <w:pPr>
+        <w:pStyle w:val="Heading3"/>
+      </w:pPr>
+      <w:bookmarkStart w:id="16" w:name="_Toc226056570"/>
+      <w:r>
+        <w:t>Who’s doing it</w:t>
+      </w:r>
+      <w:bookmarkEnd w:id="16"/>
+    </w:p>
+    <w:p>
+      <w:pPr>
+        <w:rPr>
+          <w:lang w:eastAsia="en-US"/>
+        </w:rPr>
+      </w:pPr>
+      <w:r>
+        <w:rPr>
+          <w:lang w:eastAsia="en-US"/>
+        </w:rPr>
+        <w:t xml:space="preserve">Testing is a group effort and is not solely laid </w:t>
+      </w:r>
+      <w:r>
+        <w:rPr>
+          <w:lang w:eastAsia="en-US"/>
+        </w:rPr>
+        <w:t>upon</w:t>
+      </w:r>
+      <w:r>
+        <w:rPr>
+          <w:lang w:eastAsia="en-US"/>
+        </w:rPr>
+        <w:t xml:space="preserve"> anyone as having multiple </w:t>
+      </w:r>
+      <w:r>
+        <w:rPr>
+          <w:lang w:eastAsia="en-US"/>
+        </w:rPr>
+        <w:t>viewpoints</w:t>
+      </w:r>
+      <w:r>
+        <w:rPr>
+          <w:lang w:eastAsia="en-US"/>
+        </w:rPr>
+        <w:t xml:space="preserve"> on each error or security vulnerability that appears allows multiple solutions and a better solution to be created rather than a solution that simply fixes a bug.</w:t>
+      </w:r>
+      <w:r>
+        <w:rPr>
+          <w:lang w:eastAsia="en-US"/>
+        </w:rPr>
+        <w:t xml:space="preserve"> As knowing what a hacker or user would be impossible having each member give their input and the programmer who created the bug implement the fix allows for learning as a time and sharing of thought processes that could improve </w:t>
+      </w:r>
+      <w:r>
+        <w:rPr>
+          <w:lang w:eastAsia="en-US"/>
+        </w:rPr>
+        <w:t>everyone’s</w:t>
+      </w:r>
+      <w:r>
+        <w:rPr>
+          <w:lang w:eastAsia="en-US"/>
+        </w:rPr>
+        <w:t xml:space="preserve"> abilities as the system develops.</w:t>
+      </w:r>
+    </w:p>
+    <w:p>
+      <w:pPr>
+        <w:pStyle w:val="Heading1"/>
+        <w:jc w:val="center"/>
+      </w:pPr>
+      <w:bookmarkStart w:id="17" w:name="_Toc226056571"/>
+      <w:r>
+        <w:t>Next Steps</w:t>
+      </w:r>
+      <w:bookmarkEnd w:id="17"/>
+    </w:p>
+    <w:p>
+      <w:pPr>
+        <w:pStyle w:val="Heading2"/>
+      </w:pPr>
+      <w:bookmarkStart w:id="18" w:name="_Toc226056572"/>
+      <w:r>
+        <w:t>Upcoming Features</w:t>
+      </w:r>
+      <w:bookmarkEnd w:id="18"/>
+    </w:p>
+    <w:p>
+      <w:pPr>
+        <w:rPr>
+          <w:lang w:eastAsia="en-US"/>
+        </w:rPr>
+      </w:pPr>
+      <w:r>
+        <w:rPr>
+          <w:lang w:eastAsia="en-US"/>
+        </w:rPr>
+        <w:tab/>
+      </w:r>
+      <w:r>
+        <w:rPr>
+          <w:lang w:eastAsia="en-US"/>
+        </w:rPr>
+        <w:tab/>
+        <w:t xml:space="preserve">Next features we are planning to include into this program or </w:t>
+      </w:r>
+      <w:r>
+        <w:rPr>
+          <w:lang w:eastAsia="en-US"/>
+        </w:rPr>
+        <w:t>future</w:t>
+      </w:r>
+      <w:r>
+        <w:rPr>
+          <w:lang w:eastAsia="en-US"/>
+        </w:rPr>
+        <w:t xml:space="preserve"> for this program outside of this assignments scope would be adding a forget password to the login screen that emails you a reset password link. </w:t>
+      </w:r>
+    </w:p>
+    <w:p>
+      <w:pPr>
+        <w:rPr>
+          <w:lang w:eastAsia="en-US"/>
+        </w:rPr>
+      </w:pPr>
+      <w:r>
+        <w:rPr>
+          <w:lang w:eastAsia="en-US"/>
+        </w:rPr>
+        <w:tab/>
+      </w:r>
+    </w:p>
+    <w:p>
+      <w:pPr>
+        <w:rPr>
+          <w:lang w:eastAsia="en-US"/>
+        </w:rPr>
+      </w:pPr>
+      <w:r>
+        <w:rPr>
+          <w:lang w:eastAsia="en-US"/>
+        </w:rPr>
+        <w:tab/>
+      </w:r>
+      <w:r>
+        <w:rPr>
+          <w:lang w:eastAsia="en-US"/>
+        </w:rPr>
+        <w:tab/>
+        <w:t xml:space="preserve">Adding more visual </w:t>
+      </w:r>
+      <w:r>
+        <w:rPr>
+          <w:lang w:eastAsia="en-US"/>
+        </w:rPr>
+        <w:t>images</w:t>
+      </w:r>
+      <w:r>
+        <w:rPr>
+          <w:lang w:eastAsia="en-US"/>
+        </w:rPr>
+        <w:t xml:space="preserve"> to the game library. Like adding game art </w:t>
+      </w:r>
+      <w:r>
+        <w:rPr>
+          <w:lang w:eastAsia="en-US"/>
+        </w:rPr>
+        <w:t>images</w:t>
+      </w:r>
+      <w:r>
+        <w:rPr>
+          <w:lang w:eastAsia="en-US"/>
+        </w:rPr>
+        <w:t xml:space="preserve"> and other such items</w:t>
+      </w:r>
+      <w:r>
+        <w:rPr>
+          <w:lang w:eastAsia="en-US"/>
+        </w:rPr>
+        <w:t xml:space="preserve">. This could also include reviews, game </w:t>
+      </w:r>
+      <w:r>
+        <w:rPr>
+          <w:lang w:eastAsia="en-US"/>
+        </w:rPr>
+        <w:t>summaries</w:t>
+      </w:r>
+      <w:r>
+        <w:rPr>
+          <w:lang w:eastAsia="en-US"/>
+        </w:rPr>
+        <w:t xml:space="preserve"> and other user benefiting features. </w:t>
+      </w:r>
+      <w:r>
+        <w:rPr>
+          <w:lang w:eastAsia="en-US"/>
+        </w:rPr>
+        <w:t>Finally,</w:t>
+      </w:r>
+      <w:r>
+        <w:rPr>
+          <w:lang w:eastAsia="en-US"/>
+        </w:rPr>
+        <w:t xml:space="preserve"> we could add more options for interacting with games like the company’s </w:t>
+      </w:r>
+      <w:r>
+        <w:rPr>
+          <w:lang w:eastAsia="en-US"/>
+        </w:rPr>
+        <w:t>who</w:t>
+      </w:r>
+      <w:r>
+        <w:rPr>
+          <w:lang w:eastAsia="en-US"/>
+        </w:rPr>
+        <w:t xml:space="preserve"> created them and other such details that things like steam have.</w:t>
+      </w:r>
+    </w:p>
+    <w:p>
+      <w:pPr>
+        <w:rPr>
+          <w:lang w:eastAsia="en-US"/>
+        </w:rPr>
+      </w:pPr>
+    </w:p>
+    <w:p>
+      <w:pPr>
+        <w:rPr>
+          <w:lang w:eastAsia="en-US"/>
+        </w:rPr>
+      </w:pPr>
+      <w:r>
+        <w:rPr>
+          <w:lang w:eastAsia="en-US"/>
+        </w:rPr>
+        <w:tab/>
+      </w:r>
+      <w:r>
+        <w:rPr>
+          <w:lang w:eastAsia="en-US"/>
+        </w:rPr>
+        <w:tab/>
+        <w:t>All future steps within the scope of the project can be found within the above sections including updating the user interface, improving the SQL database structure and defense. Improving data validation and adding further details and Ui abilities to the store and library pages.</w:t>
+      </w:r>
+    </w:p>
+    <w:p>
+      <w:pPr>
+        <w:pStyle w:val="Heading1"/>
+        <w:jc w:val="center"/>
+      </w:pPr>
+      <w:bookmarkStart w:id="19" w:name="_Toc226056573"/>
+      <w:r>
+        <w:t>Issues, Risks, or Challenges</w:t>
+      </w:r>
+      <w:bookmarkEnd w:id="19"/>
+    </w:p>
+    <w:p>
+      <w:pPr>
+        <w:pStyle w:val="Heading2"/>
+      </w:pPr>
+      <w:bookmarkStart w:id="20" w:name="_Toc226056574"/>
+      <w:r>
+        <w:t>Roadblocks</w:t>
+      </w:r>
+      <w:bookmarkEnd w:id="20"/>
+    </w:p>
+    <w:p>
+      <w:pPr>
+        <w:pStyle w:val="Heading3"/>
+      </w:pPr>
+      <w:bookmarkStart w:id="21" w:name="_Toc226056575"/>
+      <w:r>
+        <w:t>Programmatic Delays</w:t>
+      </w:r>
+      <w:bookmarkEnd w:id="21"/>
+    </w:p>
+    <w:p>
+      <w:pPr>
+        <w:rPr>
+          <w:lang w:eastAsia="en-US"/>
+        </w:rPr>
+      </w:pPr>
+      <w:r>
+        <w:rPr>
+          <w:lang w:eastAsia="en-US"/>
+        </w:rPr>
+        <w:tab/>
+      </w:r>
+      <w:r>
+        <w:rPr>
+          <w:lang w:eastAsia="en-US"/>
+        </w:rPr>
+        <w:tab/>
+        <w:t xml:space="preserve">Relearning how to create rest Api’s once again after being away from them for so long lead to some growing pains as we reimbursed ourselves in connecting </w:t>
+      </w:r>
+      <w:proofErr w:type="gramStart"/>
+      <w:r>
+        <w:rPr>
+          <w:lang w:eastAsia="en-US"/>
+        </w:rPr>
+        <w:t>a</w:t>
+      </w:r>
+      <w:proofErr w:type="gramEnd"/>
+      <w:r>
+        <w:rPr>
+          <w:lang w:eastAsia="en-US"/>
+        </w:rPr>
+        <w:t xml:space="preserve"> Api to an SQL server. The syntax for [HTTP] requests specifically gave us a small challenge as they aren’t as easily picked up on compared to the rest of the c# coding language. </w:t>
+      </w:r>
+    </w:p>
+    <w:p>
+      <w:pPr>
+        <w:rPr>
+          <w:lang w:eastAsia="en-US"/>
+        </w:rPr>
+      </w:pPr>
+    </w:p>
+    <w:p>
+      <w:pPr>
+        <w:rPr>
+          <w:lang w:eastAsia="en-US"/>
+        </w:rPr>
+      </w:pPr>
+      <w:r>
+        <w:rPr>
+          <w:lang w:eastAsia="en-US"/>
+        </w:rPr>
+        <w:tab/>
+      </w:r>
+      <w:r>
+        <w:rPr>
+          <w:lang w:eastAsia="en-US"/>
+        </w:rPr>
+        <w:tab/>
+        <w:t xml:space="preserve">Small syntax mistakes also where challenging as JavaScript and [HTTP] requests tends to be a bit harder to visually check out while looking at it. Connecting to the SQL database is rather quite easy now with our give advanced SQL course allowing this to come up easy however using it within a rest Api </w:t>
+      </w:r>
+      <w:r>
+        <w:rPr>
+          <w:lang w:eastAsia="en-US"/>
+        </w:rPr>
+        <w:lastRenderedPageBreak/>
+        <w:t>needed us to follow a tutorial to explain how exactly to use a SQL database in the right manner within our systems design.</w:t>
+      </w:r>
+    </w:p>
+    <w:p>
+      <w:pPr>
+        <w:ind w:left="0"/>
+      </w:pPr>
+    </w:p>
+    <w:p>
+      <w:pPr>
+        <w:ind w:left="0"/>
+      </w:pPr>
+      <w:r>
+        <w:tab/>
+      </w:r>
+      <w:r>
+        <w:tab/>
+        <w:t xml:space="preserve">There </w:t>
+      </w:r>
+      <w:r>
+        <w:t>were</w:t>
+      </w:r>
+      <w:r>
+        <w:t xml:space="preserve"> a few times where foreign keys and table item creations were a tad bit buggy but overall worked quiet well as such not many run time errors were encountered</w:t>
+      </w:r>
+    </w:p>
+    <w:p>
+      <w:pPr>
+        <w:ind w:left="0"/>
+      </w:pPr>
+    </w:p>
+    <w:p>
+      <w:pPr>
+        <w:ind w:left="0"/>
+      </w:pPr>
+      <w:r>
+        <w:tab/>
+      </w:r>
+      <w:r>
+        <w:tab/>
+        <w:t>There have yet to be any major logical flow errors and design errors within our program as such have yet to truly hold us back from completing the first objective. However, I Forsee the next steps involving more of those logical flow errors and internal programmatic errors.</w:t>
+      </w:r>
+    </w:p>
+    <w:p>
+      <w:pPr>
+        <w:pStyle w:val="Heading3"/>
+      </w:pPr>
+      <w:bookmarkStart w:id="22" w:name="_Toc226056576"/>
+      <w:r>
+        <w:t>Non-Programmatic Delays</w:t>
+      </w:r>
+      <w:bookmarkEnd w:id="22"/>
+    </w:p>
+    <w:p>
+      <w:pPr>
+        <w:ind w:firstLine="350"/>
+        <w:rPr>
+          <w:lang w:eastAsia="en-US"/>
+        </w:rPr>
+      </w:pPr>
+      <w:r>
+        <w:rPr>
+          <w:lang w:eastAsia="en-US"/>
+        </w:rPr>
+        <w:t>While the Ui is very basic now the underlying flow and feel of the system is somewhat what we are hoping for. While this may change as we expand the library section and store front currently as the program stands the logical flow and its non programmatic issues aren’t a front facing issue</w:t>
+      </w:r>
+    </w:p>
+    <w:p>
+      <w:pPr>
+        <w:pStyle w:val="Heading2"/>
+      </w:pPr>
+      <w:bookmarkStart w:id="23" w:name="_Toc226056577"/>
+      <w:r>
+        <w:t>Dependencies</w:t>
+      </w:r>
+      <w:bookmarkEnd w:id="23"/>
+    </w:p>
+    <w:p>
+      <w:pPr>
+        <w:pStyle w:val="Heading3"/>
+      </w:pPr>
+      <w:bookmarkStart w:id="24" w:name="_Toc226056578"/>
+      <w:r>
+        <w:t>External libraries</w:t>
+      </w:r>
+      <w:bookmarkEnd w:id="24"/>
+    </w:p>
+    <w:p>
+      <w:pPr>
+        <w:rPr>
+          <w:lang w:eastAsia="en-US"/>
+        </w:rPr>
+      </w:pPr>
+      <w:r>
+        <w:rPr>
+          <w:lang w:eastAsia="en-US"/>
+        </w:rPr>
+        <w:t>One of the main external libraries are apart of the hashing process as must other functionality are supported natively within C# and JavaScript libraries.</w:t>
+      </w:r>
+    </w:p>
+    <w:p>
+      <w:pPr>
+        <w:pStyle w:val="Heading3"/>
+      </w:pPr>
+      <w:bookmarkStart w:id="25" w:name="_Toc226056579"/>
+      <w:r>
+        <w:t>Programming languages</w:t>
+      </w:r>
+      <w:bookmarkEnd w:id="25"/>
     </w:p>
     <w:p>
       <w:pPr>
         <w:pStyle w:val="ListParagraph"/>
         <w:numPr>
           <w:ilvl w:val="0"/>
-          <w:numId w:val="3"/>
+          <w:numId w:val="14"/>
         </w:numPr>
       </w:pPr>
       <w:r>
-        <w:t>Report</w:t>
-      </w:r>
-    </w:p>
-    <w:p>
-      <w:pPr>
-        <w:pStyle w:val="Heading2"/>
-      </w:pPr>
-      <w:bookmarkStart w:id="2" w:name="_Toc225441071"/>
-      <w:r>
-        <w:t>Code samples / details</w:t>
-      </w:r>
-      <w:bookmarkEnd w:id="2"/>
+        <w:t>C# as the server side of our rest Api.</w:t>
+      </w:r>
     </w:p>
     <w:p>
       <w:pPr>
         <w:pStyle w:val="ListParagraph"/>
         <w:numPr>
           <w:ilvl w:val="0"/>
-          <w:numId w:val="3"/>
+          <w:numId w:val="14"/>
         </w:numPr>
       </w:pPr>
       <w:r>
-        <w:t>Add screenshots and explanations of code screenshots</w:t>
-      </w:r>
-    </w:p>
-    <w:p>
-      <w:pPr>
-        <w:pStyle w:val="Heading2"/>
-      </w:pPr>
-      <w:bookmarkStart w:id="3" w:name="_Toc225441072"/>
-      <w:r>
-        <w:t>Accomplishments</w:t>
-      </w:r>
-      <w:bookmarkEnd w:id="3"/>
+        <w:t>JavaScript for the front end of the website that the user interacts with</w:t>
+      </w:r>
     </w:p>
     <w:p>
       <w:pPr>
         <w:pStyle w:val="ListParagraph"/>
         <w:numPr>
           <w:ilvl w:val="0"/>
-          <w:numId w:val="2"/>
+          <w:numId w:val="14"/>
         </w:numPr>
       </w:pPr>
       <w:r>
-        <w:t>System design</w:t>
-      </w:r>
-      <w:r>
-        <w:t xml:space="preserve"> </w:t>
-      </w:r>
-    </w:p>
-    <w:p>
-      <w:pPr>
-        <w:pStyle w:val="ListParagraph"/>
-        <w:numPr>
-          <w:ilvl w:val="0"/>
-          <w:numId w:val="2"/>
-        </w:numPr>
-      </w:pPr>
-      <w:r>
-        <w:t>Basic System design</w:t>
-      </w:r>
-      <w:r>
-        <w:t xml:space="preserve"> / further system design</w:t>
-      </w:r>
-    </w:p>
-    <w:p>
-      <w:pPr>
-        <w:pStyle w:val="Heading1"/>
-        <w:jc w:val="center"/>
-      </w:pPr>
-      <w:bookmarkStart w:id="4" w:name="_Toc225441073"/>
-      <w:r>
-        <w:t>Work In Progress</w:t>
-      </w:r>
-      <w:bookmarkEnd w:id="4"/>
-    </w:p>
-    <w:p>
-      <w:pPr>
-        <w:pStyle w:val="Heading2"/>
-      </w:pPr>
-      <w:bookmarkStart w:id="5" w:name="_Toc225441074"/>
-      <w:r>
-        <w:t>C</w:t>
-      </w:r>
-      <w:r>
-        <w:t>urrent Tasks</w:t>
-      </w:r>
-      <w:bookmarkEnd w:id="5"/>
-    </w:p>
-    <w:p>
-      <w:pPr>
-        <w:pStyle w:val="ListParagraph"/>
-        <w:numPr>
-          <w:ilvl w:val="0"/>
-          <w:numId w:val="4"/>
-        </w:numPr>
-      </w:pPr>
-      <w:r>
-        <w:t xml:space="preserve">Which parts of the system is being done. </w:t>
-      </w:r>
-    </w:p>
-    <w:p>
-      <w:pPr>
-        <w:pStyle w:val="ListParagraph"/>
-        <w:numPr>
-          <w:ilvl w:val="0"/>
-          <w:numId w:val="4"/>
-        </w:numPr>
-      </w:pPr>
-      <w:r>
-        <w:t>Who’s doing what</w:t>
-      </w:r>
-    </w:p>
-    <w:p>
-      <w:pPr>
-        <w:pStyle w:val="ListParagraph"/>
-        <w:numPr>
-          <w:ilvl w:val="0"/>
-          <w:numId w:val="4"/>
-        </w:numPr>
-      </w:pPr>
-      <w:r>
-        <w:t>Timeline</w:t>
-      </w:r>
-    </w:p>
-    <w:p>
-      <w:pPr>
-        <w:pStyle w:val="ListParagraph"/>
-        <w:numPr>
-          <w:ilvl w:val="0"/>
-          <w:numId w:val="4"/>
-        </w:numPr>
-      </w:pPr>
-      <w:r>
-        <w:t>Start date</w:t>
-      </w:r>
-    </w:p>
-    <w:p>
-      <w:pPr>
-        <w:pStyle w:val="Heading2"/>
-      </w:pPr>
-      <w:bookmarkStart w:id="6" w:name="_Toc225441075"/>
-      <w:r>
-        <w:t>Current Testing sections</w:t>
-      </w:r>
-      <w:bookmarkEnd w:id="6"/>
-    </w:p>
-    <w:p>
-      <w:pPr>
-        <w:pStyle w:val="ListParagraph"/>
-        <w:numPr>
-          <w:ilvl w:val="0"/>
-          <w:numId w:val="5"/>
-        </w:numPr>
-      </w:pPr>
-      <w:r>
-        <w:t>Which parts of the system is being tested.</w:t>
-      </w:r>
-    </w:p>
-    <w:p>
-      <w:pPr>
-        <w:pStyle w:val="ListParagraph"/>
-        <w:numPr>
-          <w:ilvl w:val="0"/>
-          <w:numId w:val="5"/>
-        </w:numPr>
-      </w:pPr>
-      <w:r>
-        <w:t>Who’s doing it</w:t>
-      </w:r>
-    </w:p>
-    <w:p>
-      <w:pPr>
-        <w:pStyle w:val="ListParagraph"/>
-        <w:numPr>
-          <w:ilvl w:val="0"/>
-          <w:numId w:val="5"/>
-        </w:numPr>
-      </w:pPr>
-      <w:r>
-        <w:t>Timeline</w:t>
-      </w:r>
-    </w:p>
-    <w:p>
-      <w:pPr>
-        <w:pStyle w:val="ListParagraph"/>
-        <w:numPr>
-          <w:ilvl w:val="0"/>
-          <w:numId w:val="5"/>
-        </w:numPr>
-      </w:pPr>
-      <w:r>
-        <w:t>Start date</w:t>
-      </w:r>
-    </w:p>
-    <w:p>
-      <w:pPr>
-        <w:pStyle w:val="Heading2"/>
-      </w:pPr>
-      <w:bookmarkStart w:id="7" w:name="_Toc225441076"/>
-      <w:r>
-        <w:t>Changes to Design</w:t>
-      </w:r>
-      <w:bookmarkEnd w:id="7"/>
-      <w:r>
-        <w:t xml:space="preserve"> </w:t>
-      </w:r>
-    </w:p>
-    <w:p>
-      <w:pPr>
-        <w:pStyle w:val="ListParagraph"/>
-        <w:numPr>
-          <w:ilvl w:val="0"/>
-          <w:numId w:val="6"/>
-        </w:numPr>
-      </w:pPr>
-      <w:r>
-        <w:t xml:space="preserve">Updates to system design. </w:t>
-      </w:r>
-    </w:p>
-    <w:p>
-      <w:pPr>
-        <w:pStyle w:val="ListParagraph"/>
-        <w:numPr>
-          <w:ilvl w:val="0"/>
-          <w:numId w:val="6"/>
-        </w:numPr>
-      </w:pPr>
-      <w:r>
-        <w:t>Read me changes</w:t>
-      </w:r>
-    </w:p>
-    <w:p>
-      <w:pPr>
-        <w:pStyle w:val="Heading1"/>
-        <w:jc w:val="center"/>
-      </w:pPr>
-      <w:bookmarkStart w:id="8" w:name="_Toc225441077"/>
-      <w:r>
-        <w:t>Next Steps</w:t>
-      </w:r>
-      <w:bookmarkEnd w:id="8"/>
-    </w:p>
-    <w:p>
-      <w:pPr>
-        <w:pStyle w:val="Heading2"/>
-      </w:pPr>
-      <w:bookmarkStart w:id="9" w:name="_Toc225441078"/>
-      <w:r>
-        <w:t>Upcoming Features</w:t>
-      </w:r>
-      <w:bookmarkEnd w:id="9"/>
-    </w:p>
-    <w:p>
-      <w:pPr>
-        <w:pStyle w:val="ListParagraph"/>
-        <w:numPr>
-          <w:ilvl w:val="0"/>
-          <w:numId w:val="7"/>
-        </w:numPr>
-      </w:pPr>
-      <w:r>
-        <w:t>Next features being added to the program after current regroup</w:t>
-      </w:r>
-    </w:p>
-    <w:p>
-      <w:pPr>
-        <w:pStyle w:val="ListParagraph"/>
-        <w:numPr>
-          <w:ilvl w:val="0"/>
-          <w:numId w:val="7"/>
-        </w:numPr>
-      </w:pPr>
-      <w:r>
-        <w:t>Features being finalized or added</w:t>
-      </w:r>
-    </w:p>
-    <w:p>
-      <w:pPr>
-        <w:pStyle w:val="ListParagraph"/>
-        <w:numPr>
-          <w:ilvl w:val="0"/>
-          <w:numId w:val="7"/>
-        </w:numPr>
-      </w:pPr>
-      <w:r>
-        <w:t>End date estimations</w:t>
-      </w:r>
-    </w:p>
-    <w:p>
-      <w:pPr>
-        <w:pStyle w:val="Heading2"/>
-      </w:pPr>
-      <w:bookmarkStart w:id="10" w:name="_Toc225441079"/>
-      <w:r>
-        <w:lastRenderedPageBreak/>
-        <w:t>Updates / Fixes</w:t>
-      </w:r>
-      <w:bookmarkEnd w:id="10"/>
-    </w:p>
-    <w:p>
-      <w:pPr>
-        <w:pStyle w:val="ListParagraph"/>
-        <w:numPr>
-          <w:ilvl w:val="0"/>
-          <w:numId w:val="8"/>
-        </w:numPr>
-      </w:pPr>
-      <w:r>
-        <w:t>Like features but for testing</w:t>
-      </w:r>
-    </w:p>
-    <w:p>
-      <w:pPr>
-        <w:pStyle w:val="ListParagraph"/>
-        <w:numPr>
-          <w:ilvl w:val="0"/>
-          <w:numId w:val="8"/>
-        </w:numPr>
-      </w:pPr>
-      <w:r>
-        <w:t>Testing being started for certain sections of the program</w:t>
-      </w:r>
-    </w:p>
-    <w:p>
-      <w:pPr>
-        <w:pStyle w:val="ListParagraph"/>
-        <w:numPr>
-          <w:ilvl w:val="0"/>
-          <w:numId w:val="8"/>
-        </w:numPr>
-      </w:pPr>
-      <w:r>
-        <w:t>End date estimations for the testing</w:t>
-      </w:r>
-    </w:p>
-    <w:p>
-      <w:pPr>
-        <w:pStyle w:val="Heading2"/>
-      </w:pPr>
-      <w:bookmarkStart w:id="11" w:name="_Toc225441080"/>
-      <w:r>
-        <w:t>Development Plan</w:t>
-      </w:r>
-      <w:bookmarkEnd w:id="11"/>
-    </w:p>
-    <w:p>
-      <w:pPr>
-        <w:pStyle w:val="Heading1"/>
-        <w:jc w:val="center"/>
-      </w:pPr>
-      <w:bookmarkStart w:id="12" w:name="_Toc225441081"/>
-      <w:r>
-        <w:t>Issues, Risks, or Challenges</w:t>
-      </w:r>
-      <w:bookmarkEnd w:id="12"/>
-    </w:p>
-    <w:p>
-      <w:pPr>
-        <w:pStyle w:val="Heading2"/>
-      </w:pPr>
-      <w:bookmarkStart w:id="13" w:name="_Toc225441082"/>
-      <w:r>
-        <w:t>Roadblocks</w:t>
-      </w:r>
-      <w:bookmarkEnd w:id="13"/>
+        <w:t>SQL for setting up and querying the server for user logins or creation of the tables</w:t>
+      </w:r>
     </w:p>
     <w:p>
       <w:pPr>
         <w:pStyle w:val="Heading3"/>
       </w:pPr>
-      <w:bookmarkStart w:id="14" w:name="_Toc225441083"/>
-      <w:r>
-        <w:t>Programmatic Delays</w:t>
-      </w:r>
-      <w:bookmarkEnd w:id="14"/>
-    </w:p>
-    <w:p>
-      <w:pPr>
-        <w:pStyle w:val="ListParagraph"/>
-        <w:numPr>
-          <w:ilvl w:val="0"/>
-          <w:numId w:val="9"/>
-        </w:numPr>
-      </w:pPr>
-      <w:r>
-        <w:t>Programmatic delays.</w:t>
-      </w:r>
-    </w:p>
-    <w:p>
-      <w:pPr>
-        <w:pStyle w:val="ListParagraph"/>
-        <w:numPr>
-          <w:ilvl w:val="0"/>
-          <w:numId w:val="9"/>
-        </w:numPr>
-      </w:pPr>
-      <w:r>
-        <w:t>Syntax delays</w:t>
-      </w:r>
-    </w:p>
-    <w:p>
-      <w:pPr>
-        <w:pStyle w:val="ListParagraph"/>
-        <w:numPr>
-          <w:ilvl w:val="0"/>
-          <w:numId w:val="9"/>
-        </w:numPr>
-      </w:pPr>
-      <w:r>
-        <w:t>Runtime errors</w:t>
-      </w:r>
-    </w:p>
-    <w:p>
-      <w:pPr>
-        <w:pStyle w:val="ListParagraph"/>
-        <w:numPr>
-          <w:ilvl w:val="0"/>
-          <w:numId w:val="9"/>
-        </w:numPr>
-      </w:pPr>
-      <w:r>
-        <w:t>Anything to do with programmatic issues or faults</w:t>
-      </w:r>
-    </w:p>
-    <w:p>
-      <w:pPr>
-        <w:pStyle w:val="ListParagraph"/>
-        <w:numPr>
-          <w:ilvl w:val="0"/>
-          <w:numId w:val="9"/>
-        </w:numPr>
-      </w:pPr>
-      <w:r>
-        <w:t>Found in the creation / design sections</w:t>
-      </w:r>
-    </w:p>
-    <w:p>
-      <w:pPr>
-        <w:pStyle w:val="ListParagraph"/>
-        <w:numPr>
-          <w:ilvl w:val="0"/>
-          <w:numId w:val="9"/>
-        </w:numPr>
-      </w:pPr>
-      <w:r>
-        <w:t>Logical flow errors</w:t>
-      </w:r>
-    </w:p>
-    <w:p>
-      <w:pPr>
-        <w:pStyle w:val="ListParagraph"/>
-        <w:numPr>
-          <w:ilvl w:val="0"/>
-          <w:numId w:val="9"/>
-        </w:numPr>
-      </w:pPr>
-      <w:r>
-        <w:t>Internal programmatic errors</w:t>
-      </w:r>
-    </w:p>
-    <w:p>
-      <w:pPr>
-        <w:pStyle w:val="Heading3"/>
-      </w:pPr>
-      <w:bookmarkStart w:id="15" w:name="_Toc225441084"/>
-      <w:r>
-        <w:t>Non-Programmatic Delays</w:t>
-      </w:r>
-      <w:bookmarkEnd w:id="15"/>
-    </w:p>
-    <w:p>
-      <w:pPr>
-        <w:pStyle w:val="ListParagraph"/>
-        <w:numPr>
-          <w:ilvl w:val="0"/>
-          <w:numId w:val="10"/>
-        </w:numPr>
-      </w:pPr>
-      <w:r>
-        <w:t xml:space="preserve">Errors with user experience. </w:t>
-      </w:r>
-    </w:p>
-    <w:p>
-      <w:pPr>
-        <w:pStyle w:val="ListParagraph"/>
-        <w:numPr>
-          <w:ilvl w:val="0"/>
-          <w:numId w:val="10"/>
-        </w:numPr>
-      </w:pPr>
-      <w:r>
-        <w:t>Feel of the system</w:t>
-      </w:r>
-    </w:p>
-    <w:p>
-      <w:pPr>
-        <w:pStyle w:val="ListParagraph"/>
-        <w:numPr>
-          <w:ilvl w:val="0"/>
-          <w:numId w:val="10"/>
-        </w:numPr>
-      </w:pPr>
-      <w:r>
-        <w:t>Nonsystem items that effect the ability of the system ability to function. External environment</w:t>
-      </w:r>
-    </w:p>
-    <w:p>
-      <w:pPr>
-        <w:pStyle w:val="Heading2"/>
-      </w:pPr>
-      <w:bookmarkStart w:id="16" w:name="_Toc225441085"/>
-      <w:r>
-        <w:t>Dependencies</w:t>
-      </w:r>
-      <w:bookmarkEnd w:id="16"/>
-    </w:p>
-    <w:p>
-      <w:pPr>
-        <w:pStyle w:val="ListParagraph"/>
-        <w:numPr>
-          <w:ilvl w:val="0"/>
-          <w:numId w:val="12"/>
-        </w:numPr>
-      </w:pPr>
-      <w:r>
-        <w:t>External libraries needed to run program</w:t>
-      </w:r>
-    </w:p>
-    <w:p>
-      <w:pPr>
-        <w:pStyle w:val="ListParagraph"/>
-        <w:numPr>
-          <w:ilvl w:val="0"/>
-          <w:numId w:val="12"/>
-        </w:numPr>
-      </w:pPr>
-      <w:r>
-        <w:t>Programming languages used</w:t>
-      </w:r>
-    </w:p>
-    <w:p>
-      <w:pPr>
-        <w:pStyle w:val="ListParagraph"/>
-        <w:numPr>
-          <w:ilvl w:val="0"/>
-          <w:numId w:val="12"/>
-        </w:numPr>
-      </w:pPr>
+      <w:bookmarkStart w:id="26" w:name="_Toc226056580"/>
       <w:r>
         <w:t xml:space="preserve">Database server </w:t>
       </w:r>
       <w:r>
         <w:t>and queries</w:t>
       </w:r>
-    </w:p>
-    <w:p>
-      <w:pPr>
-        <w:pStyle w:val="ListParagraph"/>
-        <w:numPr>
-          <w:ilvl w:val="0"/>
-          <w:numId w:val="12"/>
-        </w:numPr>
-      </w:pPr>
-      <w:r>
-        <w:t>Hashing system</w:t>
-      </w:r>
-    </w:p>
-    <w:p>
-      <w:pPr>
-        <w:pStyle w:val="Heading2"/>
-      </w:pPr>
-      <w:bookmarkStart w:id="17" w:name="_Toc225441086"/>
-      <w:r>
-        <w:t>Support Needs</w:t>
-      </w:r>
-      <w:bookmarkEnd w:id="17"/>
-    </w:p>
-    <w:p>
-      <w:pPr>
-        <w:pStyle w:val="ListParagraph"/>
-        <w:numPr>
-          <w:ilvl w:val="0"/>
-          <w:numId w:val="11"/>
-        </w:numPr>
-      </w:pPr>
-      <w:r>
-        <w:t>support needed from the teacher</w:t>
-      </w:r>
+      <w:bookmarkEnd w:id="26"/>
+    </w:p>
+    <w:p>
+      <w:pPr>
+        <w:rPr>
+          <w:lang w:eastAsia="en-US"/>
+        </w:rPr>
+      </w:pPr>
+      <w:r>
+        <w:rPr>
+          <w:lang w:eastAsia="en-US"/>
+        </w:rPr>
+        <w:t xml:space="preserve">The main database server will be called </w:t>
+      </w:r>
+      <w:r>
+        <w:rPr>
+          <w:b/>
+          <w:bCs/>
+          <w:lang w:eastAsia="en-US"/>
+        </w:rPr>
+        <w:t>DB NAME HERE</w:t>
+      </w:r>
+      <w:r>
+        <w:rPr>
+          <w:lang w:eastAsia="en-US"/>
+        </w:rPr>
+        <w:t xml:space="preserve"> and the tables within this server will be small but effective lowering complexity whilst also keeping security.</w:t>
+      </w:r>
+    </w:p>
+    <w:p>
+      <w:pPr>
+        <w:rPr>
+          <w:lang w:eastAsia="en-US"/>
+        </w:rPr>
+      </w:pPr>
+      <w:r>
+        <w:rPr>
+          <w:lang w:eastAsia="en-US"/>
+        </w:rPr>
+        <w:t>The first table will be a user or accounts table in which passwords, emails, usernames, ids are stored alongside the user privilege state.</w:t>
+      </w:r>
+      <w:r>
+        <w:rPr>
+          <w:lang w:eastAsia="en-US"/>
+        </w:rPr>
+        <w:t xml:space="preserve"> The second table will include what games the specific accounts or owns, and the </w:t>
+      </w:r>
+      <w:r>
+        <w:rPr>
+          <w:lang w:eastAsia="en-US"/>
+        </w:rPr>
+        <w:t>third</w:t>
+      </w:r>
+      <w:r>
+        <w:rPr>
+          <w:lang w:eastAsia="en-US"/>
+        </w:rPr>
+        <w:t xml:space="preserve"> table will include a table of all available games within the program. That is used to populate the store.</w:t>
+      </w:r>
+      <w:r>
+        <w:rPr>
+          <w:lang w:eastAsia="en-US"/>
+        </w:rPr>
+        <w:t xml:space="preserve"> The final table is a list of logs that are associated with accounts to determine if multiple login attempts have been made within a short period of time or to determine other security issues for db. users.</w:t>
+      </w:r>
+    </w:p>
+    <w:p>
+      <w:pPr>
+        <w:ind w:left="0"/>
+      </w:pPr>
     </w:p>
     <w:sectPr>
       <w:pgSz w:w="12240" w:h="15840"/>
@@ -4099,6 +5313,119 @@
     </w:lvl>
   </w:abstractNum>
   <w:abstractNum w:abstractNumId="6" w15:restartNumberingAfterBreak="0">
+    <w:nsid w:val="20546388"/>
+    <w:multiLevelType w:val="hybridMultilevel"/>
+    <w:tmpl w:val="4DDEA652"/>
+    <w:lvl w:ilvl="0" w:tplc="10090001">
+      <w:start w:val="1"/>
+      <w:numFmt w:val="bullet"/>
+      <w:lvlText w:val=""/>
+      <w:lvlJc w:val="left"/>
+      <w:pPr>
+        <w:ind w:left="720" w:hanging="360"/>
+      </w:pPr>
+      <w:rPr>
+        <w:rFonts w:ascii="Symbol" w:hAnsi="Symbol" w:hint="default"/>
+      </w:rPr>
+    </w:lvl>
+    <w:lvl w:ilvl="1" w:tplc="10090003" w:tentative="1">
+      <w:start w:val="1"/>
+      <w:numFmt w:val="bullet"/>
+      <w:lvlText w:val="o"/>
+      <w:lvlJc w:val="left"/>
+      <w:pPr>
+        <w:ind w:left="1440" w:hanging="360"/>
+      </w:pPr>
+      <w:rPr>
+        <w:rFonts w:ascii="Courier New" w:hAnsi="Courier New" w:cs="Courier New" w:hint="default"/>
+      </w:rPr>
+    </w:lvl>
+    <w:lvl w:ilvl="2" w:tplc="10090005" w:tentative="1">
+      <w:start w:val="1"/>
+      <w:numFmt w:val="bullet"/>
+      <w:lvlText w:val=""/>
+      <w:lvlJc w:val="left"/>
+      <w:pPr>
+        <w:ind w:left="2160" w:hanging="360"/>
+      </w:pPr>
+      <w:rPr>
+        <w:rFonts w:ascii="Wingdings" w:hAnsi="Wingdings" w:hint="default"/>
+      </w:rPr>
+    </w:lvl>
+    <w:lvl w:ilvl="3" w:tplc="10090001" w:tentative="1">
+      <w:start w:val="1"/>
+      <w:numFmt w:val="bullet"/>
+      <w:lvlText w:val=""/>
+      <w:lvlJc w:val="left"/>
+      <w:pPr>
+        <w:ind w:left="2880" w:hanging="360"/>
+      </w:pPr>
+      <w:rPr>
+        <w:rFonts w:ascii="Symbol" w:hAnsi="Symbol" w:hint="default"/>
+      </w:rPr>
+    </w:lvl>
+    <w:lvl w:ilvl="4" w:tplc="10090003" w:tentative="1">
+      <w:start w:val="1"/>
+      <w:numFmt w:val="bullet"/>
+      <w:lvlText w:val="o"/>
+      <w:lvlJc w:val="left"/>
+      <w:pPr>
+        <w:ind w:left="3600" w:hanging="360"/>
+      </w:pPr>
+      <w:rPr>
+        <w:rFonts w:ascii="Courier New" w:hAnsi="Courier New" w:cs="Courier New" w:hint="default"/>
+      </w:rPr>
+    </w:lvl>
+    <w:lvl w:ilvl="5" w:tplc="10090005" w:tentative="1">
+      <w:start w:val="1"/>
+      <w:numFmt w:val="bullet"/>
+      <w:lvlText w:val=""/>
+      <w:lvlJc w:val="left"/>
+      <w:pPr>
+        <w:ind w:left="4320" w:hanging="360"/>
+      </w:pPr>
+      <w:rPr>
+        <w:rFonts w:ascii="Wingdings" w:hAnsi="Wingdings" w:hint="default"/>
+      </w:rPr>
+    </w:lvl>
+    <w:lvl w:ilvl="6" w:tplc="10090001" w:tentative="1">
+      <w:start w:val="1"/>
+      <w:numFmt w:val="bullet"/>
+      <w:lvlText w:val=""/>
+      <w:lvlJc w:val="left"/>
+      <w:pPr>
+        <w:ind w:left="5040" w:hanging="360"/>
+      </w:pPr>
+      <w:rPr>
+        <w:rFonts w:ascii="Symbol" w:hAnsi="Symbol" w:hint="default"/>
+      </w:rPr>
+    </w:lvl>
+    <w:lvl w:ilvl="7" w:tplc="10090003" w:tentative="1">
+      <w:start w:val="1"/>
+      <w:numFmt w:val="bullet"/>
+      <w:lvlText w:val="o"/>
+      <w:lvlJc w:val="left"/>
+      <w:pPr>
+        <w:ind w:left="5760" w:hanging="360"/>
+      </w:pPr>
+      <w:rPr>
+        <w:rFonts w:ascii="Courier New" w:hAnsi="Courier New" w:cs="Courier New" w:hint="default"/>
+      </w:rPr>
+    </w:lvl>
+    <w:lvl w:ilvl="8" w:tplc="10090005" w:tentative="1">
+      <w:start w:val="1"/>
+      <w:numFmt w:val="bullet"/>
+      <w:lvlText w:val=""/>
+      <w:lvlJc w:val="left"/>
+      <w:pPr>
+        <w:ind w:left="6480" w:hanging="360"/>
+      </w:pPr>
+      <w:rPr>
+        <w:rFonts w:ascii="Wingdings" w:hAnsi="Wingdings" w:hint="default"/>
+      </w:rPr>
+    </w:lvl>
+  </w:abstractNum>
+  <w:abstractNum w:abstractNumId="7" w15:restartNumberingAfterBreak="0">
     <w:nsid w:val="313753C4"/>
     <w:multiLevelType w:val="hybridMultilevel"/>
     <w:tmpl w:val="8C16B4BC"/>
@@ -4211,7 +5538,7 @@
       </w:rPr>
     </w:lvl>
   </w:abstractNum>
-  <w:abstractNum w:abstractNumId="7" w15:restartNumberingAfterBreak="0">
+  <w:abstractNum w:abstractNumId="8" w15:restartNumberingAfterBreak="0">
     <w:nsid w:val="34B712C0"/>
     <w:multiLevelType w:val="hybridMultilevel"/>
     <w:tmpl w:val="08FCFBA6"/>
@@ -4324,7 +5651,7 @@
       </w:rPr>
     </w:lvl>
   </w:abstractNum>
-  <w:abstractNum w:abstractNumId="8" w15:restartNumberingAfterBreak="0">
+  <w:abstractNum w:abstractNumId="9" w15:restartNumberingAfterBreak="0">
     <w:nsid w:val="36BA2FE3"/>
     <w:multiLevelType w:val="hybridMultilevel"/>
     <w:tmpl w:val="915ABCD2"/>
@@ -4437,7 +5764,7 @@
       </w:rPr>
     </w:lvl>
   </w:abstractNum>
-  <w:abstractNum w:abstractNumId="9" w15:restartNumberingAfterBreak="0">
+  <w:abstractNum w:abstractNumId="10" w15:restartNumberingAfterBreak="0">
     <w:nsid w:val="46D51D5E"/>
     <w:multiLevelType w:val="hybridMultilevel"/>
     <w:tmpl w:val="A3488424"/>
@@ -4523,7 +5850,7 @@
       </w:pPr>
     </w:lvl>
   </w:abstractNum>
-  <w:abstractNum w:abstractNumId="10" w15:restartNumberingAfterBreak="0">
+  <w:abstractNum w:abstractNumId="11" w15:restartNumberingAfterBreak="0">
     <w:nsid w:val="600D0A9B"/>
     <w:multiLevelType w:val="hybridMultilevel"/>
     <w:tmpl w:val="F5CAF0C6"/>
@@ -4636,7 +5963,7 @@
       </w:rPr>
     </w:lvl>
   </w:abstractNum>
-  <w:abstractNum w:abstractNumId="11" w15:restartNumberingAfterBreak="0">
+  <w:abstractNum w:abstractNumId="12" w15:restartNumberingAfterBreak="0">
     <w:nsid w:val="63017B7A"/>
     <w:multiLevelType w:val="hybridMultilevel"/>
     <w:tmpl w:val="70AE5A82"/>
@@ -4749,7 +6076,7 @@
       </w:rPr>
     </w:lvl>
   </w:abstractNum>
-  <w:abstractNum w:abstractNumId="12" w15:restartNumberingAfterBreak="0">
+  <w:abstractNum w:abstractNumId="13" w15:restartNumberingAfterBreak="0">
     <w:nsid w:val="730D0924"/>
     <w:multiLevelType w:val="hybridMultilevel"/>
     <w:tmpl w:val="C7187416"/>
@@ -4863,28 +6190,28 @@
     </w:lvl>
   </w:abstractNum>
   <w:num w:numId="1" w16cid:durableId="335887225">
-    <w:abstractNumId w:val="9"/>
+    <w:abstractNumId w:val="10"/>
   </w:num>
   <w:num w:numId="2" w16cid:durableId="1806311288">
     <w:abstractNumId w:val="2"/>
   </w:num>
   <w:num w:numId="3" w16cid:durableId="879127564">
-    <w:abstractNumId w:val="10"/>
+    <w:abstractNumId w:val="11"/>
   </w:num>
   <w:num w:numId="4" w16cid:durableId="257838733">
-    <w:abstractNumId w:val="8"/>
+    <w:abstractNumId w:val="9"/>
   </w:num>
   <w:num w:numId="5" w16cid:durableId="1354650651">
-    <w:abstractNumId w:val="11"/>
+    <w:abstractNumId w:val="12"/>
   </w:num>
   <w:num w:numId="6" w16cid:durableId="1111365763">
     <w:abstractNumId w:val="3"/>
   </w:num>
   <w:num w:numId="7" w16cid:durableId="1740054252">
-    <w:abstractNumId w:val="12"/>
+    <w:abstractNumId w:val="13"/>
   </w:num>
   <w:num w:numId="8" w16cid:durableId="282463570">
-    <w:abstractNumId w:val="7"/>
+    <w:abstractNumId w:val="8"/>
   </w:num>
   <w:num w:numId="9" w16cid:durableId="1310358449">
     <w:abstractNumId w:val="5"/>
@@ -4896,10 +6223,13 @@
     <w:abstractNumId w:val="4"/>
   </w:num>
   <w:num w:numId="12" w16cid:durableId="924919724">
-    <w:abstractNumId w:val="6"/>
+    <w:abstractNumId w:val="7"/>
   </w:num>
   <w:num w:numId="13" w16cid:durableId="1863669041">
     <w:abstractNumId w:val="1"/>
+  </w:num>
+  <w:num w:numId="14" w16cid:durableId="1877738286">
+    <w:abstractNumId w:val="6"/>
   </w:num>
 </w:numbering>
 </file>

--- a/Lab_05.docx
+++ b/Lab_05.docx
@@ -3213,30 +3213,8 @@
           <w:lang w:eastAsia="en-US"/>
         </w:rPr>
         <w:tab/>
-        <w:t xml:space="preserve">EX: </w:t>
-      </w:r>
-      <w:proofErr w:type="gramStart"/>
-      <w:r>
-        <w:rPr>
-          <w:lang w:eastAsia="en-US"/>
-        </w:rPr>
-        <w:t>as:A</w:t>
-      </w:r>
-      <w:proofErr w:type="gramEnd"/>
-      <w:r>
-        <w:rPr>
-          <w:lang w:eastAsia="en-US"/>
-        </w:rPr>
-        <w:t>&gt;#R</w:t>
-      </w:r>
-      <w:proofErr w:type="gramStart"/>
-      <w:r>
-        <w:rPr>
-          <w:lang w:eastAsia="en-US"/>
-        </w:rPr>
-        <w:t>”:Aasdk</w:t>
-      </w:r>
-      <w:proofErr w:type="gramEnd"/>
+        <w:t>EX: as:A&gt;#R”:Aasdk</w:t>
+      </w:r>
     </w:p>
     <w:p>
       <w:pPr>
@@ -3364,15 +3342,7 @@
         <w:t>:</w:t>
       </w:r>
       <w:r>
-        <w:t xml:space="preserve"> will protect users accounts by sending a code to </w:t>
-      </w:r>
-      <w:proofErr w:type="gramStart"/>
-      <w:r>
-        <w:t>a</w:t>
-      </w:r>
-      <w:proofErr w:type="gramEnd"/>
-      <w:r>
-        <w:t xml:space="preserve"> email or phone after a successful login to stop hackers who have found out the password from entering the account. </w:t>
+        <w:t xml:space="preserve"> will protect users accounts by sending a code to a email or phone after a successful login to stop hackers who have found out the password from entering the account. </w:t>
       </w:r>
     </w:p>
     <w:p>
@@ -3425,15 +3395,7 @@
         <w:t xml:space="preserve">Using regex and validation checks </w:t>
       </w:r>
       <w:r>
-        <w:t xml:space="preserve">to remove white space and illegal characters such </w:t>
-      </w:r>
-      <w:proofErr w:type="gramStart"/>
-      <w:r>
-        <w:t>as ;</w:t>
-      </w:r>
-      <w:proofErr w:type="gramEnd"/>
-      <w:r>
-        <w:t xml:space="preserve"> or &lt;&gt;. This way no query syntax characters enter the database.</w:t>
+        <w:t>to remove white space and illegal characters such as ; or &lt;&gt;. This way no query syntax characters enter the database.</w:t>
       </w:r>
     </w:p>
     <w:p>
@@ -3811,21 +3773,7 @@
         <w:rPr>
           <w:lang w:eastAsia="en-US"/>
         </w:rPr>
-        <w:t xml:space="preserve"> This will also bring up the use of further procedures or tables within the SQL database should they be needed making </w:t>
-      </w:r>
-      <w:proofErr w:type="gramStart"/>
-      <w:r>
-        <w:rPr>
-          <w:lang w:eastAsia="en-US"/>
-        </w:rPr>
-        <w:t>it</w:t>
-      </w:r>
-      <w:proofErr w:type="gramEnd"/>
-      <w:r>
-        <w:rPr>
-          <w:lang w:eastAsia="en-US"/>
-        </w:rPr>
-        <w:t xml:space="preserve"> so we don’t have to return to the SQL multiple times to see if certain tables are needed to be updated or not.</w:t>
+        <w:t xml:space="preserve"> This will also bring up the use of further procedures or tables within the SQL database should they be needed making it so we don’t have to return to the SQL multiple times to see if certain tables are needed to be updated or not.</w:t>
       </w:r>
     </w:p>
     <w:p>
@@ -4373,21 +4321,7 @@
           <w:lang w:eastAsia="en-US"/>
         </w:rPr>
         <w:tab/>
-        <w:t xml:space="preserve">Relearning how to create rest Api’s once again after being away from them for so long lead to some growing pains as we reimbursed ourselves in connecting </w:t>
-      </w:r>
-      <w:proofErr w:type="gramStart"/>
-      <w:r>
-        <w:rPr>
-          <w:lang w:eastAsia="en-US"/>
-        </w:rPr>
-        <w:t>a</w:t>
-      </w:r>
-      <w:proofErr w:type="gramEnd"/>
-      <w:r>
-        <w:rPr>
-          <w:lang w:eastAsia="en-US"/>
-        </w:rPr>
-        <w:t xml:space="preserve"> Api to an SQL server. The syntax for [HTTP] requests specifically gave us a small challenge as they aren’t as easily picked up on compared to the rest of the c# coding language. </w:t>
+        <w:t xml:space="preserve">Relearning how to create rest Api’s once again after being away from them for so long lead to some growing pains as we reimbursed ourselves in connecting a Api to an SQL server. The syntax for [HTTP] requests specifically gave us a small challenge as they aren’t as easily picked up on compared to the rest of the c# coding language. </w:t>
       </w:r>
     </w:p>
     <w:p>
@@ -4594,11 +4528,9 @@
       </w:r>
       <w:r>
         <w:rPr>
-          <w:b/>
-          <w:bCs/>
-          <w:lang w:eastAsia="en-US"/>
-        </w:rPr>
-        <w:t>DB NAME HERE</w:t>
+          <w:lang w:eastAsia="en-US"/>
+        </w:rPr>
+        <w:t>Mist</w:t>
       </w:r>
       <w:r>
         <w:rPr>
@@ -4606,13 +4538,12 @@
         </w:rPr>
         <w:t xml:space="preserve"> and the tables within this server will be small but effective lowering complexity whilst also keeping security.</w:t>
       </w:r>
-    </w:p>
-    <w:p>
-      <w:pPr>
-        <w:rPr>
-          <w:lang w:eastAsia="en-US"/>
-        </w:rPr>
-      </w:pPr>
+      <w:r>
+        <w:rPr>
+          <w:lang w:eastAsia="en-US"/>
+        </w:rPr>
+        <w:t xml:space="preserve"> </w:t>
+      </w:r>
       <w:r>
         <w:rPr>
           <w:lang w:eastAsia="en-US"/>
